--- a/12_markdown.docx
+++ b/12_markdown.docx
@@ -125,7 +125,7 @@
         <w:br/>
       </w:r>
       <w:r>
-        <w:t xml:space="preserve">ANSWER:</w:t>
+        <w:t xml:space="preserve">ANSWER: It creates a new file but it looks like it is in a different format. This file is formatted as .rmd instead of a .R</w:t>
       </w:r>
     </w:p>
     <w:p>
@@ -237,7 +237,7 @@
         <w:t xml:space="preserve"> </w:t>
       </w:r>
       <w:r>
-        <w:t xml:space="preserve">ANSWER:</w:t>
+        <w:t xml:space="preserve">ANSWER: rmarkdown is needed because it will have the essential functions to compress the code into a presentable file that will easily translate the findings. knitr, allows the output of the code to be accessable in the final document such as graphs and figures. tinytex allows the code to be converted into pdfs</w:t>
       </w:r>
     </w:p>
     <w:p>
@@ -361,7 +361,7 @@
         <w:t xml:space="preserve"> </w:t>
       </w:r>
       <w:r>
-        <w:t xml:space="preserve">ANSWER:</w:t>
+        <w:t xml:space="preserve">ANSWER: It provides a place where external information such as the author or title of the document to be located. It tells R what the format of the document should look like when exported. It will be a main reference point once knitting begins.</w:t>
       </w:r>
     </w:p>
     <w:p>
@@ -435,7 +435,7 @@
         <w:t xml:space="preserve"> </w:t>
       </w:r>
       <w:r>
-        <w:t xml:space="preserve">ANSWER:</w:t>
+        <w:t xml:space="preserve">ANSWER: A pop-up window with the html file with the title and the author provided in blue text.</w:t>
       </w:r>
     </w:p>
     <w:p>
@@ -449,7 +449,7 @@
         <w:t xml:space="preserve"> </w:t>
       </w:r>
       <w:r>
-        <w:t xml:space="preserve">ANSWER:</w:t>
+        <w:t xml:space="preserve">ANSWER: a html file is created!</w:t>
       </w:r>
     </w:p>
     <w:p>
@@ -483,7 +483,7 @@
         <w:t xml:space="preserve"> </w:t>
       </w:r>
       <w:r>
-        <w:t xml:space="preserve">ANSWER:</w:t>
+        <w:t xml:space="preserve">ANSWER: It is a pop up window that is lacking the output and the date. It does have a title and me as the author!</w:t>
       </w:r>
     </w:p>
     <w:p>
@@ -625,7 +625,22 @@
         <w:br/>
       </w:r>
       <w:r>
-        <w:t xml:space="preserve">ANSWER:</w:t>
+        <w:t xml:space="preserve">ANSWER: Formatting a Report Using RMarkdown Syntax</w:t>
+      </w:r>
+      <w:r>
+        <w:rPr>
+          <w:rStyle w:val="VerbatimChar"/>
+        </w:rPr>
+        <w:t xml:space="preserve">compared to the line</w:t>
+      </w:r>
+      <w:r>
+        <w:t xml:space="preserve">Objective: learn to format how your document appears in the output of your choice`?</w:t>
+      </w:r>
+      <w:r>
+        <w:br/>
+      </w:r>
+      <w:r>
+        <w:t xml:space="preserve">ANSWER:In the section 2, there is a hashtag leading the line while in objective, there is no hashtag present. I’m assuming this makes the section 2 heading, bigger and in a different color (blue)</w:t>
       </w:r>
     </w:p>
     <w:p>
@@ -733,7 +748,7 @@
         <w:br/>
       </w:r>
       <w:r>
-        <w:t xml:space="preserve">ANSWER:</w:t>
+        <w:t xml:space="preserve">ANSWER: It takes many hashtags to get smaller and smaller results for the lines and the characteristics are changed. for example, line 6 is grey and italisizes. While line 4 is blue and italisizes as well.</w:t>
       </w:r>
     </w:p>
     <w:p>
@@ -763,7 +778,7 @@
         <w:br/>
       </w:r>
       <w:r>
-        <w:t xml:space="preserve">ANSWER:</w:t>
+        <w:t xml:space="preserve">ANSWER: The lowest amount, so 1 # would lead to the biggest font.</w:t>
       </w:r>
     </w:p>
     <w:p>
@@ -785,7 +800,7 @@
         <w:br/>
       </w:r>
       <w:r>
-        <w:t xml:space="preserve">ANSWER:</w:t>
+        <w:t xml:space="preserve">ANSWER: No, they are different in color as well as being different in italization.</w:t>
       </w:r>
     </w:p>
     <w:p>

--- a/12_markdown.docx
+++ b/12_markdown.docx
@@ -857,7 +857,7 @@
         <w:br/>
       </w:r>
       <w:r>
-        <w:t xml:space="preserve">ANSWER:</w:t>
+        <w:t xml:space="preserve">ANSWER: yes, the formats of the lines are only different by size versus colors from the word document before.</w:t>
       </w:r>
     </w:p>
     <w:p>
@@ -1117,6 +1117,18 @@
         <w:pStyle w:val="BodyText"/>
       </w:pPr>
       <w:r>
+        <w:rPr>
+          <w:i/>
+          <w:iCs/>
+        </w:rPr>
+        <w:t xml:space="preserve">Line 1: This is an example to show how to make text italics</w:t>
+      </w:r>
+    </w:p>
+    <w:p>
+      <w:pPr>
+        <w:pStyle w:val="BodyText"/>
+      </w:pPr>
+      <w:r>
         <w:br/>
       </w:r>
     </w:p>
@@ -1151,6 +1163,18 @@
         <w:pStyle w:val="BodyText"/>
       </w:pPr>
       <w:r>
+        <w:rPr>
+          <w:i/>
+          <w:iCs/>
+        </w:rPr>
+        <w:t xml:space="preserve">[Line 1: This is an example to show how to make text italics]</w:t>
+      </w:r>
+    </w:p>
+    <w:p>
+      <w:pPr>
+        <w:pStyle w:val="BodyText"/>
+      </w:pPr>
+      <w:r>
         <w:br/>
       </w:r>
     </w:p>
@@ -1197,6 +1221,22 @@
         <w:pStyle w:val="BodyText"/>
       </w:pPr>
       <w:r>
+        <w:rPr>
+          <w:i/>
+          <w:iCs/>
+        </w:rPr>
+        <w:t xml:space="preserve">My name is Arnav Pandey. I am currently enrolled in Biological Data Wrangling and Visualization (BIO 457/657).This is a TASK: to use RMarkdown to make a text output italics.</w:t>
+      </w:r>
+    </w:p>
+    <w:p>
+      <w:pPr>
+        <w:pStyle w:val="BodyText"/>
+      </w:pPr>
+      <w:r>
+        <w:rPr>
+          <w:i/>
+          <w:iCs/>
+        </w:rPr>
         <w:t xml:space="preserve">My name is Arnav Pandey. I am currently enrolled in Biological Data Wrangling and Visualization (BIO 457/657).This is a TASK: to use RMarkdown to make a text output italics.</w:t>
       </w:r>
     </w:p>
@@ -1275,7 +1315,7 @@
         <w:br/>
       </w:r>
       <w:r>
-        <w:t xml:space="preserve">ANSWER:</w:t>
+        <w:t xml:space="preserve">ANSWER: Line 2 gave a bold text.</w:t>
       </w:r>
     </w:p>
     <w:p>

--- a/12_markdown.docx
+++ b/12_markdown.docx
@@ -1484,7 +1484,46 @@
         <w:br/>
       </w:r>
       <w:r>
-        <w:t xml:space="preserve">My name is Arnav Pandey. I am currently enrolled in Biological Data Wrangling and Visualization (BIO 457/657). This is a TASK: to use RMarkdown to make a text output bold.</w:t>
+        <w:t xml:space="preserve">My name is</w:t>
+      </w:r>
+      <w:r>
+        <w:t xml:space="preserve"> </w:t>
+      </w:r>
+      <w:r>
+        <w:rPr>
+          <w:b/>
+          <w:bCs/>
+        </w:rPr>
+        <w:t xml:space="preserve">Arnav Pandey</w:t>
+      </w:r>
+      <w:r>
+        <w:t xml:space="preserve">. I am currently enrolled in Biological</w:t>
+      </w:r>
+      <w:r>
+        <w:t xml:space="preserve"> </w:t>
+      </w:r>
+      <w:r>
+        <w:rPr>
+          <w:b/>
+          <w:bCs/>
+        </w:rPr>
+        <w:t xml:space="preserve">Data Wrangling and Visualization (BIO 457/657)</w:t>
+      </w:r>
+      <w:r>
+        <w:t xml:space="preserve">. This is a TASK: to use</w:t>
+      </w:r>
+      <w:r>
+        <w:t xml:space="preserve"> </w:t>
+      </w:r>
+      <w:r>
+        <w:rPr>
+          <w:b/>
+          <w:bCs/>
+        </w:rPr>
+        <w:t xml:space="preserve">RMarkdown to make a text output bold</w:t>
+      </w:r>
+      <w:r>
+        <w:t xml:space="preserve">.</w:t>
       </w:r>
     </w:p>
     <w:p>
@@ -1602,7 +1641,55 @@
         <w:br/>
       </w:r>
       <w:r>
-        <w:t xml:space="preserve">My name is Arnav Pandey. I am currently enrolled in Biological Data Wrangling and Visualization (BIO 457/657). This is a TASK: to use RMarkdown to make a text output bold.</w:t>
+        <w:t xml:space="preserve">My name is</w:t>
+      </w:r>
+      <w:r>
+        <w:t xml:space="preserve"> </w:t>
+      </w:r>
+      <w:r>
+        <w:rPr>
+          <w:b/>
+          <w:bCs/>
+          <w:i/>
+          <w:iCs/>
+        </w:rPr>
+        <w:t xml:space="preserve">Arnav Pandey</w:t>
+      </w:r>
+      <w:r>
+        <w:t xml:space="preserve">. I am currently enrolled in Biological</w:t>
+      </w:r>
+      <w:r>
+        <w:t xml:space="preserve"> </w:t>
+      </w:r>
+      <w:r>
+        <w:rPr>
+          <w:b/>
+          <w:bCs/>
+          <w:i/>
+          <w:iCs/>
+        </w:rPr>
+        <w:t xml:space="preserve">Data Wrangling and Visualization (BIO 457/657)</w:t>
+      </w:r>
+      <w:r>
+        <w:t xml:space="preserve">. This is a TASK: to use</w:t>
+      </w:r>
+      <w:r>
+        <w:t xml:space="preserve"> </w:t>
+      </w:r>
+      <w:r>
+        <w:rPr>
+          <w:b/>
+          <w:bCs/>
+          <w:i/>
+          <w:iCs/>
+        </w:rPr>
+        <w:t xml:space="preserve">RMarkdown</w:t>
+      </w:r>
+      <w:r>
+        <w:t xml:space="preserve"> </w:t>
+      </w:r>
+      <w:r>
+        <w:t xml:space="preserve">to make a text output bold.</w:t>
       </w:r>
     </w:p>
     <w:p>
@@ -1931,110 +2018,6 @@
     </w:p>
     <w:p>
       <w:pPr>
-        <w:pStyle w:val="BodyText"/>
-      </w:pPr>
-      <w:r>
-        <w:t xml:space="preserve">…………………….</w:t>
-      </w:r>
-    </w:p>
-    <w:bookmarkEnd w:id="35"/>
-    <w:bookmarkStart w:id="36" w:name="numbered-list"/>
-    <w:p>
-      <w:pPr>
-        <w:pStyle w:val="Heading2"/>
-      </w:pPr>
-      <w:r>
-        <w:t xml:space="preserve">2.6 Numbered List</w:t>
-      </w:r>
-    </w:p>
-    <w:p>
-      <w:pPr>
-        <w:pStyle w:val="FirstParagraph"/>
-      </w:pPr>
-      <w:r>
-        <w:t xml:space="preserve">…………………….</w:t>
-      </w:r>
-    </w:p>
-    <w:p>
-      <w:pPr>
-        <w:pStyle w:val="BodyText"/>
-      </w:pPr>
-      <w:r>
-        <w:t xml:space="preserve">Getting a numbered list is even easier compared to unordered or bulleted list.</w:t>
-      </w:r>
-      <w:r>
-        <w:t xml:space="preserve"> </w:t>
-      </w:r>
-      <w:r>
-        <w:t xml:space="preserve">To generate a numbered list, you can follow these steps.</w:t>
-      </w:r>
-      <w:r>
-        <w:t xml:space="preserve"> </w:t>
-      </w:r>
-      <w:r>
-        <w:t xml:space="preserve">Step 1: Leave an empty line before list.</w:t>
-      </w:r>
-      <w:r>
-        <w:t xml:space="preserve"> </w:t>
-      </w:r>
-      <w:r>
-        <w:t xml:space="preserve">Step 2: Use uppercase/lowercase English alphabets, Arabic numerals, uppercase or lowercase roman numerals followed by space before you write your list item. Be consistent how you want to list.</w:t>
-      </w:r>
-      <w:r>
-        <w:t xml:space="preserve"> </w:t>
-      </w:r>
-      <w:r>
-        <w:t xml:space="preserve">Step 3: To add another item, leave two spaces at the end of the previous item and go to a new line below and repeat Step 2.</w:t>
-      </w:r>
-    </w:p>
-    <w:p>
-      <w:pPr>
-        <w:pStyle w:val="BodyText"/>
-      </w:pPr>
-      <w:r>
-        <w:t xml:space="preserve">I. Apple</w:t>
-      </w:r>
-      <w:r>
-        <w:br/>
-      </w:r>
-      <w:r>
-        <w:t xml:space="preserve">II. Banana</w:t>
-      </w:r>
-      <w:r>
-        <w:br/>
-      </w:r>
-      <w:r>
-        <w:t xml:space="preserve">III. Raspberry</w:t>
-      </w:r>
-    </w:p>
-    <w:p>
-      <w:pPr>
-        <w:pStyle w:val="BodyText"/>
-      </w:pPr>
-      <w:r>
-        <w:br/>
-      </w:r>
-    </w:p>
-    <w:p>
-      <w:pPr>
-        <w:pStyle w:val="BodyText"/>
-      </w:pPr>
-      <w:r>
-        <w:t xml:space="preserve">You can also nest subitems within an item. If you want a nested list as such, just indent the subitem that you want within an item with three spaces. You can use different order format for your subitems than your primary item as well. Below is an example of it.</w:t>
-      </w:r>
-      <w:r>
-        <w:t xml:space="preserve"> </w:t>
-      </w:r>
-      <w:r>
-        <w:rPr>
-          <w:b/>
-          <w:bCs/>
-        </w:rPr>
-        <w:t xml:space="preserve">Please be careful with spaces!</w:t>
-      </w:r>
-    </w:p>
-    <w:p>
-      <w:pPr>
         <w:pStyle w:val="Compact"/>
         <w:numPr>
           <w:ilvl w:val="0"/>
@@ -2135,6 +2118,278 @@
         <w:numPr>
           <w:ilvl w:val="0"/>
           <w:numId w:val="1004"/>
+        </w:numPr>
+      </w:pPr>
+      <w:r>
+        <w:t xml:space="preserve">Papaya</w:t>
+      </w:r>
+    </w:p>
+    <w:p>
+      <w:pPr>
+        <w:pStyle w:val="Compact"/>
+        <w:numPr>
+          <w:ilvl w:val="0"/>
+          <w:numId w:val="1004"/>
+        </w:numPr>
+      </w:pPr>
+      <w:r>
+        <w:t xml:space="preserve">Melon</w:t>
+      </w:r>
+    </w:p>
+    <w:p>
+      <w:pPr>
+        <w:pStyle w:val="Compact"/>
+        <w:numPr>
+          <w:ilvl w:val="1"/>
+          <w:numId w:val="1006"/>
+        </w:numPr>
+      </w:pPr>
+      <w:r>
+        <w:t xml:space="preserve">Watermelon</w:t>
+      </w:r>
+    </w:p>
+    <w:p>
+      <w:pPr>
+        <w:pStyle w:val="Compact"/>
+        <w:numPr>
+          <w:ilvl w:val="1"/>
+          <w:numId w:val="1006"/>
+        </w:numPr>
+      </w:pPr>
+      <w:r>
+        <w:t xml:space="preserve">Earthmelon</w:t>
+      </w:r>
+    </w:p>
+    <w:p>
+      <w:pPr>
+        <w:pStyle w:val="Compact"/>
+        <w:numPr>
+          <w:ilvl w:val="1"/>
+          <w:numId w:val="1006"/>
+        </w:numPr>
+      </w:pPr>
+      <w:r>
+        <w:t xml:space="preserve">Firemelon</w:t>
+      </w:r>
+    </w:p>
+    <w:p>
+      <w:pPr>
+        <w:pStyle w:val="Compact"/>
+        <w:numPr>
+          <w:ilvl w:val="1"/>
+          <w:numId w:val="1006"/>
+        </w:numPr>
+      </w:pPr>
+      <w:r>
+        <w:t xml:space="preserve">Airmelon</w:t>
+      </w:r>
+    </w:p>
+    <w:p>
+      <w:pPr>
+        <w:pStyle w:val="FirstParagraph"/>
+      </w:pPr>
+      <w:r>
+        <w:t xml:space="preserve">…………………….</w:t>
+      </w:r>
+    </w:p>
+    <w:bookmarkEnd w:id="35"/>
+    <w:bookmarkStart w:id="36" w:name="numbered-list"/>
+    <w:p>
+      <w:pPr>
+        <w:pStyle w:val="Heading2"/>
+      </w:pPr>
+      <w:r>
+        <w:t xml:space="preserve">2.6 Numbered List</w:t>
+      </w:r>
+    </w:p>
+    <w:p>
+      <w:pPr>
+        <w:pStyle w:val="FirstParagraph"/>
+      </w:pPr>
+      <w:r>
+        <w:t xml:space="preserve">…………………….</w:t>
+      </w:r>
+    </w:p>
+    <w:p>
+      <w:pPr>
+        <w:pStyle w:val="BodyText"/>
+      </w:pPr>
+      <w:r>
+        <w:t xml:space="preserve">Getting a numbered list is even easier compared to unordered or bulleted list.</w:t>
+      </w:r>
+      <w:r>
+        <w:t xml:space="preserve"> </w:t>
+      </w:r>
+      <w:r>
+        <w:t xml:space="preserve">To generate a numbered list, you can follow these steps.</w:t>
+      </w:r>
+      <w:r>
+        <w:t xml:space="preserve"> </w:t>
+      </w:r>
+      <w:r>
+        <w:t xml:space="preserve">Step 1: Leave an empty line before list.</w:t>
+      </w:r>
+      <w:r>
+        <w:t xml:space="preserve"> </w:t>
+      </w:r>
+      <w:r>
+        <w:t xml:space="preserve">Step 2: Use uppercase/lowercase English alphabets, Arabic numerals, uppercase or lowercase roman numerals followed by space before you write your list item. Be consistent how you want to list.</w:t>
+      </w:r>
+      <w:r>
+        <w:t xml:space="preserve"> </w:t>
+      </w:r>
+      <w:r>
+        <w:t xml:space="preserve">Step 3: To add another item, leave two spaces at the end of the previous item and go to a new line below and repeat Step 2.</w:t>
+      </w:r>
+    </w:p>
+    <w:p>
+      <w:pPr>
+        <w:pStyle w:val="BodyText"/>
+      </w:pPr>
+      <w:r>
+        <w:t xml:space="preserve">I. Apple</w:t>
+      </w:r>
+      <w:r>
+        <w:br/>
+      </w:r>
+      <w:r>
+        <w:t xml:space="preserve">II. Banana</w:t>
+      </w:r>
+      <w:r>
+        <w:br/>
+      </w:r>
+      <w:r>
+        <w:t xml:space="preserve">III. Raspberry</w:t>
+      </w:r>
+    </w:p>
+    <w:p>
+      <w:pPr>
+        <w:pStyle w:val="BodyText"/>
+      </w:pPr>
+      <w:r>
+        <w:br/>
+      </w:r>
+    </w:p>
+    <w:p>
+      <w:pPr>
+        <w:pStyle w:val="BodyText"/>
+      </w:pPr>
+      <w:r>
+        <w:t xml:space="preserve">You can also nest subitems within an item. If you want a nested list as such, just indent the subitem that you want within an item with three spaces. You can use different order format for your subitems than your primary item as well. Below is an example of it.</w:t>
+      </w:r>
+      <w:r>
+        <w:t xml:space="preserve"> </w:t>
+      </w:r>
+      <w:r>
+        <w:rPr>
+          <w:b/>
+          <w:bCs/>
+        </w:rPr>
+        <w:t xml:space="preserve">Please be careful with spaces!</w:t>
+      </w:r>
+    </w:p>
+    <w:p>
+      <w:pPr>
+        <w:pStyle w:val="Compact"/>
+        <w:numPr>
+          <w:ilvl w:val="0"/>
+          <w:numId w:val="1007"/>
+        </w:numPr>
+      </w:pPr>
+      <w:r>
+        <w:t xml:space="preserve">Apple</w:t>
+      </w:r>
+    </w:p>
+    <w:p>
+      <w:pPr>
+        <w:pStyle w:val="Compact"/>
+        <w:numPr>
+          <w:ilvl w:val="0"/>
+          <w:numId w:val="1007"/>
+        </w:numPr>
+      </w:pPr>
+      <w:r>
+        <w:t xml:space="preserve">Banana</w:t>
+      </w:r>
+    </w:p>
+    <w:p>
+      <w:pPr>
+        <w:pStyle w:val="Compact"/>
+        <w:numPr>
+          <w:ilvl w:val="0"/>
+          <w:numId w:val="1007"/>
+        </w:numPr>
+      </w:pPr>
+      <w:r>
+        <w:t xml:space="preserve">Berries</w:t>
+      </w:r>
+    </w:p>
+    <w:p>
+      <w:pPr>
+        <w:pStyle w:val="Compact"/>
+        <w:numPr>
+          <w:ilvl w:val="1"/>
+          <w:numId w:val="1008"/>
+        </w:numPr>
+      </w:pPr>
+      <w:r>
+        <w:t xml:space="preserve">Blueberries</w:t>
+      </w:r>
+    </w:p>
+    <w:p>
+      <w:pPr>
+        <w:pStyle w:val="Compact"/>
+        <w:numPr>
+          <w:ilvl w:val="1"/>
+          <w:numId w:val="1008"/>
+        </w:numPr>
+      </w:pPr>
+      <w:r>
+        <w:t xml:space="preserve">Strawberries</w:t>
+      </w:r>
+    </w:p>
+    <w:p>
+      <w:pPr>
+        <w:pStyle w:val="Compact"/>
+        <w:numPr>
+          <w:ilvl w:val="1"/>
+          <w:numId w:val="1008"/>
+        </w:numPr>
+      </w:pPr>
+      <w:r>
+        <w:t xml:space="preserve">Raspberries</w:t>
+      </w:r>
+    </w:p>
+    <w:p>
+      <w:pPr>
+        <w:pStyle w:val="Compact"/>
+        <w:numPr>
+          <w:ilvl w:val="1"/>
+          <w:numId w:val="1008"/>
+        </w:numPr>
+      </w:pPr>
+      <w:r>
+        <w:t xml:space="preserve">Blackberries</w:t>
+      </w:r>
+    </w:p>
+    <w:p>
+      <w:pPr>
+        <w:pStyle w:val="Compact"/>
+        <w:numPr>
+          <w:ilvl w:val="1"/>
+          <w:numId w:val="1008"/>
+        </w:numPr>
+      </w:pPr>
+      <w:r>
+        <w:t xml:space="preserve">Cranberries</w:t>
+      </w:r>
+    </w:p>
+    <w:p>
+      <w:pPr>
+        <w:pStyle w:val="Compact"/>
+        <w:numPr>
+          <w:ilvl w:val="0"/>
+          <w:numId w:val="1007"/>
         </w:numPr>
       </w:pPr>
       <w:r>
@@ -5678,7 +5933,7 @@
         <w:pStyle w:val="Compact"/>
         <w:numPr>
           <w:ilvl w:val="0"/>
-          <w:numId w:val="1006"/>
+          <w:numId w:val="1009"/>
         </w:numPr>
       </w:pPr>
       <w:r>
@@ -5696,7 +5951,7 @@
         <w:pStyle w:val="Compact"/>
         <w:numPr>
           <w:ilvl w:val="0"/>
-          <w:numId w:val="1006"/>
+          <w:numId w:val="1009"/>
         </w:numPr>
       </w:pPr>
       <w:r>
@@ -8735,256 +8990,11 @@
         <w:pStyle w:val="Compact"/>
         <w:numPr>
           <w:ilvl w:val="0"/>
-          <w:numId w:val="1007"/>
+          <w:numId w:val="1010"/>
         </w:numPr>
       </w:pPr>
       <w:r>
         <w:t xml:space="preserve">What dataset did you use?</w:t>
-      </w:r>
-    </w:p>
-    <w:p>
-      <w:pPr>
-        <w:pStyle w:val="Compact"/>
-        <w:numPr>
-          <w:ilvl w:val="0"/>
-          <w:numId w:val="1007"/>
-        </w:numPr>
-      </w:pPr>
-      <w:r>
-        <w:t xml:space="preserve">What visualizations or analyses did you create?</w:t>
-      </w:r>
-    </w:p>
-    <w:p>
-      <w:pPr>
-        <w:pStyle w:val="Compact"/>
-        <w:numPr>
-          <w:ilvl w:val="0"/>
-          <w:numId w:val="1007"/>
-        </w:numPr>
-      </w:pPr>
-      <w:r>
-        <w:t xml:space="preserve">What improvements did you make to the report in Section 5?</w:t>
-      </w:r>
-    </w:p>
-    <w:p>
-      <w:pPr>
-        <w:pStyle w:val="Compact"/>
-        <w:numPr>
-          <w:ilvl w:val="0"/>
-          <w:numId w:val="1007"/>
-        </w:numPr>
-      </w:pPr>
-      <w:r>
-        <w:t xml:space="preserve">Why is R Markdown useful for communicating data?</w:t>
-      </w:r>
-    </w:p>
-    <w:p>
-      <w:pPr>
-        <w:pStyle w:val="FirstParagraph"/>
-      </w:pPr>
-      <w:r>
-        <w:rPr>
-          <w:b/>
-          <w:bCs/>
-        </w:rPr>
-        <w:t xml:space="preserve">Your conclusion:</w:t>
-      </w:r>
-      <w:r>
-        <w:t xml:space="preserve"> </w:t>
-      </w:r>
-      <w:r>
-        <w:t xml:space="preserve">[Write your response here.]</w:t>
-      </w:r>
-    </w:p>
-    <w:bookmarkEnd w:id="100"/>
-    <w:bookmarkStart w:id="101" w:name="task-19"/>
-    <w:p>
-      <w:pPr>
-        <w:pStyle w:val="Heading3"/>
-      </w:pPr>
-      <w:r>
-        <w:t xml:space="preserve">TASK:</w:t>
-      </w:r>
-    </w:p>
-    <w:p>
-      <w:pPr>
-        <w:pStyle w:val="FirstParagraph"/>
-      </w:pPr>
-      <w:r>
-        <w:t xml:space="preserve">Now rewrite at least one sentence from your conclusion so that it</w:t>
-      </w:r>
-      <w:r>
-        <w:t xml:space="preserve"> </w:t>
-      </w:r>
-      <w:r>
-        <w:t xml:space="preserve">includes inline R code. For example, instead of writing</w:t>
-      </w:r>
-      <w:r>
-        <w:t xml:space="preserve"> </w:t>
-      </w:r>
-      <w:r>
-        <w:t xml:space="preserve">“the dataset has</w:t>
-      </w:r>
-      <w:r>
-        <w:t xml:space="preserve"> </w:t>
-      </w:r>
-      <w:r>
-        <w:t xml:space="preserve">32 rows,”</w:t>
-      </w:r>
-      <w:r>
-        <w:t xml:space="preserve"> </w:t>
-      </w:r>
-      <w:r>
-        <w:t xml:space="preserve">use</w:t>
-      </w:r>
-      <w:r>
-        <w:t xml:space="preserve"> </w:t>
-      </w:r>
-      <w:r>
-        <w:rPr>
-          <w:rStyle w:val="VerbatimChar"/>
-        </w:rPr>
-        <w:t xml:space="preserve">32</w:t>
-      </w:r>
-      <w:r>
-        <w:t xml:space="preserve"> </w:t>
-      </w:r>
-      <w:r>
-        <w:t xml:space="preserve">to generate that number</w:t>
-      </w:r>
-      <w:r>
-        <w:t xml:space="preserve"> </w:t>
-      </w:r>
-      <w:r>
-        <w:t xml:space="preserve">automatically.</w:t>
-      </w:r>
-    </w:p>
-    <w:p>
-      <w:pPr>
-        <w:pStyle w:val="BodyText"/>
-      </w:pPr>
-      <w:r>
-        <w:rPr>
-          <w:b/>
-          <w:bCs/>
-        </w:rPr>
-        <w:t xml:space="preserve">Your updated sentence with inline R code:</w:t>
-      </w:r>
-      <w:r>
-        <w:t xml:space="preserve"> </w:t>
-      </w:r>
-      <w:r>
-        <w:t xml:space="preserve">[Write your sentence here.]</w:t>
-      </w:r>
-    </w:p>
-    <w:p>
-      <w:r>
-        <w:pict>
-          <v:rect style="width:0;height:1.5pt" o:hralign="center" o:hrstd="t" o:hr="t"/>
-        </w:pict>
-      </w:r>
-    </w:p>
-    <w:bookmarkEnd w:id="101"/>
-    <w:bookmarkEnd w:id="102"/>
-    <w:bookmarkStart w:id="103" w:name="step-9-final-check-and-knit"/>
-    <w:p>
-      <w:pPr>
-        <w:pStyle w:val="Heading2"/>
-      </w:pPr>
-      <w:r>
-        <w:t xml:space="preserve">Step 9: Final Check and Knit</w:t>
-      </w:r>
-    </w:p>
-    <w:p>
-      <w:pPr>
-        <w:pStyle w:val="FirstParagraph"/>
-      </w:pPr>
-      <w:r>
-        <w:t xml:space="preserve">Before submitting, go through the checklist below to make sure</w:t>
-      </w:r>
-      <w:r>
-        <w:t xml:space="preserve"> </w:t>
-      </w:r>
-      <w:r>
-        <w:t xml:space="preserve">everything is working correctly. In your</w:t>
-      </w:r>
-      <w:r>
-        <w:t xml:space="preserve"> </w:t>
-      </w:r>
-      <w:r>
-        <w:rPr>
-          <w:rStyle w:val="VerbatimChar"/>
-        </w:rPr>
-        <w:t xml:space="preserve">.Rmd</w:t>
-      </w:r>
-      <w:r>
-        <w:t xml:space="preserve"> </w:t>
-      </w:r>
-      <w:r>
-        <w:t xml:space="preserve">file, replace each</w:t>
-      </w:r>
-      <w:r>
-        <w:t xml:space="preserve"> </w:t>
-      </w:r>
-      <w:r>
-        <w:rPr>
-          <w:rStyle w:val="VerbatimChar"/>
-        </w:rPr>
-        <w:t xml:space="preserve">[ ]</w:t>
-      </w:r>
-      <w:r>
-        <w:t xml:space="preserve"> </w:t>
-      </w:r>
-      <w:r>
-        <w:t xml:space="preserve">with</w:t>
-      </w:r>
-      <w:r>
-        <w:t xml:space="preserve"> </w:t>
-      </w:r>
-      <w:r>
-        <w:rPr>
-          <w:rStyle w:val="VerbatimChar"/>
-        </w:rPr>
-        <w:t xml:space="preserve">[x]</w:t>
-      </w:r>
-      <w:r>
-        <w:t xml:space="preserve"> </w:t>
-      </w:r>
-      <w:r>
-        <w:t xml:space="preserve">once you have confirmed that step.</w:t>
-      </w:r>
-    </w:p>
-    <w:p>
-      <w:pPr>
-        <w:pStyle w:val="Compact"/>
-        <w:numPr>
-          <w:ilvl w:val="0"/>
-          <w:numId w:val="1008"/>
-        </w:numPr>
-      </w:pPr>
-      <w:r>
-        <w:t xml:space="preserve">Inline R code displays correctly in rendered text</w:t>
-      </w:r>
-    </w:p>
-    <w:p>
-      <w:pPr>
-        <w:pStyle w:val="Compact"/>
-        <w:numPr>
-          <w:ilvl w:val="0"/>
-          <w:numId w:val="1009"/>
-        </w:numPr>
-      </w:pPr>
-      <w:r>
-        <w:t xml:space="preserve">Plots appear in the output without showing code (</w:t>
-      </w:r>
-      <w:r>
-        <w:rPr>
-          <w:rStyle w:val="VerbatimChar"/>
-        </w:rPr>
-        <w:t xml:space="preserve">echo=FALSE</w:t>
-      </w:r>
-      <w:r>
-        <w:t xml:space="preserve">)</w:t>
       </w:r>
     </w:p>
     <w:p>
@@ -8996,16 +9006,207 @@
         </w:numPr>
       </w:pPr>
       <w:r>
-        <w:t xml:space="preserve">A chunk runs silently using</w:t>
-      </w:r>
-      <w:r>
-        <w:t xml:space="preserve"> </w:t>
-      </w:r>
-      <w:r>
-        <w:rPr>
-          <w:rStyle w:val="VerbatimChar"/>
-        </w:rPr>
-        <w:t xml:space="preserve">include=FALSE</w:t>
+        <w:t xml:space="preserve">What visualizations or analyses did you create?</w:t>
+      </w:r>
+    </w:p>
+    <w:p>
+      <w:pPr>
+        <w:pStyle w:val="Compact"/>
+        <w:numPr>
+          <w:ilvl w:val="0"/>
+          <w:numId w:val="1010"/>
+        </w:numPr>
+      </w:pPr>
+      <w:r>
+        <w:t xml:space="preserve">What improvements did you make to the report in Section 5?</w:t>
+      </w:r>
+    </w:p>
+    <w:p>
+      <w:pPr>
+        <w:pStyle w:val="Compact"/>
+        <w:numPr>
+          <w:ilvl w:val="0"/>
+          <w:numId w:val="1010"/>
+        </w:numPr>
+      </w:pPr>
+      <w:r>
+        <w:t xml:space="preserve">Why is R Markdown useful for communicating data?</w:t>
+      </w:r>
+    </w:p>
+    <w:p>
+      <w:pPr>
+        <w:pStyle w:val="FirstParagraph"/>
+      </w:pPr>
+      <w:r>
+        <w:rPr>
+          <w:b/>
+          <w:bCs/>
+        </w:rPr>
+        <w:t xml:space="preserve">Your conclusion:</w:t>
+      </w:r>
+      <w:r>
+        <w:t xml:space="preserve"> </w:t>
+      </w:r>
+      <w:r>
+        <w:t xml:space="preserve">[Write your response here.]</w:t>
+      </w:r>
+    </w:p>
+    <w:bookmarkEnd w:id="100"/>
+    <w:bookmarkStart w:id="101" w:name="task-19"/>
+    <w:p>
+      <w:pPr>
+        <w:pStyle w:val="Heading3"/>
+      </w:pPr>
+      <w:r>
+        <w:t xml:space="preserve">TASK:</w:t>
+      </w:r>
+    </w:p>
+    <w:p>
+      <w:pPr>
+        <w:pStyle w:val="FirstParagraph"/>
+      </w:pPr>
+      <w:r>
+        <w:t xml:space="preserve">Now rewrite at least one sentence from your conclusion so that it</w:t>
+      </w:r>
+      <w:r>
+        <w:t xml:space="preserve"> </w:t>
+      </w:r>
+      <w:r>
+        <w:t xml:space="preserve">includes inline R code. For example, instead of writing</w:t>
+      </w:r>
+      <w:r>
+        <w:t xml:space="preserve"> </w:t>
+      </w:r>
+      <w:r>
+        <w:t xml:space="preserve">“the dataset has</w:t>
+      </w:r>
+      <w:r>
+        <w:t xml:space="preserve"> </w:t>
+      </w:r>
+      <w:r>
+        <w:t xml:space="preserve">32 rows,”</w:t>
+      </w:r>
+      <w:r>
+        <w:t xml:space="preserve"> </w:t>
+      </w:r>
+      <w:r>
+        <w:t xml:space="preserve">use</w:t>
+      </w:r>
+      <w:r>
+        <w:t xml:space="preserve"> </w:t>
+      </w:r>
+      <w:r>
+        <w:rPr>
+          <w:rStyle w:val="VerbatimChar"/>
+        </w:rPr>
+        <w:t xml:space="preserve">32</w:t>
+      </w:r>
+      <w:r>
+        <w:t xml:space="preserve"> </w:t>
+      </w:r>
+      <w:r>
+        <w:t xml:space="preserve">to generate that number</w:t>
+      </w:r>
+      <w:r>
+        <w:t xml:space="preserve"> </w:t>
+      </w:r>
+      <w:r>
+        <w:t xml:space="preserve">automatically.</w:t>
+      </w:r>
+    </w:p>
+    <w:p>
+      <w:pPr>
+        <w:pStyle w:val="BodyText"/>
+      </w:pPr>
+      <w:r>
+        <w:rPr>
+          <w:b/>
+          <w:bCs/>
+        </w:rPr>
+        <w:t xml:space="preserve">Your updated sentence with inline R code:</w:t>
+      </w:r>
+      <w:r>
+        <w:t xml:space="preserve"> </w:t>
+      </w:r>
+      <w:r>
+        <w:t xml:space="preserve">[Write your sentence here.]</w:t>
+      </w:r>
+    </w:p>
+    <w:p>
+      <w:r>
+        <w:pict>
+          <v:rect style="width:0;height:1.5pt" o:hralign="center" o:hrstd="t" o:hr="t"/>
+        </w:pict>
+      </w:r>
+    </w:p>
+    <w:bookmarkEnd w:id="101"/>
+    <w:bookmarkEnd w:id="102"/>
+    <w:bookmarkStart w:id="103" w:name="step-9-final-check-and-knit"/>
+    <w:p>
+      <w:pPr>
+        <w:pStyle w:val="Heading2"/>
+      </w:pPr>
+      <w:r>
+        <w:t xml:space="preserve">Step 9: Final Check and Knit</w:t>
+      </w:r>
+    </w:p>
+    <w:p>
+      <w:pPr>
+        <w:pStyle w:val="FirstParagraph"/>
+      </w:pPr>
+      <w:r>
+        <w:t xml:space="preserve">Before submitting, go through the checklist below to make sure</w:t>
+      </w:r>
+      <w:r>
+        <w:t xml:space="preserve"> </w:t>
+      </w:r>
+      <w:r>
+        <w:t xml:space="preserve">everything is working correctly. In your</w:t>
+      </w:r>
+      <w:r>
+        <w:t xml:space="preserve"> </w:t>
+      </w:r>
+      <w:r>
+        <w:rPr>
+          <w:rStyle w:val="VerbatimChar"/>
+        </w:rPr>
+        <w:t xml:space="preserve">.Rmd</w:t>
+      </w:r>
+      <w:r>
+        <w:t xml:space="preserve"> </w:t>
+      </w:r>
+      <w:r>
+        <w:t xml:space="preserve">file, replace each</w:t>
+      </w:r>
+      <w:r>
+        <w:t xml:space="preserve"> </w:t>
+      </w:r>
+      <w:r>
+        <w:rPr>
+          <w:rStyle w:val="VerbatimChar"/>
+        </w:rPr>
+        <w:t xml:space="preserve">[ ]</w:t>
+      </w:r>
+      <w:r>
+        <w:t xml:space="preserve"> </w:t>
+      </w:r>
+      <w:r>
+        <w:t xml:space="preserve">with</w:t>
+      </w:r>
+      <w:r>
+        <w:t xml:space="preserve"> </w:t>
+      </w:r>
+      <w:r>
+        <w:rPr>
+          <w:rStyle w:val="VerbatimChar"/>
+        </w:rPr>
+        <w:t xml:space="preserve">[x]</w:t>
+      </w:r>
+      <w:r>
+        <w:t xml:space="preserve"> </w:t>
+      </w:r>
+      <w:r>
+        <w:t xml:space="preserve">once you have confirmed that step.</w:t>
       </w:r>
     </w:p>
     <w:p>
@@ -9017,28 +9218,7 @@
         </w:numPr>
       </w:pPr>
       <w:r>
-        <w:t xml:space="preserve">No unnecessary warnings or messages appear (</w:t>
-      </w:r>
-      <w:r>
-        <w:rPr>
-          <w:rStyle w:val="VerbatimChar"/>
-        </w:rPr>
-        <w:t xml:space="preserve">message=FALSE</w:t>
-      </w:r>
-      <w:r>
-        <w:t xml:space="preserve">,</w:t>
-      </w:r>
-      <w:r>
-        <w:t xml:space="preserve"> </w:t>
-      </w:r>
-      <w:r>
-        <w:rPr>
-          <w:rStyle w:val="VerbatimChar"/>
-        </w:rPr>
-        <w:t xml:space="preserve">warning=FALSE</w:t>
-      </w:r>
-      <w:r>
-        <w:t xml:space="preserve">)</w:t>
+        <w:t xml:space="preserve">Inline R code displays correctly in rendered text</w:t>
       </w:r>
     </w:p>
     <w:p>
@@ -9050,31 +9230,16 @@
         </w:numPr>
       </w:pPr>
       <w:r>
-        <w:t xml:space="preserve">Figure sizes have been adjusted using</w:t>
-      </w:r>
-      <w:r>
-        <w:t xml:space="preserve"> </w:t>
-      </w:r>
-      <w:r>
-        <w:rPr>
-          <w:rStyle w:val="VerbatimChar"/>
-        </w:rPr>
-        <w:t xml:space="preserve">fig.width</w:t>
-      </w:r>
-      <w:r>
-        <w:t xml:space="preserve"> </w:t>
-      </w:r>
-      <w:r>
-        <w:t xml:space="preserve">and</w:t>
-      </w:r>
-      <w:r>
-        <w:t xml:space="preserve"> </w:t>
-      </w:r>
-      <w:r>
-        <w:rPr>
-          <w:rStyle w:val="VerbatimChar"/>
-        </w:rPr>
-        <w:t xml:space="preserve">fig.height</w:t>
+        <w:t xml:space="preserve">Plots appear in the output without showing code (</w:t>
+      </w:r>
+      <w:r>
+        <w:rPr>
+          <w:rStyle w:val="VerbatimChar"/>
+        </w:rPr>
+        <w:t xml:space="preserve">echo=FALSE</w:t>
+      </w:r>
+      <w:r>
+        <w:t xml:space="preserve">)</w:t>
       </w:r>
     </w:p>
     <w:p>
@@ -9086,7 +9251,16 @@
         </w:numPr>
       </w:pPr>
       <w:r>
-        <w:t xml:space="preserve">Table of contents is visible at the top of the document</w:t>
+        <w:t xml:space="preserve">A chunk runs silently using</w:t>
+      </w:r>
+      <w:r>
+        <w:t xml:space="preserve"> </w:t>
+      </w:r>
+      <w:r>
+        <w:rPr>
+          <w:rStyle w:val="VerbatimChar"/>
+        </w:rPr>
+        <w:t xml:space="preserve">include=FALSE</w:t>
       </w:r>
     </w:p>
     <w:p>
@@ -9098,7 +9272,28 @@
         </w:numPr>
       </w:pPr>
       <w:r>
-        <w:t xml:space="preserve">At least two hyperlinks are present and clickable</w:t>
+        <w:t xml:space="preserve">No unnecessary warnings or messages appear (</w:t>
+      </w:r>
+      <w:r>
+        <w:rPr>
+          <w:rStyle w:val="VerbatimChar"/>
+        </w:rPr>
+        <w:t xml:space="preserve">message=FALSE</w:t>
+      </w:r>
+      <w:r>
+        <w:t xml:space="preserve">,</w:t>
+      </w:r>
+      <w:r>
+        <w:t xml:space="preserve"> </w:t>
+      </w:r>
+      <w:r>
+        <w:rPr>
+          <w:rStyle w:val="VerbatimChar"/>
+        </w:rPr>
+        <w:t xml:space="preserve">warning=FALSE</w:t>
+      </w:r>
+      <w:r>
+        <w:t xml:space="preserve">)</w:t>
       </w:r>
     </w:p>
     <w:p>
@@ -9107,6 +9302,66 @@
         <w:numPr>
           <w:ilvl w:val="0"/>
           <w:numId w:val="1015"/>
+        </w:numPr>
+      </w:pPr>
+      <w:r>
+        <w:t xml:space="preserve">Figure sizes have been adjusted using</w:t>
+      </w:r>
+      <w:r>
+        <w:t xml:space="preserve"> </w:t>
+      </w:r>
+      <w:r>
+        <w:rPr>
+          <w:rStyle w:val="VerbatimChar"/>
+        </w:rPr>
+        <w:t xml:space="preserve">fig.width</w:t>
+      </w:r>
+      <w:r>
+        <w:t xml:space="preserve"> </w:t>
+      </w:r>
+      <w:r>
+        <w:t xml:space="preserve">and</w:t>
+      </w:r>
+      <w:r>
+        <w:t xml:space="preserve"> </w:t>
+      </w:r>
+      <w:r>
+        <w:rPr>
+          <w:rStyle w:val="VerbatimChar"/>
+        </w:rPr>
+        <w:t xml:space="preserve">fig.height</w:t>
+      </w:r>
+    </w:p>
+    <w:p>
+      <w:pPr>
+        <w:pStyle w:val="Compact"/>
+        <w:numPr>
+          <w:ilvl w:val="0"/>
+          <w:numId w:val="1016"/>
+        </w:numPr>
+      </w:pPr>
+      <w:r>
+        <w:t xml:space="preserve">Table of contents is visible at the top of the document</w:t>
+      </w:r>
+    </w:p>
+    <w:p>
+      <w:pPr>
+        <w:pStyle w:val="Compact"/>
+        <w:numPr>
+          <w:ilvl w:val="0"/>
+          <w:numId w:val="1017"/>
+        </w:numPr>
+      </w:pPr>
+      <w:r>
+        <w:t xml:space="preserve">At least two hyperlinks are present and clickable</w:t>
+      </w:r>
+    </w:p>
+    <w:p>
+      <w:pPr>
+        <w:pStyle w:val="Compact"/>
+        <w:numPr>
+          <w:ilvl w:val="0"/>
+          <w:numId w:val="1018"/>
         </w:numPr>
       </w:pPr>
       <w:r>
@@ -9532,6 +9787,15 @@
     <w:abstractNumId w:val="991"/>
   </w:num>
   <w:num w:numId="1004">
+    <w:abstractNumId w:val="991"/>
+  </w:num>
+  <w:num w:numId="1005">
+    <w:abstractNumId w:val="991"/>
+  </w:num>
+  <w:num w:numId="1006">
+    <w:abstractNumId w:val="991"/>
+  </w:num>
+  <w:num w:numId="1007">
     <w:abstractNumId w:val="99411"/>
     <w:lvlOverride w:ilvl="0">
       <w:startOverride w:val="1"/>
@@ -9561,7 +9825,7 @@
       <w:startOverride w:val="1"/>
     </w:lvlOverride>
   </w:num>
-  <w:num w:numId="1005">
+  <w:num w:numId="1008">
     <w:abstractNumId w:val="99411"/>
     <w:lvlOverride w:ilvl="0">
       <w:startOverride w:val="1"/>
@@ -9591,7 +9855,7 @@
       <w:startOverride w:val="1"/>
     </w:lvlOverride>
   </w:num>
-  <w:num w:numId="1006">
+  <w:num w:numId="1009">
     <w:abstractNumId w:val="99411"/>
     <w:lvlOverride w:ilvl="0">
       <w:startOverride w:val="1"/>
@@ -9621,17 +9885,8 @@
       <w:startOverride w:val="1"/>
     </w:lvlOverride>
   </w:num>
-  <w:num w:numId="1007">
+  <w:num w:numId="1010">
     <w:abstractNumId w:val="991"/>
-  </w:num>
-  <w:num w:numId="1008">
-    <w:abstractNumId w:val="992"/>
-  </w:num>
-  <w:num w:numId="1009">
-    <w:abstractNumId w:val="992"/>
-  </w:num>
-  <w:num w:numId="1010">
-    <w:abstractNumId w:val="992"/>
   </w:num>
   <w:num w:numId="1011">
     <w:abstractNumId w:val="992"/>
@@ -9646,6 +9901,15 @@
     <w:abstractNumId w:val="992"/>
   </w:num>
   <w:num w:numId="1015">
+    <w:abstractNumId w:val="992"/>
+  </w:num>
+  <w:num w:numId="1016">
+    <w:abstractNumId w:val="992"/>
+  </w:num>
+  <w:num w:numId="1017">
+    <w:abstractNumId w:val="992"/>
+  </w:num>
+  <w:num w:numId="1018">
     <w:abstractNumId w:val="992"/>
   </w:num>
 </w:numbering>

--- a/12_markdown.docx
+++ b/12_markdown.docx
@@ -2413,7 +2413,7 @@
     </w:p>
     <w:bookmarkEnd w:id="36"/>
     <w:bookmarkEnd w:id="37"/>
-    <w:bookmarkStart w:id="60" w:name="Xe0d48b6d5a0a3a63e58e4dc4258e82df0473ed0"/>
+    <w:bookmarkStart w:id="78" w:name="Xe0d48b6d5a0a3a63e58e4dc4258e82df0473ed0"/>
     <w:p>
       <w:pPr>
         <w:pStyle w:val="Heading1"/>
@@ -2510,7 +2510,7 @@
         <w:t xml:space="preserve"> </w:t>
       </w:r>
       <w:r>
-        <w:t xml:space="preserve">ANSWER:</w:t>
+        <w:t xml:space="preserve">ANSWER: It is a section of a larger document with code.</w:t>
       </w:r>
     </w:p>
     <w:p>
@@ -2637,7 +2637,41 @@
     </w:p>
     <w:p>
       <w:pPr>
-        <w:pStyle w:val="BodyText"/>
+        <w:pStyle w:val="SourceCode"/>
+      </w:pPr>
+      <w:r>
+        <w:rPr>
+          <w:rStyle w:val="NormalTok"/>
+        </w:rPr>
+        <w:t xml:space="preserve">x</w:t>
+      </w:r>
+      <w:r>
+        <w:rPr>
+          <w:rStyle w:val="SpecialCharTok"/>
+        </w:rPr>
+        <w:t xml:space="preserve">*</w:t>
+      </w:r>
+      <w:r>
+        <w:rPr>
+          <w:rStyle w:val="NormalTok"/>
+        </w:rPr>
+        <w:t xml:space="preserve">y</w:t>
+      </w:r>
+    </w:p>
+    <w:p>
+      <w:pPr>
+        <w:pStyle w:val="SourceCode"/>
+      </w:pPr>
+      <w:r>
+        <w:rPr>
+          <w:rStyle w:val="VerbatimChar"/>
+        </w:rPr>
+        <w:t xml:space="preserve">## [1] 50</w:t>
+      </w:r>
+    </w:p>
+    <w:p>
+      <w:pPr>
+        <w:pStyle w:val="FirstParagraph"/>
       </w:pPr>
       <w:r>
         <w:t xml:space="preserve">QUESTION: What was the result?</w:t>
@@ -2646,7 +2680,7 @@
         <w:t xml:space="preserve"> </w:t>
       </w:r>
       <w:r>
-        <w:t xml:space="preserve">ANSWER:</w:t>
+        <w:t xml:space="preserve">ANSWER: 50</w:t>
       </w:r>
     </w:p>
     <w:p>
@@ -2762,7 +2796,7 @@
         <w:t xml:space="preserve"> </w:t>
       </w:r>
       <w:r>
-        <w:t xml:space="preserve">ANSWER:</w:t>
+        <w:t xml:space="preserve">ANSWER: I think it’s a preview of the dataset.</w:t>
       </w:r>
     </w:p>
     <w:p>
@@ -3029,7 +3063,7 @@
         <w:t xml:space="preserve"> </w:t>
       </w:r>
       <w:r>
-        <w:t xml:space="preserve">ANSWER:</w:t>
+        <w:t xml:space="preserve">ANSWER: 10 variables, judging by the statistics.</w:t>
       </w:r>
     </w:p>
     <w:p>
@@ -3125,7 +3159,35 @@
     </w:p>
     <w:p>
       <w:pPr>
-        <w:pStyle w:val="BodyText"/>
+        <w:pStyle w:val="SourceCode"/>
+      </w:pPr>
+      <w:r>
+        <w:rPr>
+          <w:rStyle w:val="FunctionTok"/>
+        </w:rPr>
+        <w:t xml:space="preserve">ncol</w:t>
+      </w:r>
+      <w:r>
+        <w:rPr>
+          <w:rStyle w:val="NormalTok"/>
+        </w:rPr>
+        <w:t xml:space="preserve">(mtcars)</w:t>
+      </w:r>
+    </w:p>
+    <w:p>
+      <w:pPr>
+        <w:pStyle w:val="SourceCode"/>
+      </w:pPr>
+      <w:r>
+        <w:rPr>
+          <w:rStyle w:val="VerbatimChar"/>
+        </w:rPr>
+        <w:t xml:space="preserve">## [1] 11</w:t>
+      </w:r>
+    </w:p>
+    <w:p>
+      <w:pPr>
+        <w:pStyle w:val="FirstParagraph"/>
       </w:pPr>
       <w:r>
         <w:t xml:space="preserve">QUESTION: What is the result showing in your script?</w:t>
@@ -3134,7 +3196,7 @@
         <w:t xml:space="preserve"> </w:t>
       </w:r>
       <w:r>
-        <w:t xml:space="preserve">ANSWER:</w:t>
+        <w:t xml:space="preserve">ANSWER: 11</w:t>
       </w:r>
     </w:p>
     <w:p>
@@ -3245,7 +3307,7 @@
         <w:t xml:space="preserve"> </w:t>
       </w:r>
       <w:r>
-        <w:t xml:space="preserve">ANSWER:</w:t>
+        <w:t xml:space="preserve">ANSWER: Decreasing in $disp</w:t>
       </w:r>
     </w:p>
     <w:p>
@@ -3377,7 +3439,7 @@
               <a:graphicData uri="http://schemas.openxmlformats.org/drawingml/2006/picture">
                 <pic:pic>
                   <pic:nvPicPr>
-                    <pic:cNvPr descr="12_markdown_files/12_markdown_files/figure-docx/unnamed-chunk-6-1.png" id="41" name="Picture"/>
+                    <pic:cNvPr descr="12_markdown_files/12_markdown_files/figure-docx/unnamed-chunk-8-1.png" id="41" name="Picture"/>
                     <pic:cNvPicPr>
                       <a:picLocks noChangeArrowheads="1" noChangeAspect="1"/>
                     </pic:cNvPicPr>
@@ -3647,7 +3709,7 @@
               <a:graphicData uri="http://schemas.openxmlformats.org/drawingml/2006/picture">
                 <pic:pic>
                   <pic:nvPicPr>
-                    <pic:cNvPr descr="12_markdown_files/12_markdown_files/figure-docx/unnamed-chunk-7-1.png" id="44" name="Picture"/>
+                    <pic:cNvPr descr="12_markdown_files/12_markdown_files/figure-docx/unnamed-chunk-9-1.png" id="44" name="Picture"/>
                     <pic:cNvPicPr>
                       <a:picLocks noChangeArrowheads="1" noChangeAspect="1"/>
                     </pic:cNvPicPr>
@@ -4193,7 +4255,7 @@
               <a:graphicData uri="http://schemas.openxmlformats.org/drawingml/2006/picture">
                 <pic:pic>
                   <pic:nvPicPr>
-                    <pic:cNvPr descr="12_markdown_files/12_markdown_files/figure-docx/unnamed-chunk-9-1.png" id="47" name="Picture"/>
+                    <pic:cNvPr descr="12_markdown_files/12_markdown_files/figure-docx/unnamed-chunk-11-1.png" id="47" name="Picture"/>
                     <pic:cNvPicPr>
                       <a:picLocks noChangeArrowheads="1" noChangeAspect="1"/>
                     </pic:cNvPicPr>
@@ -4627,7 +4689,7 @@
         <w:t xml:space="preserve"> </w:t>
       </w:r>
       <w:r>
-        <w:t xml:space="preserve">ANSWER:</w:t>
+        <w:t xml:space="preserve">ANSWER: Toyota Corolla 33.9</w:t>
       </w:r>
     </w:p>
     <w:p>
@@ -4641,7 +4703,7 @@
         <w:t xml:space="preserve"> </w:t>
       </w:r>
       <w:r>
-        <w:t xml:space="preserve">ANSWER:</w:t>
+        <w:t xml:space="preserve">ANSWER: Toyota Corolla 71.1</w:t>
       </w:r>
     </w:p>
     <w:p>
@@ -4759,6 +4821,53 @@
         <w:pStyle w:val="BodyText"/>
       </w:pPr>
       <w:r>
+        <w:drawing>
+          <wp:inline>
+            <wp:extent cx="5334000" cy="4267200"/>
+            <wp:effectExtent b="0" l="0" r="0" t="0"/>
+            <wp:docPr descr="" title="" id="49" name="Picture"/>
+            <a:graphic>
+              <a:graphicData uri="http://schemas.openxmlformats.org/drawingml/2006/picture">
+                <pic:pic>
+                  <pic:nvPicPr>
+                    <pic:cNvPr descr="12_markdown_files/12_markdown_files/figure-docx/unnamed-chunk-13-1.png" id="50" name="Picture"/>
+                    <pic:cNvPicPr>
+                      <a:picLocks noChangeArrowheads="1" noChangeAspect="1"/>
+                    </pic:cNvPicPr>
+                  </pic:nvPicPr>
+                  <pic:blipFill>
+                    <a:blip r:embed="rId48"/>
+                    <a:stretch>
+                      <a:fillRect/>
+                    </a:stretch>
+                  </pic:blipFill>
+                  <pic:spPr bwMode="auto">
+                    <a:xfrm>
+                      <a:off x="0" y="0"/>
+                      <a:ext cx="5334000" cy="4267200"/>
+                    </a:xfrm>
+                    <a:prstGeom prst="rect">
+                      <a:avLst/>
+                    </a:prstGeom>
+                    <a:noFill/>
+                    <a:ln w="9525">
+                      <a:noFill/>
+                      <a:headEnd/>
+                      <a:tailEnd/>
+                    </a:ln>
+                  </pic:spPr>
+                </pic:pic>
+              </a:graphicData>
+            </a:graphic>
+          </wp:inline>
+        </w:drawing>
+      </w:r>
+    </w:p>
+    <w:p>
+      <w:pPr>
+        <w:pStyle w:val="BodyText"/>
+      </w:pPr>
+      <w:r>
         <w:t xml:space="preserve">Lets organize the horsepower from highest to lowest. Run the following.</w:t>
       </w:r>
     </w:p>
@@ -5155,7 +5264,7 @@
         <w:t xml:space="preserve"> </w:t>
       </w:r>
       <w:r>
-        <w:t xml:space="preserve">ANSWER:</w:t>
+        <w:t xml:space="preserve">ANSWER: Positive, Bigger engines follow a positive trend of having higher power</w:t>
       </w:r>
     </w:p>
     <w:p>
@@ -5169,7 +5278,13 @@
         <w:t xml:space="preserve"> </w:t>
       </w:r>
       <w:r>
-        <w:t xml:space="preserve">ANSWER:</w:t>
+        <w:t xml:space="preserve">ANSWER: Maserati Bora 335 301.0</w:t>
+      </w:r>
+      <w:r>
+        <w:t xml:space="preserve"> </w:t>
+      </w:r>
+      <w:r>
+        <w:t xml:space="preserve">Honda Civic 52 75.7</w:t>
       </w:r>
     </w:p>
     <w:p>
@@ -5218,7 +5333,7 @@
             <w:r>
               <w:t xml:space="preserve">Author: Themesha Parker (</w:t>
             </w:r>
-            <w:hyperlink r:id="rId48">
+            <w:hyperlink r:id="rId51">
               <w:r>
                 <w:rPr>
                   <w:rStyle w:val="Hyperlink"/>
@@ -5335,7 +5450,7 @@
         </w:tc>
       </w:tr>
     </w:tbl>
-    <w:bookmarkStart w:id="51" w:name="part-a-create-a-scatterplot"/>
+    <w:bookmarkStart w:id="60" w:name="part-a-create-a-scatterplot"/>
     <w:p>
       <w:pPr>
         <w:pStyle w:val="Heading2"/>
@@ -5358,7 +5473,7 @@
         <w:t xml:space="preserve">relationship between car weight and fuel efficiency.</w:t>
       </w:r>
     </w:p>
-    <w:bookmarkStart w:id="49" w:name="task"/>
+    <w:bookmarkStart w:id="55" w:name="task"/>
     <w:p>
       <w:pPr>
         <w:pStyle w:val="Heading3"/>
@@ -5403,1041 +5518,9 @@
         </w:rPr>
         <w:t xml:space="preserve"># Write your code below this line</w:t>
       </w:r>
-    </w:p>
-    <w:bookmarkEnd w:id="49"/>
-    <w:bookmarkStart w:id="50" w:name="task-1"/>
-    <w:p>
-      <w:pPr>
-        <w:pStyle w:val="Heading3"/>
-      </w:pPr>
-      <w:r>
-        <w:t xml:space="preserve">TASK:</w:t>
-      </w:r>
-    </w:p>
-    <w:p>
-      <w:pPr>
-        <w:pStyle w:val="FirstParagraph"/>
-      </w:pPr>
-      <w:r>
-        <w:t xml:space="preserve">Modify your scatterplot so that it includes: a title, an x-axis label, a</w:t>
-      </w:r>
-      <w:r>
-        <w:t xml:space="preserve"> </w:t>
-      </w:r>
-      <w:r>
-        <w:t xml:space="preserve">y-axis label, a point color of your choice</w:t>
-      </w:r>
-    </w:p>
-    <w:p>
-      <w:pPr>
-        <w:pStyle w:val="BodyText"/>
-      </w:pPr>
-      <w:r>
-        <w:rPr>
-          <w:b/>
-          <w:bCs/>
-        </w:rPr>
-        <w:t xml:space="preserve">Hint:</w:t>
-      </w:r>
-      <w:r>
-        <w:t xml:space="preserve"> </w:t>
-      </w:r>
-      <w:r>
-        <w:t xml:space="preserve">Think back to previous assignments(main=, xlab= ,ylab=, and</w:t>
-      </w:r>
-      <w:r>
-        <w:t xml:space="preserve"> </w:t>
-      </w:r>
-      <w:r>
-        <w:t xml:space="preserve">col=)</w:t>
-      </w:r>
-    </w:p>
-    <w:p>
-      <w:pPr>
-        <w:pStyle w:val="SourceCode"/>
-      </w:pPr>
-      <w:r>
-        <w:rPr>
-          <w:rStyle w:val="CommentTok"/>
-        </w:rPr>
-        <w:t xml:space="preserve"># Write your updated scatterplot code below this line</w:t>
-      </w:r>
-    </w:p>
-    <w:p>
-      <w:pPr>
-        <w:pStyle w:val="FirstParagraph"/>
-      </w:pPr>
-      <w:r>
-        <w:t xml:space="preserve">QUESTION: What does each point in this scatterplot represent?</w:t>
-      </w:r>
-      <w:r>
-        <w:t xml:space="preserve"> </w:t>
-      </w:r>
-      <w:r>
-        <w:t xml:space="preserve">ANSWER:</w:t>
-      </w:r>
-    </w:p>
-    <w:p>
-      <w:pPr>
-        <w:pStyle w:val="BodyText"/>
-      </w:pPr>
-      <w:r>
-        <w:t xml:space="preserve">QUESTION: What relationship do you observe between weight and mpg?</w:t>
-      </w:r>
-      <w:r>
-        <w:t xml:space="preserve"> </w:t>
-      </w:r>
-      <w:r>
-        <w:t xml:space="preserve">ANSWER:</w:t>
-      </w:r>
-    </w:p>
-    <w:p>
-      <w:pPr>
-        <w:pStyle w:val="BodyText"/>
-      </w:pPr>
-      <w:r>
-        <w:t xml:space="preserve">QUESTION: Does the graph suggest a positive relationship, a negative relationship,</w:t>
-      </w:r>
-      <w:r>
-        <w:t xml:space="preserve"> </w:t>
-      </w:r>
-      <w:r>
-        <w:t xml:space="preserve">or no relationship? Explain your answer.</w:t>
-      </w:r>
-      <w:r>
-        <w:t xml:space="preserve"> </w:t>
-      </w:r>
-      <w:r>
-        <w:t xml:space="preserve">ANSWER:</w:t>
-      </w:r>
-    </w:p>
-    <w:p>
-      <w:r>
-        <w:pict>
-          <v:rect style="width:0;height:1.5pt" o:hralign="center" o:hrstd="t" o:hr="t"/>
-        </w:pict>
-      </w:r>
-    </w:p>
-    <w:bookmarkEnd w:id="50"/>
-    <w:bookmarkEnd w:id="51"/>
-    <w:bookmarkStart w:id="54" w:name="part-b-create-a-boxplot"/>
-    <w:p>
-      <w:pPr>
-        <w:pStyle w:val="Heading2"/>
-      </w:pPr>
-      <w:r>
-        <w:t xml:space="preserve">Part B: Create a Boxplot</w:t>
-      </w:r>
-    </w:p>
-    <w:p>
-      <w:pPr>
-        <w:pStyle w:val="FirstParagraph"/>
-      </w:pPr>
-      <w:r>
-        <w:t xml:space="preserve">The variable cyl shows the number of cylinders in each car. A boxplot</w:t>
-      </w:r>
-      <w:r>
-        <w:t xml:space="preserve"> </w:t>
-      </w:r>
-      <w:r>
-        <w:t xml:space="preserve">can help compare fuel efficiency across cylinder groups.</w:t>
-      </w:r>
-    </w:p>
-    <w:bookmarkStart w:id="52" w:name="task-2"/>
-    <w:p>
-      <w:pPr>
-        <w:pStyle w:val="Heading3"/>
-      </w:pPr>
-      <w:r>
-        <w:t xml:space="preserve">TASK:</w:t>
-      </w:r>
-    </w:p>
-    <w:p>
-      <w:pPr>
-        <w:pStyle w:val="FirstParagraph"/>
-      </w:pPr>
-      <w:r>
-        <w:t xml:space="preserve">Create a boxplot of mpg by cyl using the boxplot function</w:t>
-      </w:r>
-    </w:p>
-    <w:p>
-      <w:pPr>
-        <w:pStyle w:val="SourceCode"/>
-      </w:pPr>
-      <w:r>
-        <w:rPr>
-          <w:rStyle w:val="CommentTok"/>
-        </w:rPr>
-        <w:t xml:space="preserve"># Write your code below this line</w:t>
-      </w:r>
-    </w:p>
-    <w:bookmarkEnd w:id="52"/>
-    <w:bookmarkStart w:id="53" w:name="task-3"/>
-    <w:p>
-      <w:pPr>
-        <w:pStyle w:val="Heading3"/>
-      </w:pPr>
-      <w:r>
-        <w:t xml:space="preserve">TASK:</w:t>
-      </w:r>
-    </w:p>
-    <w:p>
-      <w:pPr>
-        <w:pStyle w:val="FirstParagraph"/>
-      </w:pPr>
-      <w:r>
-        <w:t xml:space="preserve">Modify your boxplot so that it includes: a title, an x-axis label, a</w:t>
-      </w:r>
-      <w:r>
-        <w:t xml:space="preserve"> </w:t>
-      </w:r>
-      <w:r>
-        <w:t xml:space="preserve">y-axis label, and a fill color of your choice</w:t>
-      </w:r>
-    </w:p>
-    <w:p>
-      <w:pPr>
-        <w:pStyle w:val="SourceCode"/>
-      </w:pPr>
-      <w:r>
-        <w:rPr>
-          <w:rStyle w:val="CommentTok"/>
-        </w:rPr>
-        <w:t xml:space="preserve"># Write your updated boxplot code below this line</w:t>
-      </w:r>
-    </w:p>
-    <w:p>
-      <w:pPr>
-        <w:pStyle w:val="FirstParagraph"/>
-      </w:pPr>
-      <w:r>
-        <w:t xml:space="preserve">QUESTION: What does each box in this plot represent?</w:t>
-      </w:r>
-      <w:r>
-        <w:t xml:space="preserve"> </w:t>
-      </w:r>
-      <w:r>
-        <w:t xml:space="preserve">ANSWER:</w:t>
-      </w:r>
-    </w:p>
-    <w:p>
-      <w:pPr>
-        <w:pStyle w:val="BodyText"/>
-      </w:pPr>
-      <w:r>
-        <w:t xml:space="preserve">QUESTION: Which cylinder group appears to have the highest fuel efficiency?</w:t>
-      </w:r>
-      <w:r>
-        <w:t xml:space="preserve"> </w:t>
-      </w:r>
-      <w:r>
-        <w:t xml:space="preserve">ANSWER:</w:t>
-      </w:r>
-    </w:p>
-    <w:p>
-      <w:pPr>
-        <w:pStyle w:val="BodyText"/>
-      </w:pPr>
-      <w:r>
-        <w:t xml:space="preserve">QUESTION: Which cylinder group appears to have the lowest fuel efficiency?</w:t>
-      </w:r>
-      <w:r>
-        <w:t xml:space="preserve"> </w:t>
-      </w:r>
-      <w:r>
-        <w:t xml:space="preserve">ANSWER:</w:t>
-      </w:r>
-    </w:p>
-    <w:p>
-      <w:pPr>
-        <w:pStyle w:val="BodyText"/>
-      </w:pPr>
-      <w:r>
-        <w:t xml:space="preserve">QUESTION: Based on the boxplot, how does fuel efficiency seem to change as the</w:t>
-      </w:r>
-      <w:r>
-        <w:t xml:space="preserve"> </w:t>
-      </w:r>
-      <w:r>
-        <w:t xml:space="preserve">number of cylinders increases?</w:t>
-      </w:r>
-      <w:r>
-        <w:t xml:space="preserve"> </w:t>
-      </w:r>
-      <w:r>
-        <w:t xml:space="preserve">ANSWER:</w:t>
-      </w:r>
-    </w:p>
-    <w:p>
-      <w:r>
-        <w:pict>
-          <v:rect style="width:0;height:1.5pt" o:hralign="center" o:hrstd="t" o:hr="t"/>
-        </w:pict>
-      </w:r>
-    </w:p>
-    <w:bookmarkEnd w:id="53"/>
-    <w:bookmarkEnd w:id="54"/>
-    <w:bookmarkStart w:id="57" w:name="part-c-create-a-summary-table"/>
-    <w:p>
-      <w:pPr>
-        <w:pStyle w:val="Heading2"/>
-      </w:pPr>
-      <w:r>
-        <w:t xml:space="preserve">Part C: Create a Summary Table</w:t>
-      </w:r>
-    </w:p>
-    <w:p>
-      <w:pPr>
-        <w:pStyle w:val="FirstParagraph"/>
-      </w:pPr>
-      <w:r>
-        <w:t xml:space="preserve">You will now create a table showing the average miles per gallon for</w:t>
-      </w:r>
-      <w:r>
-        <w:t xml:space="preserve"> </w:t>
-      </w:r>
-      <w:r>
-        <w:t xml:space="preserve">each cylinder group.</w:t>
-      </w:r>
-    </w:p>
-    <w:bookmarkStart w:id="55" w:name="task-4"/>
-    <w:p>
-      <w:pPr>
-        <w:pStyle w:val="Heading3"/>
-      </w:pPr>
-      <w:r>
-        <w:t xml:space="preserve">TASK:</w:t>
-      </w:r>
-    </w:p>
-    <w:p>
-      <w:pPr>
-        <w:pStyle w:val="FirstParagraph"/>
-      </w:pPr>
-      <w:r>
-        <w:t xml:space="preserve">Use dplyr to calculate the average mpg for each value of cyl. Rename the</w:t>
-      </w:r>
-      <w:r>
-        <w:t xml:space="preserve"> </w:t>
-      </w:r>
-      <w:r>
-        <w:t xml:space="preserve">data avg_mpg_by_cyl</w:t>
-      </w:r>
-    </w:p>
-    <w:p>
-      <w:pPr>
-        <w:pStyle w:val="BodyText"/>
-      </w:pPr>
-      <w:r>
-        <w:rPr>
-          <w:b/>
-          <w:bCs/>
-        </w:rPr>
-        <w:t xml:space="preserve">Hint:</w:t>
-      </w:r>
-      <w:r>
-        <w:t xml:space="preserve"> </w:t>
-      </w:r>
-      <w:r>
-        <w:t xml:space="preserve">you need to group the data by cyl then summarize the mean of</w:t>
-      </w:r>
-      <w:r>
-        <w:t xml:space="preserve"> </w:t>
-      </w:r>
-      <w:r>
-        <w:t xml:space="preserve">mpg.</w:t>
-      </w:r>
-    </w:p>
-    <w:p>
-      <w:pPr>
-        <w:pStyle w:val="BodyText"/>
-      </w:pPr>
-      <w:r>
-        <w:t xml:space="preserve">Use the space below to write your code:</w:t>
-      </w:r>
-    </w:p>
-    <w:p>
-      <w:pPr>
-        <w:pStyle w:val="SourceCode"/>
-      </w:pPr>
-      <w:r>
-        <w:rPr>
-          <w:rStyle w:val="CommentTok"/>
-        </w:rPr>
-        <w:t xml:space="preserve"># Write your code below this line</w:t>
-      </w:r>
-    </w:p>
-    <w:bookmarkEnd w:id="55"/>
-    <w:bookmarkStart w:id="56" w:name="task-5"/>
-    <w:p>
-      <w:pPr>
-        <w:pStyle w:val="Heading3"/>
-      </w:pPr>
-      <w:r>
-        <w:t xml:space="preserve">TASK:</w:t>
-      </w:r>
-    </w:p>
-    <w:p>
-      <w:pPr>
-        <w:pStyle w:val="FirstParagraph"/>
-      </w:pPr>
-      <w:r>
-        <w:t xml:space="preserve">Display your results as a clean table.</w:t>
-      </w:r>
-    </w:p>
-    <w:p>
-      <w:pPr>
-        <w:pStyle w:val="BodyText"/>
-      </w:pPr>
-      <w:r>
-        <w:t xml:space="preserve">Use the space below to write your code:</w:t>
-      </w:r>
-    </w:p>
-    <w:p>
-      <w:pPr>
-        <w:pStyle w:val="SourceCode"/>
-      </w:pPr>
-      <w:r>
-        <w:rPr>
-          <w:rStyle w:val="CommentTok"/>
-        </w:rPr>
-        <w:t xml:space="preserve"># Write your code below this line</w:t>
-      </w:r>
-    </w:p>
-    <w:p>
-      <w:pPr>
-        <w:pStyle w:val="FirstParagraph"/>
-      </w:pPr>
-      <w:r>
-        <w:t xml:space="preserve">QUESTION: What does this table show?</w:t>
-      </w:r>
-      <w:r>
-        <w:t xml:space="preserve"> </w:t>
-      </w:r>
-      <w:r>
-        <w:t xml:space="preserve">ANSWER:</w:t>
-      </w:r>
-    </w:p>
-    <w:p>
-      <w:pPr>
-        <w:pStyle w:val="BodyText"/>
-      </w:pPr>
-      <w:r>
-        <w:t xml:space="preserve">QUESTION: Which cylinder group has the highest average mpg?</w:t>
-      </w:r>
-      <w:r>
-        <w:t xml:space="preserve"> </w:t>
-      </w:r>
-      <w:r>
-        <w:t xml:space="preserve">ANSWER:</w:t>
-      </w:r>
-    </w:p>
-    <w:p>
-      <w:pPr>
-        <w:pStyle w:val="BodyText"/>
-      </w:pPr>
-      <w:r>
-        <w:t xml:space="preserve">QUESTION: Which cylinder group has the lowest average mpg?</w:t>
-      </w:r>
-      <w:r>
-        <w:t xml:space="preserve"> </w:t>
-      </w:r>
-      <w:r>
-        <w:t xml:space="preserve">ANSWER:</w:t>
-      </w:r>
-    </w:p>
-    <w:p>
-      <w:r>
-        <w:pict>
-          <v:rect style="width:0;height:1.5pt" o:hralign="center" o:hrstd="t" o:hr="t"/>
-        </w:pict>
-      </w:r>
-    </w:p>
-    <w:bookmarkEnd w:id="56"/>
-    <w:bookmarkEnd w:id="57"/>
-    <w:bookmarkStart w:id="58" w:name="part-d-compare-the-visuals"/>
-    <w:p>
-      <w:pPr>
-        <w:pStyle w:val="Heading2"/>
-      </w:pPr>
-      <w:r>
-        <w:t xml:space="preserve">Part D: Compare the Visuals</w:t>
-      </w:r>
-    </w:p>
-    <w:p>
-      <w:pPr>
-        <w:pStyle w:val="FirstParagraph"/>
-      </w:pPr>
-      <w:r>
-        <w:t xml:space="preserve">Now that you have created both graphs and the table, compare the</w:t>
-      </w:r>
-      <w:r>
-        <w:t xml:space="preserve"> </w:t>
-      </w:r>
-      <w:r>
-        <w:t xml:space="preserve">information they provide.</w:t>
-      </w:r>
-    </w:p>
-    <w:p>
-      <w:pPr>
-        <w:pStyle w:val="BodyText"/>
-      </w:pPr>
-      <w:r>
-        <w:t xml:space="preserve">QUESTION: How does the scatterplot help you understand the relationship between</w:t>
-      </w:r>
-      <w:r>
-        <w:t xml:space="preserve"> </w:t>
-      </w:r>
-      <w:r>
-        <w:t xml:space="preserve">weight and fuel efficiency?</w:t>
-      </w:r>
-      <w:r>
-        <w:t xml:space="preserve"> </w:t>
-      </w:r>
-      <w:r>
-        <w:t xml:space="preserve">ANSWER:</w:t>
-      </w:r>
-    </w:p>
-    <w:p>
-      <w:pPr>
-        <w:pStyle w:val="BodyText"/>
-      </w:pPr>
-      <w:r>
-        <w:t xml:space="preserve">QUESTION: How does the boxplot help you compare different groups of cars?</w:t>
-      </w:r>
-      <w:r>
-        <w:t xml:space="preserve"> </w:t>
-      </w:r>
-      <w:r>
-        <w:t xml:space="preserve">ANSWER:</w:t>
-      </w:r>
-    </w:p>
-    <w:p>
-      <w:r>
-        <w:pict>
-          <v:rect style="width:0;height:1.5pt" o:hralign="center" o:hrstd="t" o:hr="t"/>
-        </w:pict>
-      </w:r>
-    </w:p>
-    <w:bookmarkEnd w:id="58"/>
-    <w:bookmarkStart w:id="59" w:name="part-e-now-you-try"/>
-    <w:p>
-      <w:pPr>
-        <w:pStyle w:val="Heading2"/>
-      </w:pPr>
-      <w:r>
-        <w:t xml:space="preserve">Part E: Now you try</w:t>
-      </w:r>
-    </w:p>
-    <w:p>
-      <w:pPr>
-        <w:pStyle w:val="Compact"/>
-        <w:numPr>
-          <w:ilvl w:val="0"/>
-          <w:numId w:val="1009"/>
-        </w:numPr>
-      </w:pPr>
-      <w:r>
-        <w:t xml:space="preserve">Use a different variable from mtcars to make an additional scatter</w:t>
-      </w:r>
-      <w:r>
-        <w:t xml:space="preserve"> </w:t>
-      </w:r>
-      <w:r>
-        <w:t xml:space="preserve">plot.</w:t>
-      </w:r>
-    </w:p>
-    <w:p>
-      <w:pPr>
-        <w:pStyle w:val="Compact"/>
-        <w:numPr>
-          <w:ilvl w:val="0"/>
-          <w:numId w:val="1009"/>
-        </w:numPr>
-      </w:pPr>
-      <w:r>
-        <w:t xml:space="preserve">Change the color of your scatterplot.</w:t>
-      </w:r>
-    </w:p>
-    <w:p>
-      <w:pPr>
-        <w:pStyle w:val="FirstParagraph"/>
-      </w:pPr>
-      <w:r>
-        <w:t xml:space="preserve">Write your code below:</w:t>
-      </w:r>
-    </w:p>
-    <w:p>
-      <w:pPr>
-        <w:pStyle w:val="SourceCode"/>
-      </w:pPr>
-      <w:r>
-        <w:rPr>
-          <w:rStyle w:val="CommentTok"/>
-        </w:rPr>
-        <w:t xml:space="preserve"># Write your code below this line</w:t>
-      </w:r>
-    </w:p>
-    <w:p>
-      <w:pPr>
-        <w:pStyle w:val="FirstParagraph"/>
-      </w:pPr>
-      <w:r>
-        <w:t xml:space="preserve">QUESTION: What did you change, and how did it affect the output?</w:t>
-      </w:r>
-      <w:r>
-        <w:t xml:space="preserve"> </w:t>
-      </w:r>
-      <w:r>
-        <w:t xml:space="preserve">ANSWER:</w:t>
-      </w:r>
-    </w:p>
-    <w:p>
-      <w:r>
-        <w:pict>
-          <v:rect style="width:0;height:1.5pt" o:hralign="center" o:hrstd="t" o:hr="t"/>
-        </w:pict>
-      </w:r>
-    </w:p>
-    <w:bookmarkEnd w:id="59"/>
-    <w:bookmarkEnd w:id="60"/>
-    <w:bookmarkStart w:id="61" w:name="section"/>
-    <w:p>
-      <w:pPr>
-        <w:pStyle w:val="Heading1"/>
-      </w:pPr>
-      <w:r>
-        <w:t xml:space="preserve">———————————————————-</w:t>
-      </w:r>
-    </w:p>
-    <w:bookmarkEnd w:id="61"/>
-    <w:bookmarkStart w:id="104" w:name="X06a4ef5f7ecc3e184c3cc11d1a595662aa6e545"/>
-    <w:p>
-      <w:pPr>
-        <w:pStyle w:val="Heading1"/>
-      </w:pPr>
-      <w:r>
-        <w:t xml:space="preserve">Section 5: Improve and Finalize Your R Markdown Report</w:t>
-      </w:r>
-    </w:p>
-    <w:p>
-      <w:r>
-        <w:pict>
-          <v:rect style="width:0;height:1.5pt" o:hralign="center" o:hrstd="t" o:hr="t"/>
-        </w:pict>
-      </w:r>
-    </w:p>
-    <w:p>
-      <w:pPr>
-        <w:pStyle w:val="FirstParagraph"/>
-      </w:pPr>
-      <w:r>
-        <w:rPr>
-          <w:b/>
-          <w:bCs/>
-        </w:rPr>
-        <w:t xml:space="preserve">Objective:</w:t>
-      </w:r>
-      <w:r>
-        <w:t xml:space="preserve"> </w:t>
-      </w:r>
-      <w:r>
-        <w:t xml:space="preserve">Learn how to make your report more polished, readable,</w:t>
-      </w:r>
-      <w:r>
-        <w:t xml:space="preserve"> </w:t>
-      </w:r>
-      <w:r>
-        <w:t xml:space="preserve">and professional. In this section, we will take everything we have</w:t>
-      </w:r>
-      <w:r>
-        <w:t xml:space="preserve"> </w:t>
-      </w:r>
-      <w:r>
-        <w:t xml:space="preserve">learned and improve the overall quality of our R Markdown report so it</w:t>
-      </w:r>
-      <w:r>
-        <w:t xml:space="preserve"> </w:t>
-      </w:r>
-      <w:r>
-        <w:t xml:space="preserve">is easier to read and more useful.</w:t>
-      </w:r>
-    </w:p>
-    <w:p>
-      <w:pPr>
-        <w:pStyle w:val="BodyText"/>
-      </w:pPr>
-      <w:r>
-        <w:t xml:space="preserve">Author: Dhanush Devanand (</w:t>
-      </w:r>
-      <w:hyperlink r:id="rId62">
-        <w:r>
-          <w:rPr>
-            <w:rStyle w:val="Hyperlink"/>
-          </w:rPr>
-          <w:t xml:space="preserve">s_devanand@uncg.edu</w:t>
-        </w:r>
-      </w:hyperlink>
-      <w:r>
-        <w:t xml:space="preserve">)</w:t>
-      </w:r>
-    </w:p>
-    <w:p>
-      <w:r>
-        <w:pict>
-          <v:rect style="width:0;height:1.5pt" o:hralign="center" o:hrstd="t" o:hr="t"/>
-        </w:pict>
-      </w:r>
-    </w:p>
-    <w:bookmarkStart w:id="67" w:name="step-1-understanding-inline-r-code"/>
-    <w:p>
-      <w:pPr>
-        <w:pStyle w:val="Heading2"/>
-      </w:pPr>
-      <w:r>
-        <w:t xml:space="preserve">Step 1: Understanding Inline R Code</w:t>
-      </w:r>
-    </w:p>
-    <w:p>
-      <w:pPr>
-        <w:pStyle w:val="FirstParagraph"/>
-      </w:pPr>
-      <w:r>
-        <w:t xml:space="preserve">So far, we have been writing code in chunks. However, sometimes we want</w:t>
-      </w:r>
-      <w:r>
-        <w:t xml:space="preserve"> </w:t>
-      </w:r>
-      <w:r>
-        <w:t xml:space="preserve">to include results directly inside our text.</w:t>
-      </w:r>
-      <w:r>
-        <w:t xml:space="preserve"> </w:t>
-      </w:r>
-      <w:r>
-        <w:rPr>
-          <w:b/>
-          <w:bCs/>
-        </w:rPr>
-        <w:t xml:space="preserve">Inline R code</w:t>
-      </w:r>
-      <w:r>
-        <w:t xml:space="preserve"> </w:t>
-      </w:r>
-      <w:r>
-        <w:t xml:space="preserve">allows us</w:t>
-      </w:r>
-      <w:r>
-        <w:t xml:space="preserve"> </w:t>
-      </w:r>
-      <w:r>
-        <w:t xml:space="preserve">to insert calculations into sentences without a separate code chunk.</w:t>
-      </w:r>
-    </w:p>
-    <w:bookmarkStart w:id="63" w:name="task-6"/>
-    <w:p>
-      <w:pPr>
-        <w:pStyle w:val="Heading3"/>
-      </w:pPr>
-      <w:r>
-        <w:t xml:space="preserve">TASK:</w:t>
-      </w:r>
-    </w:p>
-    <w:p>
-      <w:pPr>
-        <w:pStyle w:val="FirstParagraph"/>
-      </w:pPr>
-      <w:r>
-        <w:t xml:space="preserve">Copy and paste the following lines directly into your R Markdown</w:t>
-      </w:r>
-      <w:r>
-        <w:t xml:space="preserve"> </w:t>
-      </w:r>
-      <w:r>
-        <w:t xml:space="preserve">document,</w:t>
-      </w:r>
-      <w:r>
-        <w:t xml:space="preserve"> </w:t>
-      </w:r>
-      <w:r>
-        <w:rPr>
-          <w:b/>
-          <w:bCs/>
-        </w:rPr>
-        <w:t xml:space="preserve">outside</w:t>
-      </w:r>
-      <w:r>
-        <w:t xml:space="preserve"> </w:t>
-      </w:r>
-      <w:r>
-        <w:t xml:space="preserve">of any code chunk, and then Knit:</w:t>
-      </w:r>
-    </w:p>
-    <w:p>
-      <w:pPr>
-        <w:pStyle w:val="SourceCode"/>
-      </w:pPr>
-      <w:r>
-        <w:rPr>
-          <w:rStyle w:val="VerbatimChar"/>
-        </w:rPr>
-        <w:t xml:space="preserve">The mtcars dataset has 32 rows and 12 columns.</w:t>
-      </w:r>
-      <w:r>
-        <w:br/>
-      </w:r>
-      <w:r>
-        <w:rPr>
-          <w:rStyle w:val="VerbatimChar"/>
-        </w:rPr>
-        <w:t xml:space="preserve">The average miles per gallon (mpg) is 20.09.</w:t>
-      </w:r>
-    </w:p>
-    <w:bookmarkEnd w:id="63"/>
-    <w:bookmarkStart w:id="64" w:name="check"/>
-    <w:p>
-      <w:pPr>
-        <w:pStyle w:val="Heading3"/>
-      </w:pPr>
-      <w:r>
-        <w:t xml:space="preserve">Check</w:t>
-      </w:r>
-    </w:p>
-    <w:p>
-      <w:pPr>
-        <w:pStyle w:val="FirstParagraph"/>
-      </w:pPr>
-      <w:r>
-        <w:t xml:space="preserve">Did the numbers appear automatically in your rendered sentence?</w:t>
-      </w:r>
-    </w:p>
-    <w:p>
-      <w:pPr>
-        <w:pStyle w:val="BodyText"/>
-      </w:pPr>
-      <w:r>
-        <w:t xml:space="preserve">QUESTION: What is inline R code, and how is it different from a regular code</w:t>
-      </w:r>
-      <w:r>
-        <w:t xml:space="preserve"> </w:t>
-      </w:r>
-      <w:r>
-        <w:t xml:space="preserve">chunk?</w:t>
-      </w:r>
-      <w:r>
-        <w:t xml:space="preserve"> </w:t>
-      </w:r>
-      <w:r>
-        <w:t xml:space="preserve">ANSWER:</w:t>
-      </w:r>
-    </w:p>
-    <w:p>
-      <w:pPr>
-        <w:pStyle w:val="BodyText"/>
-      </w:pPr>
-      <w:r>
-        <w:t xml:space="preserve">QUESTION: Why is inline R code useful when working with a dataset that might be</w:t>
-      </w:r>
-      <w:r>
-        <w:t xml:space="preserve"> </w:t>
-      </w:r>
-      <w:r>
-        <w:t xml:space="preserve">updated or changed over time?</w:t>
-      </w:r>
-      <w:r>
-        <w:t xml:space="preserve"> </w:t>
-      </w:r>
-      <w:r>
-        <w:t xml:space="preserve">ANSWER:</w:t>
-      </w:r>
-    </w:p>
-    <w:bookmarkEnd w:id="64"/>
-    <w:bookmarkStart w:id="65" w:name="task-7"/>
-    <w:p>
-      <w:pPr>
-        <w:pStyle w:val="Heading3"/>
-      </w:pPr>
-      <w:r>
-        <w:t xml:space="preserve">TASK:</w:t>
-      </w:r>
-    </w:p>
-    <w:p>
-      <w:pPr>
-        <w:pStyle w:val="FirstParagraph"/>
-      </w:pPr>
-      <w:r>
-        <w:t xml:space="preserve">Now try writing your own inline R code sentence. Using the mtcars</w:t>
-      </w:r>
-      <w:r>
-        <w:t xml:space="preserve"> </w:t>
-      </w:r>
-      <w:r>
-        <w:t xml:space="preserve">dataset, write a sentence that includes the maximum horsepower value</w:t>
-      </w:r>
-      <w:r>
-        <w:t xml:space="preserve"> </w:t>
-      </w:r>
-      <w:r>
-        <w:t xml:space="preserve">using inline R code. The function</w:t>
-      </w:r>
-      <w:r>
-        <w:t xml:space="preserve"> </w:t>
-      </w:r>
-      <w:r>
-        <w:rPr>
-          <w:rStyle w:val="VerbatimChar"/>
-        </w:rPr>
-        <w:t xml:space="preserve">max()</w:t>
-      </w:r>
-      <w:r>
-        <w:t xml:space="preserve"> </w:t>
-      </w:r>
-      <w:r>
-        <w:t xml:space="preserve">will be helpful here.</w:t>
-      </w:r>
-    </w:p>
-    <w:p>
-      <w:pPr>
-        <w:pStyle w:val="BodyText"/>
-      </w:pPr>
-      <w:r>
-        <w:rPr>
-          <w:b/>
-          <w:bCs/>
-        </w:rPr>
-        <w:t xml:space="preserve">Your sentence:</w:t>
-      </w:r>
-      <w:r>
-        <w:t xml:space="preserve"> </w:t>
-      </w:r>
-      <w:r>
-        <w:t xml:space="preserve">[Write your sentence with inline R code here.]</w:t>
-      </w:r>
-    </w:p>
-    <w:bookmarkEnd w:id="65"/>
-    <w:bookmarkStart w:id="66" w:name="why-this-matters"/>
-    <w:p>
-      <w:pPr>
-        <w:pStyle w:val="Heading3"/>
-      </w:pPr>
-      <w:r>
-        <w:t xml:space="preserve">Why This Matters</w:t>
-      </w:r>
-    </w:p>
-    <w:p>
-      <w:pPr>
-        <w:pStyle w:val="FirstParagraph"/>
-      </w:pPr>
-      <w:r>
-        <w:t xml:space="preserve">Inline R code makes your report dynamic. If the dataset changes, your</w:t>
-      </w:r>
-      <w:r>
-        <w:t xml:space="preserve"> </w:t>
-      </w:r>
-      <w:r>
-        <w:t xml:space="preserve">results will automatically update without you needing to rewrite</w:t>
-      </w:r>
-      <w:r>
-        <w:t xml:space="preserve"> </w:t>
-      </w:r>
-      <w:r>
-        <w:t xml:space="preserve">anything. This is especially important in professional or scientific</w:t>
-      </w:r>
-      <w:r>
-        <w:t xml:space="preserve"> </w:t>
-      </w:r>
-      <w:r>
-        <w:t xml:space="preserve">reports where accuracy matters.</w:t>
-      </w:r>
-    </w:p>
-    <w:p>
-      <w:r>
-        <w:pict>
-          <v:rect style="width:0;height:1.5pt" o:hralign="center" o:hrstd="t" o:hr="t"/>
-        </w:pict>
-      </w:r>
-    </w:p>
-    <w:bookmarkEnd w:id="66"/>
-    <w:bookmarkEnd w:id="67"/>
-    <w:bookmarkStart w:id="74" w:name="X8adb6ea81ae53e458d11ea94a5929b402d00395"/>
-    <w:p>
-      <w:pPr>
-        <w:pStyle w:val="Heading2"/>
-      </w:pPr>
-      <w:r>
-        <w:t xml:space="preserve">Step 2: Improving Readability by Hiding Code</w:t>
-      </w:r>
-    </w:p>
-    <w:p>
-      <w:pPr>
-        <w:pStyle w:val="FirstParagraph"/>
-      </w:pPr>
-      <w:r>
-        <w:t xml:space="preserve">Sometimes, showing all code can make a report look cluttered. If we only</w:t>
-      </w:r>
-      <w:r>
-        <w:t xml:space="preserve"> </w:t>
-      </w:r>
-      <w:r>
-        <w:t xml:space="preserve">care about the output — like a graph — we can hide the code using the</w:t>
-      </w:r>
-      <w:r>
-        <w:t xml:space="preserve"> </w:t>
-      </w:r>
-      <w:r>
-        <w:rPr>
-          <w:rStyle w:val="VerbatimChar"/>
-        </w:rPr>
-        <w:t xml:space="preserve">echo=FALSE</w:t>
-      </w:r>
-      <w:r>
-        <w:t xml:space="preserve"> </w:t>
-      </w:r>
-      <w:r>
-        <w:t xml:space="preserve">chunk option.</w:t>
-      </w:r>
-    </w:p>
-    <w:bookmarkStart w:id="71" w:name="task-8"/>
-    <w:p>
-      <w:pPr>
-        <w:pStyle w:val="Heading3"/>
-      </w:pPr>
-      <w:r>
-        <w:t xml:space="preserve">TASK:</w:t>
-      </w:r>
-    </w:p>
-    <w:p>
-      <w:pPr>
-        <w:pStyle w:val="FirstParagraph"/>
-      </w:pPr>
-      <w:r>
-        <w:t xml:space="preserve">The chunk below currently shows the code when knitted. Add</w:t>
-      </w:r>
-      <w:r>
-        <w:t xml:space="preserve"> </w:t>
-      </w:r>
-      <w:r>
-        <w:rPr>
-          <w:rStyle w:val="VerbatimChar"/>
-        </w:rPr>
-        <w:t xml:space="preserve">echo=FALSE</w:t>
-      </w:r>
-      <w:r>
-        <w:t xml:space="preserve"> </w:t>
-      </w:r>
-      <w:r>
-        <w:t xml:space="preserve">inside the curly braces so that only the plot appears in the output, not</w:t>
-      </w:r>
-      <w:r>
-        <w:t xml:space="preserve"> </w:t>
-      </w:r>
-      <w:r>
-        <w:t xml:space="preserve">the code. Then Knit your document.</w:t>
-      </w:r>
-    </w:p>
-    <w:p>
-      <w:pPr>
-        <w:pStyle w:val="SourceCode"/>
-      </w:pPr>
+      <w:r>
+        <w:br/>
+      </w:r>
       <w:r>
         <w:rPr>
           <w:rStyle w:val="FunctionTok"/>
@@ -6487,7 +5570,7 @@
         <w:rPr>
           <w:rStyle w:val="AttributeTok"/>
         </w:rPr>
-        <w:t xml:space="preserve">main =</w:t>
+        <w:t xml:space="preserve">xlab =</w:t>
       </w:r>
       <w:r>
         <w:rPr>
@@ -6499,7 +5582,7 @@
         <w:rPr>
           <w:rStyle w:val="StringTok"/>
         </w:rPr>
-        <w:t xml:space="preserve">"Weight vs MPG"</w:t>
+        <w:t xml:space="preserve">"Weight (1000 lbs)"</w:t>
       </w:r>
       <w:r>
         <w:rPr>
@@ -6520,7 +5603,7 @@
         <w:rPr>
           <w:rStyle w:val="AttributeTok"/>
         </w:rPr>
-        <w:t xml:space="preserve">xlab =</w:t>
+        <w:t xml:space="preserve">ylab =</w:t>
       </w:r>
       <w:r>
         <w:rPr>
@@ -6532,40 +5615,7 @@
         <w:rPr>
           <w:rStyle w:val="StringTok"/>
         </w:rPr>
-        <w:t xml:space="preserve">"Weight (1000 lbs)"</w:t>
-      </w:r>
-      <w:r>
-        <w:rPr>
-          <w:rStyle w:val="NormalTok"/>
-        </w:rPr>
-        <w:t xml:space="preserve">,</w:t>
-      </w:r>
-      <w:r>
-        <w:br/>
-      </w:r>
-      <w:r>
-        <w:rPr>
-          <w:rStyle w:val="NormalTok"/>
-        </w:rPr>
-        <w:t xml:space="preserve">     </w:t>
-      </w:r>
-      <w:r>
-        <w:rPr>
-          <w:rStyle w:val="AttributeTok"/>
-        </w:rPr>
-        <w:t xml:space="preserve">ylab =</w:t>
-      </w:r>
-      <w:r>
-        <w:rPr>
-          <w:rStyle w:val="NormalTok"/>
-        </w:rPr>
-        <w:t xml:space="preserve"> </w:t>
-      </w:r>
-      <w:r>
-        <w:rPr>
-          <w:rStyle w:val="StringTok"/>
-        </w:rPr>
-        <w:t xml:space="preserve">"Miles Per Gallon"</w:t>
+        <w:t xml:space="preserve">"Miles per Gallon (MPG)"</w:t>
       </w:r>
       <w:r>
         <w:rPr>
@@ -6583,18 +5633,18 @@
           <wp:inline>
             <wp:extent cx="5334000" cy="4267200"/>
             <wp:effectExtent b="0" l="0" r="0" t="0"/>
-            <wp:docPr descr="" title="" id="69" name="Picture"/>
+            <wp:docPr descr="" title="" id="53" name="Picture"/>
             <a:graphic>
               <a:graphicData uri="http://schemas.openxmlformats.org/drawingml/2006/picture">
                 <pic:pic>
                   <pic:nvPicPr>
-                    <pic:cNvPr descr="12_markdown_files/12_markdown_files/figure-docx/unnamed-chunk-12-1.png" id="70" name="Picture"/>
+                    <pic:cNvPr descr="12_markdown_files/12_markdown_files/figure-docx/scatterplot-1.png" id="54" name="Picture"/>
                     <pic:cNvPicPr>
                       <a:picLocks noChangeArrowheads="1" noChangeAspect="1"/>
                     </pic:cNvPicPr>
                   </pic:nvPicPr>
                   <pic:blipFill>
-                    <a:blip r:embed="rId68"/>
+                    <a:blip r:embed="rId52"/>
                     <a:stretch>
                       <a:fillRect/>
                     </a:stretch>
@@ -6621,6 +5671,30 @@
         </w:drawing>
       </w:r>
     </w:p>
+    <w:bookmarkEnd w:id="55"/>
+    <w:bookmarkStart w:id="59" w:name="task-1"/>
+    <w:p>
+      <w:pPr>
+        <w:pStyle w:val="Heading3"/>
+      </w:pPr>
+      <w:r>
+        <w:t xml:space="preserve">TASK:</w:t>
+      </w:r>
+    </w:p>
+    <w:p>
+      <w:pPr>
+        <w:pStyle w:val="FirstParagraph"/>
+      </w:pPr>
+      <w:r>
+        <w:t xml:space="preserve">Modify your scatterplot so that it includes: a title, an x-axis label, a</w:t>
+      </w:r>
+      <w:r>
+        <w:t xml:space="preserve"> </w:t>
+      </w:r>
+      <w:r>
+        <w:t xml:space="preserve">y-axis label, a point color of your choice</w:t>
+      </w:r>
+    </w:p>
     <w:p>
       <w:pPr>
         <w:pStyle w:val="BodyText"/>
@@ -6636,255 +5710,13 @@
         <w:t xml:space="preserve"> </w:t>
       </w:r>
       <w:r>
-        <w:t xml:space="preserve">Your chunk header should look like this when you are done:</w:t>
-      </w:r>
-      <w:r>
-        <w:t xml:space="preserve"> </w:t>
-      </w:r>
-      <w:r>
-        <w:rPr>
-          <w:rStyle w:val="VerbatimChar"/>
-        </w:rPr>
-        <w:t xml:space="preserve">```{r echo=FALSE}</w:t>
-      </w:r>
-    </w:p>
-    <w:bookmarkEnd w:id="71"/>
-    <w:bookmarkStart w:id="72" w:name="check-1"/>
-    <w:p>
-      <w:pPr>
-        <w:pStyle w:val="Heading3"/>
-      </w:pPr>
-      <w:r>
-        <w:t xml:space="preserve">Check</w:t>
-      </w:r>
-    </w:p>
-    <w:p>
-      <w:pPr>
-        <w:pStyle w:val="FirstParagraph"/>
-      </w:pPr>
-      <w:r>
-        <w:t xml:space="preserve">Do you see the plot in the output but</w:t>
-      </w:r>
-      <w:r>
-        <w:t xml:space="preserve"> </w:t>
-      </w:r>
-      <w:r>
-        <w:rPr>
-          <w:b/>
-          <w:bCs/>
-        </w:rPr>
-        <w:t xml:space="preserve">not</w:t>
-      </w:r>
-      <w:r>
-        <w:t xml:space="preserve"> </w:t>
-      </w:r>
-      <w:r>
-        <w:t xml:space="preserve">the code that created it?</w:t>
-      </w:r>
-    </w:p>
-    <w:p>
-      <w:pPr>
-        <w:pStyle w:val="BodyText"/>
-      </w:pPr>
-      <w:r>
-        <w:t xml:space="preserve">QUESTION: Why might you want to hide code in a final report?</w:t>
-      </w:r>
-      <w:r>
-        <w:t xml:space="preserve"> </w:t>
-      </w:r>
-      <w:r>
-        <w:t xml:space="preserve">ANSWER:</w:t>
-      </w:r>
-    </w:p>
-    <w:p>
-      <w:pPr>
-        <w:pStyle w:val="BodyText"/>
-      </w:pPr>
-      <w:r>
-        <w:t xml:space="preserve">QUESTION: Can you think of a situation where you would want to</w:t>
-      </w:r>
-      <w:r>
-        <w:t xml:space="preserve"> </w:t>
-      </w:r>
-      <w:r>
-        <w:rPr>
-          <w:b/>
-          <w:bCs/>
-        </w:rPr>
-        <w:t xml:space="preserve">show</w:t>
-      </w:r>
-      <w:r>
-        <w:t xml:space="preserve"> </w:t>
-      </w:r>
-      <w:r>
-        <w:t xml:space="preserve">your code</w:t>
-      </w:r>
-      <w:r>
-        <w:t xml:space="preserve"> </w:t>
-      </w:r>
-      <w:r>
-        <w:t xml:space="preserve">in a report rather than hide it? Who might be reading that report?</w:t>
-      </w:r>
-      <w:r>
-        <w:t xml:space="preserve"> </w:t>
-      </w:r>
-      <w:r>
-        <w:t xml:space="preserve">ANSWER:</w:t>
-      </w:r>
-    </w:p>
-    <w:bookmarkEnd w:id="72"/>
-    <w:bookmarkStart w:id="73" w:name="task-9"/>
-    <w:p>
-      <w:pPr>
-        <w:pStyle w:val="Heading3"/>
-      </w:pPr>
-      <w:r>
-        <w:t xml:space="preserve">TASK:</w:t>
-      </w:r>
-    </w:p>
-    <w:p>
-      <w:pPr>
-        <w:pStyle w:val="FirstParagraph"/>
-      </w:pPr>
-      <w:r>
-        <w:t xml:space="preserve">Now apply</w:t>
-      </w:r>
-      <w:r>
-        <w:t xml:space="preserve"> </w:t>
-      </w:r>
-      <w:r>
-        <w:rPr>
-          <w:rStyle w:val="VerbatimChar"/>
-        </w:rPr>
-        <w:t xml:space="preserve">echo=FALSE</w:t>
-      </w:r>
-      <w:r>
-        <w:t xml:space="preserve"> </w:t>
-      </w:r>
-      <w:r>
-        <w:t xml:space="preserve">to the ggplot chunk you created back in Section</w:t>
-      </w:r>
-      <w:r>
-        <w:t xml:space="preserve"> </w:t>
-      </w:r>
-      <w:r>
-        <w:t xml:space="preserve">3. Knit the document and confirm only the plot appears.</w:t>
-      </w:r>
-    </w:p>
-    <w:p>
-      <w:r>
-        <w:pict>
-          <v:rect style="width:0;height:1.5pt" o:hralign="center" o:hrstd="t" o:hr="t"/>
-        </w:pict>
-      </w:r>
-    </w:p>
-    <w:bookmarkEnd w:id="73"/>
-    <w:bookmarkEnd w:id="74"/>
-    <w:bookmarkStart w:id="79" w:name="step-3-removing-warnings-and-messages"/>
-    <w:p>
-      <w:pPr>
-        <w:pStyle w:val="Heading2"/>
-      </w:pPr>
-      <w:r>
-        <w:t xml:space="preserve">Step 3: Removing Warnings and Messages</w:t>
-      </w:r>
-    </w:p>
-    <w:p>
-      <w:pPr>
-        <w:pStyle w:val="FirstParagraph"/>
-      </w:pPr>
-      <w:r>
-        <w:t xml:space="preserve">When you load packages or run certain functions, R sometimes prints</w:t>
-      </w:r>
-      <w:r>
-        <w:t xml:space="preserve"> </w:t>
-      </w:r>
-      <w:r>
-        <w:t xml:space="preserve">extra warnings and messages that are not important to the reader. These</w:t>
-      </w:r>
-      <w:r>
-        <w:t xml:space="preserve"> </w:t>
-      </w:r>
-      <w:r>
-        <w:t xml:space="preserve">can make your report look messy. You can suppress them using the chunk</w:t>
-      </w:r>
-      <w:r>
-        <w:t xml:space="preserve"> </w:t>
-      </w:r>
-      <w:r>
-        <w:t xml:space="preserve">options</w:t>
-      </w:r>
-      <w:r>
-        <w:t xml:space="preserve"> </w:t>
-      </w:r>
-      <w:r>
-        <w:rPr>
-          <w:rStyle w:val="VerbatimChar"/>
-        </w:rPr>
-        <w:t xml:space="preserve">message=FALSE</w:t>
-      </w:r>
-      <w:r>
-        <w:t xml:space="preserve"> </w:t>
-      </w:r>
-      <w:r>
-        <w:t xml:space="preserve">and</w:t>
-      </w:r>
-      <w:r>
-        <w:t xml:space="preserve"> </w:t>
-      </w:r>
-      <w:r>
-        <w:rPr>
-          <w:rStyle w:val="VerbatimChar"/>
-        </w:rPr>
-        <w:t xml:space="preserve">warning=FALSE</w:t>
-      </w:r>
-      <w:r>
-        <w:t xml:space="preserve">.</w:t>
-      </w:r>
-    </w:p>
-    <w:bookmarkStart w:id="75" w:name="task-part-a-see-the-messages-first"/>
-    <w:p>
-      <w:pPr>
-        <w:pStyle w:val="Heading3"/>
-      </w:pPr>
-      <w:r>
-        <w:t xml:space="preserve">TASK: — Part A: See the messages first</w:t>
-      </w:r>
-    </w:p>
-    <w:p>
-      <w:pPr>
-        <w:pStyle w:val="FirstParagraph"/>
-      </w:pPr>
-      <w:r>
-        <w:t xml:space="preserve">Run the chunk below</w:t>
-      </w:r>
-      <w:r>
-        <w:t xml:space="preserve"> </w:t>
-      </w:r>
-      <w:r>
-        <w:rPr>
-          <w:b/>
-          <w:bCs/>
-        </w:rPr>
-        <w:t xml:space="preserve">without</w:t>
-      </w:r>
-      <w:r>
-        <w:t xml:space="preserve"> </w:t>
-      </w:r>
-      <w:r>
-        <w:t xml:space="preserve">any chunk options and Knit. Read through</w:t>
-      </w:r>
-      <w:r>
-        <w:t xml:space="preserve"> </w:t>
-      </w:r>
-      <w:r>
-        <w:t xml:space="preserve">the output carefully and write down any extra messages or warnings you</w:t>
-      </w:r>
-      <w:r>
-        <w:t xml:space="preserve"> </w:t>
-      </w:r>
-      <w:r>
-        <w:t xml:space="preserve">notice below.</w:t>
+        <w:t xml:space="preserve">Think back to previous assignments(main=, xlab= ,ylab=, and</w:t>
+      </w:r>
+      <w:r>
+        <w:t xml:space="preserve"> </w:t>
+      </w:r>
+      <w:r>
+        <w:t xml:space="preserve">col=)</w:t>
       </w:r>
     </w:p>
     <w:p>
@@ -6893,1090 +5725,129 @@
       </w:pPr>
       <w:r>
         <w:rPr>
+          <w:rStyle w:val="CommentTok"/>
+        </w:rPr>
+        <w:t xml:space="preserve"># Write your updated scatterplot code below this line</w:t>
+      </w:r>
+      <w:r>
+        <w:br/>
+      </w:r>
+      <w:r>
+        <w:rPr>
           <w:rStyle w:val="FunctionTok"/>
         </w:rPr>
-        <w:t xml:space="preserve">library</w:t>
-      </w:r>
-      <w:r>
-        <w:rPr>
-          <w:rStyle w:val="NormalTok"/>
-        </w:rPr>
-        <w:t xml:space="preserve">(tidyverse)</w:t>
-      </w:r>
-    </w:p>
-    <w:p>
-      <w:pPr>
-        <w:pStyle w:val="SourceCode"/>
-      </w:pPr>
-      <w:r>
-        <w:rPr>
-          <w:rStyle w:val="VerbatimChar"/>
-        </w:rPr>
-        <w:t xml:space="preserve">## ── Attaching core tidyverse packages ──────────────────────── tidyverse 2.0.0 ──</w:t>
-      </w:r>
-      <w:r>
-        <w:br/>
-      </w:r>
-      <w:r>
-        <w:rPr>
-          <w:rStyle w:val="VerbatimChar"/>
-        </w:rPr>
-        <w:t xml:space="preserve">## ✔ forcats   1.0.1     ✔ stringr   1.6.0</w:t>
-      </w:r>
-      <w:r>
-        <w:br/>
-      </w:r>
-      <w:r>
-        <w:rPr>
-          <w:rStyle w:val="VerbatimChar"/>
-        </w:rPr>
-        <w:t xml:space="preserve">## ✔ lubridate 1.9.5     ✔ tibble    3.3.1</w:t>
-      </w:r>
-      <w:r>
-        <w:br/>
-      </w:r>
-      <w:r>
-        <w:rPr>
-          <w:rStyle w:val="VerbatimChar"/>
-        </w:rPr>
-        <w:t xml:space="preserve">## ✔ purrr     1.2.1     ✔ tidyr     1.3.2</w:t>
-      </w:r>
-      <w:r>
-        <w:br/>
-      </w:r>
-      <w:r>
-        <w:rPr>
-          <w:rStyle w:val="VerbatimChar"/>
-        </w:rPr>
-        <w:t xml:space="preserve">## ✔ readr     2.2.0     </w:t>
-      </w:r>
-      <w:r>
-        <w:br/>
-      </w:r>
-      <w:r>
-        <w:rPr>
-          <w:rStyle w:val="VerbatimChar"/>
-        </w:rPr>
-        <w:t xml:space="preserve">## ── Conflicts ────────────────────────────────────────── tidyverse_conflicts() ──</w:t>
-      </w:r>
-      <w:r>
-        <w:br/>
-      </w:r>
-      <w:r>
-        <w:rPr>
-          <w:rStyle w:val="VerbatimChar"/>
-        </w:rPr>
-        <w:t xml:space="preserve">## ✖ dplyr::filter() masks stats::filter()</w:t>
-      </w:r>
-      <w:r>
-        <w:br/>
-      </w:r>
-      <w:r>
-        <w:rPr>
-          <w:rStyle w:val="VerbatimChar"/>
-        </w:rPr>
-        <w:t xml:space="preserve">## ✖ dplyr::lag()    masks stats::lag()</w:t>
-      </w:r>
-      <w:r>
-        <w:br/>
-      </w:r>
-      <w:r>
-        <w:rPr>
-          <w:rStyle w:val="VerbatimChar"/>
-        </w:rPr>
-        <w:t xml:space="preserve">## ℹ Use the conflicted package (&lt;http://conflicted.r-lib.org/&gt;) to force all conflicts to become errors</w:t>
-      </w:r>
-    </w:p>
-    <w:p>
-      <w:pPr>
-        <w:pStyle w:val="SourceCode"/>
-      </w:pPr>
-      <w:r>
-        <w:rPr>
-          <w:rStyle w:val="FunctionTok"/>
-        </w:rPr>
-        <w:t xml:space="preserve">summary</w:t>
-      </w:r>
-      <w:r>
-        <w:rPr>
-          <w:rStyle w:val="NormalTok"/>
-        </w:rPr>
-        <w:t xml:space="preserve">(mtcars)</w:t>
-      </w:r>
-    </w:p>
-    <w:p>
-      <w:pPr>
-        <w:pStyle w:val="SourceCode"/>
-      </w:pPr>
-      <w:r>
-        <w:rPr>
-          <w:rStyle w:val="VerbatimChar"/>
-        </w:rPr>
-        <w:t xml:space="preserve">##       mpg             cyl             disp             hp       </w:t>
-      </w:r>
-      <w:r>
-        <w:br/>
-      </w:r>
-      <w:r>
-        <w:rPr>
-          <w:rStyle w:val="VerbatimChar"/>
-        </w:rPr>
-        <w:t xml:space="preserve">##  Min.   :10.40   Min.   :4.000   Min.   : 71.1   Min.   : 52.0  </w:t>
-      </w:r>
-      <w:r>
-        <w:br/>
-      </w:r>
-      <w:r>
-        <w:rPr>
-          <w:rStyle w:val="VerbatimChar"/>
-        </w:rPr>
-        <w:t xml:space="preserve">##  1st Qu.:15.43   1st Qu.:4.000   1st Qu.:120.8   1st Qu.: 96.5  </w:t>
-      </w:r>
-      <w:r>
-        <w:br/>
-      </w:r>
-      <w:r>
-        <w:rPr>
-          <w:rStyle w:val="VerbatimChar"/>
-        </w:rPr>
-        <w:t xml:space="preserve">##  Median :19.20   Median :6.000   Median :196.3   Median :123.0  </w:t>
-      </w:r>
-      <w:r>
-        <w:br/>
-      </w:r>
-      <w:r>
-        <w:rPr>
-          <w:rStyle w:val="VerbatimChar"/>
-        </w:rPr>
-        <w:t xml:space="preserve">##  Mean   :20.09   Mean   :6.188   Mean   :230.7   Mean   :146.7  </w:t>
-      </w:r>
-      <w:r>
-        <w:br/>
-      </w:r>
-      <w:r>
-        <w:rPr>
-          <w:rStyle w:val="VerbatimChar"/>
-        </w:rPr>
-        <w:t xml:space="preserve">##  3rd Qu.:22.80   3rd Qu.:8.000   3rd Qu.:326.0   3rd Qu.:180.0  </w:t>
-      </w:r>
-      <w:r>
-        <w:br/>
-      </w:r>
-      <w:r>
-        <w:rPr>
-          <w:rStyle w:val="VerbatimChar"/>
-        </w:rPr>
-        <w:t xml:space="preserve">##  Max.   :33.90   Max.   :8.000   Max.   :472.0   Max.   :335.0  </w:t>
-      </w:r>
-      <w:r>
-        <w:br/>
-      </w:r>
-      <w:r>
-        <w:rPr>
-          <w:rStyle w:val="VerbatimChar"/>
-        </w:rPr>
-        <w:t xml:space="preserve">##       drat             wt             qsec             vs        </w:t>
-      </w:r>
-      <w:r>
-        <w:br/>
-      </w:r>
-      <w:r>
-        <w:rPr>
-          <w:rStyle w:val="VerbatimChar"/>
-        </w:rPr>
-        <w:t xml:space="preserve">##  Min.   :2.760   Min.   :1.513   Min.   :14.50   Min.   :0.0000  </w:t>
-      </w:r>
-      <w:r>
-        <w:br/>
-      </w:r>
-      <w:r>
-        <w:rPr>
-          <w:rStyle w:val="VerbatimChar"/>
-        </w:rPr>
-        <w:t xml:space="preserve">##  1st Qu.:3.080   1st Qu.:2.581   1st Qu.:16.89   1st Qu.:0.0000  </w:t>
-      </w:r>
-      <w:r>
-        <w:br/>
-      </w:r>
-      <w:r>
-        <w:rPr>
-          <w:rStyle w:val="VerbatimChar"/>
-        </w:rPr>
-        <w:t xml:space="preserve">##  Median :3.695   Median :3.325   Median :17.71   Median :0.0000  </w:t>
-      </w:r>
-      <w:r>
-        <w:br/>
-      </w:r>
-      <w:r>
-        <w:rPr>
-          <w:rStyle w:val="VerbatimChar"/>
-        </w:rPr>
-        <w:t xml:space="preserve">##  Mean   :3.597   Mean   :3.217   Mean   :17.85   Mean   :0.4375  </w:t>
-      </w:r>
-      <w:r>
-        <w:br/>
-      </w:r>
-      <w:r>
-        <w:rPr>
-          <w:rStyle w:val="VerbatimChar"/>
-        </w:rPr>
-        <w:t xml:space="preserve">##  3rd Qu.:3.920   3rd Qu.:3.610   3rd Qu.:18.90   3rd Qu.:1.0000  </w:t>
-      </w:r>
-      <w:r>
-        <w:br/>
-      </w:r>
-      <w:r>
-        <w:rPr>
-          <w:rStyle w:val="VerbatimChar"/>
-        </w:rPr>
-        <w:t xml:space="preserve">##  Max.   :4.930   Max.   :5.424   Max.   :22.90   Max.   :1.0000  </w:t>
-      </w:r>
-      <w:r>
-        <w:br/>
-      </w:r>
-      <w:r>
-        <w:rPr>
-          <w:rStyle w:val="VerbatimChar"/>
-        </w:rPr>
-        <w:t xml:space="preserve">##        am              gear            carb         car_name        </w:t>
-      </w:r>
-      <w:r>
-        <w:br/>
-      </w:r>
-      <w:r>
-        <w:rPr>
-          <w:rStyle w:val="VerbatimChar"/>
-        </w:rPr>
-        <w:t xml:space="preserve">##  Min.   :0.0000   Min.   :3.000   Min.   :1.000   Length:32         </w:t>
-      </w:r>
-      <w:r>
-        <w:br/>
-      </w:r>
-      <w:r>
-        <w:rPr>
-          <w:rStyle w:val="VerbatimChar"/>
-        </w:rPr>
-        <w:t xml:space="preserve">##  1st Qu.:0.0000   1st Qu.:3.000   1st Qu.:2.000   Class :character  </w:t>
-      </w:r>
-      <w:r>
-        <w:br/>
-      </w:r>
-      <w:r>
-        <w:rPr>
-          <w:rStyle w:val="VerbatimChar"/>
-        </w:rPr>
-        <w:t xml:space="preserve">##  Median :0.0000   Median :4.000   Median :2.000   Mode  :character  </w:t>
-      </w:r>
-      <w:r>
-        <w:br/>
-      </w:r>
-      <w:r>
-        <w:rPr>
-          <w:rStyle w:val="VerbatimChar"/>
-        </w:rPr>
-        <w:t xml:space="preserve">##  Mean   :0.4062   Mean   :3.688   Mean   :2.812                     </w:t>
-      </w:r>
-      <w:r>
-        <w:br/>
-      </w:r>
-      <w:r>
-        <w:rPr>
-          <w:rStyle w:val="VerbatimChar"/>
-        </w:rPr>
-        <w:t xml:space="preserve">##  3rd Qu.:1.0000   3rd Qu.:4.000   3rd Qu.:4.000                     </w:t>
-      </w:r>
-      <w:r>
-        <w:br/>
-      </w:r>
-      <w:r>
-        <w:rPr>
-          <w:rStyle w:val="VerbatimChar"/>
-        </w:rPr>
-        <w:t xml:space="preserve">##  Max.   :1.0000   Max.   :5.000   Max.   :8.000</w:t>
-      </w:r>
-    </w:p>
-    <w:p>
-      <w:pPr>
-        <w:pStyle w:val="FirstParagraph"/>
-      </w:pPr>
-      <w:r>
-        <w:rPr>
-          <w:b/>
-          <w:bCs/>
-        </w:rPr>
-        <w:t xml:space="preserve">What messages or warnings did you see?</w:t>
-      </w:r>
-      <w:r>
-        <w:t xml:space="preserve"> </w:t>
-      </w:r>
-      <w:r>
-        <w:t xml:space="preserve">[Write your response here.]</w:t>
-      </w:r>
-    </w:p>
-    <w:bookmarkEnd w:id="75"/>
-    <w:bookmarkStart w:id="76" w:name="task-part-b-suppress-the-messages"/>
-    <w:p>
-      <w:pPr>
-        <w:pStyle w:val="Heading3"/>
-      </w:pPr>
-      <w:r>
-        <w:t xml:space="preserve">TASK: — Part B: Suppress the messages</w:t>
-      </w:r>
-    </w:p>
-    <w:p>
-      <w:pPr>
-        <w:pStyle w:val="FirstParagraph"/>
-      </w:pPr>
-      <w:r>
-        <w:t xml:space="preserve">Now add</w:t>
-      </w:r>
-      <w:r>
-        <w:t xml:space="preserve"> </w:t>
-      </w:r>
-      <w:r>
-        <w:rPr>
-          <w:rStyle w:val="VerbatimChar"/>
-        </w:rPr>
-        <w:t xml:space="preserve">message=FALSE</w:t>
-      </w:r>
-      <w:r>
-        <w:t xml:space="preserve"> </w:t>
-      </w:r>
-      <w:r>
-        <w:t xml:space="preserve">and</w:t>
-      </w:r>
-      <w:r>
-        <w:t xml:space="preserve"> </w:t>
-      </w:r>
-      <w:r>
-        <w:rPr>
-          <w:rStyle w:val="VerbatimChar"/>
-        </w:rPr>
-        <w:t xml:space="preserve">warning=FALSE</w:t>
-      </w:r>
-      <w:r>
-        <w:t xml:space="preserve"> </w:t>
-      </w:r>
-      <w:r>
-        <w:t xml:space="preserve">to the chunk header above</w:t>
-      </w:r>
-      <w:r>
-        <w:t xml:space="preserve"> </w:t>
-      </w:r>
-      <w:r>
-        <w:t xml:space="preserve">and Knit again.</w:t>
-      </w:r>
-    </w:p>
-    <w:p>
-      <w:pPr>
-        <w:pStyle w:val="BodyText"/>
-      </w:pPr>
-      <w:r>
-        <w:rPr>
-          <w:b/>
-          <w:bCs/>
-        </w:rPr>
-        <w:t xml:space="preserve">Hint:</w:t>
-      </w:r>
-      <w:r>
-        <w:t xml:space="preserve"> </w:t>
-      </w:r>
-      <w:r>
-        <w:t xml:space="preserve">Your chunk header should look like this when you are done:</w:t>
-      </w:r>
-      <w:r>
-        <w:t xml:space="preserve"> </w:t>
-      </w:r>
-      <w:r>
-        <w:rPr>
-          <w:rStyle w:val="VerbatimChar"/>
-        </w:rPr>
-        <w:t xml:space="preserve">```{r message=FALSE, warning=FALSE}</w:t>
-      </w:r>
-    </w:p>
-    <w:bookmarkEnd w:id="76"/>
-    <w:bookmarkStart w:id="77" w:name="check-2"/>
-    <w:p>
-      <w:pPr>
-        <w:pStyle w:val="Heading3"/>
-      </w:pPr>
-      <w:r>
-        <w:t xml:space="preserve">Check</w:t>
-      </w:r>
-    </w:p>
-    <w:p>
-      <w:pPr>
-        <w:pStyle w:val="FirstParagraph"/>
-      </w:pPr>
-      <w:r>
-        <w:t xml:space="preserve">Did the extra messages disappear from your rendered output?</w:t>
-      </w:r>
-    </w:p>
-    <w:p>
-      <w:pPr>
-        <w:pStyle w:val="BodyText"/>
-      </w:pPr>
-      <w:r>
-        <w:t xml:space="preserve">QUESTION: What is the difference between</w:t>
-      </w:r>
-      <w:r>
-        <w:t xml:space="preserve"> </w:t>
-      </w:r>
-      <w:r>
-        <w:rPr>
-          <w:rStyle w:val="VerbatimChar"/>
-        </w:rPr>
-        <w:t xml:space="preserve">message=FALSE</w:t>
-      </w:r>
-      <w:r>
-        <w:t xml:space="preserve"> </w:t>
-      </w:r>
-      <w:r>
-        <w:t xml:space="preserve">and</w:t>
-      </w:r>
-      <w:r>
-        <w:t xml:space="preserve"> </w:t>
-      </w:r>
-      <w:r>
-        <w:rPr>
-          <w:rStyle w:val="VerbatimChar"/>
-        </w:rPr>
-        <w:t xml:space="preserve">warning=FALSE</w:t>
-      </w:r>
-      <w:r>
-        <w:t xml:space="preserve">?</w:t>
-      </w:r>
-      <w:r>
-        <w:t xml:space="preserve"> </w:t>
-      </w:r>
-      <w:r>
-        <w:t xml:space="preserve">When might you need to use both at the same time?</w:t>
-      </w:r>
-      <w:r>
-        <w:t xml:space="preserve"> </w:t>
-      </w:r>
-      <w:r>
-        <w:t xml:space="preserve">ANSWER:</w:t>
-      </w:r>
-    </w:p>
-    <w:p>
-      <w:pPr>
-        <w:pStyle w:val="BodyText"/>
-      </w:pPr>
-      <w:r>
-        <w:t xml:space="preserve">QUESTION: Is it always a good idea to suppress warnings? Can you think of a case</w:t>
-      </w:r>
-      <w:r>
-        <w:t xml:space="preserve"> </w:t>
-      </w:r>
-      <w:r>
-        <w:t xml:space="preserve">where seeing a warning might actually be important?</w:t>
-      </w:r>
-      <w:r>
-        <w:t xml:space="preserve"> </w:t>
-      </w:r>
-      <w:r>
-        <w:t xml:space="preserve">ANSWER:</w:t>
-      </w:r>
-    </w:p>
-    <w:bookmarkEnd w:id="77"/>
-    <w:bookmarkStart w:id="78" w:name="why-this-matters-1"/>
-    <w:p>
-      <w:pPr>
-        <w:pStyle w:val="Heading3"/>
-      </w:pPr>
-      <w:r>
-        <w:t xml:space="preserve">Why This Matters</w:t>
-      </w:r>
-    </w:p>
-    <w:p>
-      <w:pPr>
-        <w:pStyle w:val="FirstParagraph"/>
-      </w:pPr>
-      <w:r>
-        <w:t xml:space="preserve">Hiding unnecessary messages keeps your report clean and professional,</w:t>
-      </w:r>
-      <w:r>
-        <w:t xml:space="preserve"> </w:t>
-      </w:r>
-      <w:r>
-        <w:t xml:space="preserve">especially when sharing results with someone who does not need to see</w:t>
-      </w:r>
-      <w:r>
-        <w:t xml:space="preserve"> </w:t>
-      </w:r>
-      <w:r>
-        <w:t xml:space="preserve">behind-the-scenes R output. However, always make sure you understand</w:t>
-      </w:r>
-      <w:r>
-        <w:t xml:space="preserve"> </w:t>
-      </w:r>
-      <w:r>
-        <w:t xml:space="preserve">what a warning means before choosing to hide it.</w:t>
-      </w:r>
-    </w:p>
-    <w:p>
-      <w:r>
-        <w:pict>
-          <v:rect style="width:0;height:1.5pt" o:hralign="center" o:hrstd="t" o:hr="t"/>
-        </w:pict>
-      </w:r>
-    </w:p>
-    <w:bookmarkEnd w:id="78"/>
-    <w:bookmarkEnd w:id="79"/>
-    <w:bookmarkStart w:id="84" w:name="X4509377fb6cd8cebb17b9dc17293d8af48679fc"/>
-    <w:p>
-      <w:pPr>
-        <w:pStyle w:val="Heading2"/>
-      </w:pPr>
-      <w:r>
-        <w:t xml:space="preserve">Step 4: Hiding Code AND Output with</w:t>
-      </w:r>
-      <w:r>
-        <w:t xml:space="preserve"> </w:t>
-      </w:r>
-      <w:r>
-        <w:rPr>
-          <w:rStyle w:val="VerbatimChar"/>
-        </w:rPr>
-        <w:t xml:space="preserve">include=FALSE</w:t>
-      </w:r>
-    </w:p>
-    <w:p>
-      <w:pPr>
-        <w:pStyle w:val="FirstParagraph"/>
-      </w:pPr>
-      <w:r>
-        <w:t xml:space="preserve">In Step 2, you learned that</w:t>
-      </w:r>
-      <w:r>
-        <w:t xml:space="preserve"> </w:t>
-      </w:r>
-      <w:r>
-        <w:rPr>
-          <w:rStyle w:val="VerbatimChar"/>
-        </w:rPr>
-        <w:t xml:space="preserve">echo=FALSE</w:t>
-      </w:r>
-      <w:r>
-        <w:t xml:space="preserve"> </w:t>
-      </w:r>
-      <w:r>
-        <w:t xml:space="preserve">hides the code but still shows</w:t>
-      </w:r>
-      <w:r>
-        <w:t xml:space="preserve"> </w:t>
-      </w:r>
-      <w:r>
-        <w:t xml:space="preserve">the output. Sometimes you may want to run a chunk silently — hiding both</w:t>
-      </w:r>
-      <w:r>
-        <w:t xml:space="preserve"> </w:t>
-      </w:r>
-      <w:r>
-        <w:t xml:space="preserve">the code and the output entirely. This is done with</w:t>
-      </w:r>
-      <w:r>
-        <w:t xml:space="preserve"> </w:t>
-      </w:r>
-      <w:r>
-        <w:rPr>
-          <w:rStyle w:val="VerbatimChar"/>
-        </w:rPr>
-        <w:t xml:space="preserve">include=FALSE</w:t>
-      </w:r>
-      <w:r>
-        <w:t xml:space="preserve">.</w:t>
-      </w:r>
-    </w:p>
-    <w:p>
-      <w:pPr>
-        <w:pStyle w:val="BodyText"/>
-      </w:pPr>
-      <w:r>
-        <w:t xml:space="preserve">This is useful for setup steps like loading libraries or defining</w:t>
-      </w:r>
-      <w:r>
-        <w:t xml:space="preserve"> </w:t>
-      </w:r>
-      <w:r>
-        <w:t xml:space="preserve">variables that need to run but do not need to appear in the report.</w:t>
-      </w:r>
-    </w:p>
-    <w:bookmarkStart w:id="80" w:name="task-10"/>
-    <w:p>
-      <w:pPr>
-        <w:pStyle w:val="Heading3"/>
-      </w:pPr>
-      <w:r>
-        <w:t xml:space="preserve">TASK:</w:t>
-      </w:r>
-    </w:p>
-    <w:p>
-      <w:pPr>
-        <w:pStyle w:val="FirstParagraph"/>
-      </w:pPr>
-      <w:r>
-        <w:t xml:space="preserve">Run the chunk below as-is and Knit. Note what appears in the output.</w:t>
-      </w:r>
-      <w:r>
-        <w:t xml:space="preserve"> </w:t>
-      </w:r>
-      <w:r>
-        <w:t xml:space="preserve">Then change the chunk option from</w:t>
-      </w:r>
-      <w:r>
-        <w:t xml:space="preserve"> </w:t>
-      </w:r>
-      <w:r>
-        <w:rPr>
-          <w:rStyle w:val="VerbatimChar"/>
-        </w:rPr>
-        <w:t xml:space="preserve">echo=FALSE</w:t>
-      </w:r>
-      <w:r>
-        <w:t xml:space="preserve"> </w:t>
-      </w:r>
-      <w:r>
-        <w:t xml:space="preserve">to</w:t>
-      </w:r>
-      <w:r>
-        <w:t xml:space="preserve"> </w:t>
-      </w:r>
-      <w:r>
-        <w:rPr>
-          <w:rStyle w:val="VerbatimChar"/>
-        </w:rPr>
-        <w:t xml:space="preserve">include=FALSE</w:t>
-      </w:r>
-      <w:r>
-        <w:t xml:space="preserve"> </w:t>
-      </w:r>
-      <w:r>
-        <w:t xml:space="preserve">and</w:t>
-      </w:r>
-      <w:r>
-        <w:t xml:space="preserve"> </w:t>
-      </w:r>
-      <w:r>
-        <w:t xml:space="preserve">Knit again.</w:t>
-      </w:r>
-    </w:p>
-    <w:p>
-      <w:pPr>
-        <w:pStyle w:val="SourceCode"/>
-      </w:pPr>
-      <w:r>
-        <w:rPr>
-          <w:rStyle w:val="VerbatimChar"/>
-        </w:rPr>
-        <w:t xml:space="preserve">##   mean_mpg max_hp min_wt</w:t>
-      </w:r>
-      <w:r>
-        <w:br/>
-      </w:r>
-      <w:r>
-        <w:rPr>
-          <w:rStyle w:val="VerbatimChar"/>
-        </w:rPr>
-        <w:t xml:space="preserve">## 1    20.09    335  1.513</w:t>
-      </w:r>
-    </w:p>
-    <w:p>
-      <w:pPr>
-        <w:pStyle w:val="FirstParagraph"/>
-      </w:pPr>
-      <w:r>
-        <w:rPr>
-          <w:b/>
-          <w:bCs/>
-        </w:rPr>
-        <w:t xml:space="preserve">Hint:</w:t>
-      </w:r>
-      <w:r>
-        <w:t xml:space="preserve"> </w:t>
-      </w:r>
-      <w:r>
-        <w:t xml:space="preserve">Your chunk header should look like this when you are done:</w:t>
-      </w:r>
-      <w:r>
-        <w:t xml:space="preserve"> </w:t>
-      </w:r>
-      <w:r>
-        <w:rPr>
-          <w:rStyle w:val="VerbatimChar"/>
-        </w:rPr>
-        <w:t xml:space="preserve">```{r include=FALSE}</w:t>
-      </w:r>
-    </w:p>
-    <w:bookmarkEnd w:id="80"/>
-    <w:bookmarkStart w:id="81" w:name="check-3"/>
-    <w:p>
-      <w:pPr>
-        <w:pStyle w:val="Heading3"/>
-      </w:pPr>
-      <w:r>
-        <w:t xml:space="preserve">Check</w:t>
-      </w:r>
-    </w:p>
-    <w:p>
-      <w:pPr>
-        <w:pStyle w:val="FirstParagraph"/>
-      </w:pPr>
-      <w:r>
-        <w:t xml:space="preserve">When using</w:t>
-      </w:r>
-      <w:r>
-        <w:t xml:space="preserve"> </w:t>
-      </w:r>
-      <w:r>
-        <w:rPr>
-          <w:rStyle w:val="VerbatimChar"/>
-        </w:rPr>
-        <w:t xml:space="preserve">include=FALSE</w:t>
-      </w:r>
-      <w:r>
-        <w:t xml:space="preserve">, does anything from this chunk appear in the</w:t>
-      </w:r>
-      <w:r>
-        <w:t xml:space="preserve"> </w:t>
-      </w:r>
-      <w:r>
-        <w:t xml:space="preserve">rendered output?</w:t>
-      </w:r>
-    </w:p>
-    <w:p>
-      <w:pPr>
-        <w:pStyle w:val="BodyText"/>
-      </w:pPr>
-      <w:r>
-        <w:t xml:space="preserve">QUESTION: What is the difference between</w:t>
-      </w:r>
-      <w:r>
-        <w:t xml:space="preserve"> </w:t>
-      </w:r>
-      <w:r>
-        <w:rPr>
-          <w:rStyle w:val="VerbatimChar"/>
-        </w:rPr>
-        <w:t xml:space="preserve">echo=FALSE</w:t>
-      </w:r>
-      <w:r>
-        <w:t xml:space="preserve"> </w:t>
-      </w:r>
-      <w:r>
-        <w:t xml:space="preserve">and</w:t>
-      </w:r>
-      <w:r>
-        <w:t xml:space="preserve"> </w:t>
-      </w:r>
-      <w:r>
-        <w:rPr>
-          <w:rStyle w:val="VerbatimChar"/>
-        </w:rPr>
-        <w:t xml:space="preserve">include=FALSE</w:t>
-      </w:r>
-      <w:r>
-        <w:t xml:space="preserve">?</w:t>
-      </w:r>
-      <w:r>
-        <w:t xml:space="preserve"> </w:t>
-      </w:r>
-      <w:r>
-        <w:t xml:space="preserve">ANSWER:</w:t>
-      </w:r>
-    </w:p>
-    <w:p>
-      <w:pPr>
-        <w:pStyle w:val="BodyText"/>
-      </w:pPr>
-      <w:r>
-        <w:t xml:space="preserve">QUESTION: Give an example of when you would use</w:t>
-      </w:r>
-      <w:r>
-        <w:t xml:space="preserve"> </w:t>
-      </w:r>
-      <w:r>
-        <w:rPr>
-          <w:rStyle w:val="VerbatimChar"/>
-        </w:rPr>
-        <w:t xml:space="preserve">include=FALSE</w:t>
-      </w:r>
-      <w:r>
-        <w:t xml:space="preserve"> </w:t>
-      </w:r>
-      <w:r>
-        <w:t xml:space="preserve">in a real report.</w:t>
-      </w:r>
-      <w:r>
-        <w:t xml:space="preserve"> </w:t>
-      </w:r>
-      <w:r>
-        <w:t xml:space="preserve">ANSWER:</w:t>
-      </w:r>
-    </w:p>
-    <w:bookmarkEnd w:id="81"/>
-    <w:bookmarkStart w:id="82" w:name="task-11"/>
-    <w:p>
-      <w:pPr>
-        <w:pStyle w:val="Heading3"/>
-      </w:pPr>
-      <w:r>
-        <w:t xml:space="preserve">TASK:</w:t>
-      </w:r>
-    </w:p>
-    <w:p>
-      <w:pPr>
-        <w:pStyle w:val="FirstParagraph"/>
-      </w:pPr>
-      <w:r>
-        <w:t xml:space="preserve">Now use the</w:t>
-      </w:r>
-      <w:r>
-        <w:t xml:space="preserve"> </w:t>
-      </w:r>
-      <w:r>
-        <w:rPr>
-          <w:rStyle w:val="VerbatimChar"/>
-        </w:rPr>
-        <w:t xml:space="preserve">my_summary</w:t>
-      </w:r>
-      <w:r>
-        <w:t xml:space="preserve"> </w:t>
-      </w:r>
-      <w:r>
-        <w:t xml:space="preserve">object created in the chunk above inside an</w:t>
-      </w:r>
-      <w:r>
-        <w:t xml:space="preserve"> </w:t>
-      </w:r>
-      <w:r>
-        <w:t xml:space="preserve">inline R code sentence below. Even though the chunk is hidden, the</w:t>
-      </w:r>
-      <w:r>
-        <w:t xml:space="preserve"> </w:t>
-      </w:r>
-      <w:r>
-        <w:t xml:space="preserve">object is still available to use. Copy and paste the lines below</w:t>
-      </w:r>
-      <w:r>
-        <w:t xml:space="preserve"> </w:t>
-      </w:r>
-      <w:r>
-        <w:rPr>
-          <w:b/>
-          <w:bCs/>
-        </w:rPr>
-        <w:t xml:space="preserve">outside</w:t>
-      </w:r>
-      <w:r>
-        <w:t xml:space="preserve"> </w:t>
-      </w:r>
-      <w:r>
-        <w:t xml:space="preserve">of a code chunk and Knit to confirm the values appear.</w:t>
-      </w:r>
-    </w:p>
-    <w:p>
-      <w:pPr>
-        <w:pStyle w:val="SourceCode"/>
-      </w:pPr>
-      <w:r>
-        <w:rPr>
-          <w:rStyle w:val="VerbatimChar"/>
-        </w:rPr>
-        <w:t xml:space="preserve">The average miles per gallon across all cars is 20.09 and the most powerful engine produces 335 horsepower.</w:t>
-      </w:r>
-    </w:p>
-    <w:bookmarkEnd w:id="82"/>
-    <w:bookmarkStart w:id="83" w:name="check-4"/>
-    <w:p>
-      <w:pPr>
-        <w:pStyle w:val="Heading3"/>
-      </w:pPr>
-      <w:r>
-        <w:t xml:space="preserve">Check</w:t>
-      </w:r>
-    </w:p>
-    <w:p>
-      <w:pPr>
-        <w:pStyle w:val="FirstParagraph"/>
-      </w:pPr>
-      <w:r>
-        <w:t xml:space="preserve">Did the inline values populate correctly even though the chunk that</w:t>
-      </w:r>
-      <w:r>
-        <w:t xml:space="preserve"> </w:t>
-      </w:r>
-      <w:r>
-        <w:t xml:space="preserve">created them was hidden?</w:t>
-      </w:r>
-    </w:p>
-    <w:p>
-      <w:r>
-        <w:pict>
-          <v:rect style="width:0;height:1.5pt" o:hralign="center" o:hrstd="t" o:hr="t"/>
-        </w:pict>
-      </w:r>
-    </w:p>
-    <w:bookmarkEnd w:id="83"/>
-    <w:bookmarkEnd w:id="84"/>
-    <w:bookmarkStart w:id="92" w:name="step-5-controlling-figure-size"/>
-    <w:p>
-      <w:pPr>
-        <w:pStyle w:val="Heading2"/>
-      </w:pPr>
-      <w:r>
-        <w:t xml:space="preserve">Step 5: Controlling Figure Size</w:t>
-      </w:r>
-    </w:p>
-    <w:p>
-      <w:pPr>
-        <w:pStyle w:val="FirstParagraph"/>
-      </w:pPr>
-      <w:r>
-        <w:t xml:space="preserve">When creating plots in R Markdown, you can control the size of your</w:t>
-      </w:r>
-      <w:r>
-        <w:t xml:space="preserve"> </w:t>
-      </w:r>
-      <w:r>
-        <w:t xml:space="preserve">figures directly in the chunk header using</w:t>
-      </w:r>
-      <w:r>
-        <w:t xml:space="preserve"> </w:t>
-      </w:r>
-      <w:r>
-        <w:rPr>
-          <w:rStyle w:val="VerbatimChar"/>
-        </w:rPr>
-        <w:t xml:space="preserve">fig.width</w:t>
-      </w:r>
-      <w:r>
-        <w:t xml:space="preserve"> </w:t>
-      </w:r>
-      <w:r>
-        <w:t xml:space="preserve">and</w:t>
-      </w:r>
-      <w:r>
-        <w:t xml:space="preserve"> </w:t>
-      </w:r>
-      <w:r>
-        <w:rPr>
-          <w:rStyle w:val="VerbatimChar"/>
-        </w:rPr>
-        <w:t xml:space="preserve">fig.height</w:t>
-      </w:r>
-      <w:r>
-        <w:t xml:space="preserve">.</w:t>
-      </w:r>
-      <w:r>
-        <w:t xml:space="preserve"> </w:t>
-      </w:r>
-      <w:r>
-        <w:t xml:space="preserve">This helps make your report look clean and consistent.</w:t>
-      </w:r>
-    </w:p>
-    <w:bookmarkStart w:id="88" w:name="task-12"/>
-    <w:p>
-      <w:pPr>
-        <w:pStyle w:val="Heading3"/>
-      </w:pPr>
-      <w:r>
-        <w:t xml:space="preserve">TASK:</w:t>
-      </w:r>
-    </w:p>
-    <w:p>
-      <w:pPr>
-        <w:pStyle w:val="FirstParagraph"/>
-      </w:pPr>
-      <w:r>
-        <w:t xml:space="preserve">Run the chunk below and Knit to see the default figure size.</w:t>
-      </w:r>
-    </w:p>
-    <w:p>
-      <w:pPr>
-        <w:pStyle w:val="SourceCode"/>
-      </w:pPr>
-      <w:r>
-        <w:rPr>
-          <w:rStyle w:val="FunctionTok"/>
-        </w:rPr>
-        <w:t xml:space="preserve">ggplot</w:t>
-      </w:r>
-      <w:r>
-        <w:rPr>
-          <w:rStyle w:val="NormalTok"/>
-        </w:rPr>
-        <w:t xml:space="preserve">(mtcars, </w:t>
-      </w:r>
-      <w:r>
-        <w:rPr>
-          <w:rStyle w:val="FunctionTok"/>
-        </w:rPr>
-        <w:t xml:space="preserve">aes</w:t>
-      </w:r>
-      <w:r>
-        <w:rPr>
-          <w:rStyle w:val="NormalTok"/>
-        </w:rPr>
-        <w:t xml:space="preserve">(</w:t>
+        <w:t xml:space="preserve">plot</w:t>
+      </w:r>
+      <w:r>
+        <w:rPr>
+          <w:rStyle w:val="NormalTok"/>
+        </w:rPr>
+        <w:t xml:space="preserve">(mtcars</w:t>
+      </w:r>
+      <w:r>
+        <w:rPr>
+          <w:rStyle w:val="SpecialCharTok"/>
+        </w:rPr>
+        <w:t xml:space="preserve">$</w:t>
+      </w:r>
+      <w:r>
+        <w:rPr>
+          <w:rStyle w:val="NormalTok"/>
+        </w:rPr>
+        <w:t xml:space="preserve">wt, mtcars</w:t>
+      </w:r>
+      <w:r>
+        <w:rPr>
+          <w:rStyle w:val="SpecialCharTok"/>
+        </w:rPr>
+        <w:t xml:space="preserve">$</w:t>
+      </w:r>
+      <w:r>
+        <w:rPr>
+          <w:rStyle w:val="NormalTok"/>
+        </w:rPr>
+        <w:t xml:space="preserve">mpg,</w:t>
+      </w:r>
+      <w:r>
+        <w:br/>
+      </w:r>
+      <w:r>
+        <w:rPr>
+          <w:rStyle w:val="NormalTok"/>
+        </w:rPr>
+        <w:t xml:space="preserve">     </w:t>
       </w:r>
       <w:r>
         <w:rPr>
           <w:rStyle w:val="AttributeTok"/>
         </w:rPr>
-        <w:t xml:space="preserve">x =</w:t>
-      </w:r>
-      <w:r>
-        <w:rPr>
-          <w:rStyle w:val="NormalTok"/>
-        </w:rPr>
-        <w:t xml:space="preserve"> wt, </w:t>
+        <w:t xml:space="preserve">main =</w:t>
+      </w:r>
+      <w:r>
+        <w:rPr>
+          <w:rStyle w:val="NormalTok"/>
+        </w:rPr>
+        <w:t xml:space="preserve"> </w:t>
+      </w:r>
+      <w:r>
+        <w:rPr>
+          <w:rStyle w:val="StringTok"/>
+        </w:rPr>
+        <w:t xml:space="preserve">"Weight vs Fuel Efficiency"</w:t>
+      </w:r>
+      <w:r>
+        <w:rPr>
+          <w:rStyle w:val="NormalTok"/>
+        </w:rPr>
+        <w:t xml:space="preserve">,</w:t>
+      </w:r>
+      <w:r>
+        <w:br/>
+      </w:r>
+      <w:r>
+        <w:rPr>
+          <w:rStyle w:val="NormalTok"/>
+        </w:rPr>
+        <w:t xml:space="preserve">     </w:t>
       </w:r>
       <w:r>
         <w:rPr>
           <w:rStyle w:val="AttributeTok"/>
         </w:rPr>
-        <w:t xml:space="preserve">y =</w:t>
-      </w:r>
-      <w:r>
-        <w:rPr>
-          <w:rStyle w:val="NormalTok"/>
-        </w:rPr>
-        <w:t xml:space="preserve"> mpg)) </w:t>
-      </w:r>
-      <w:r>
-        <w:rPr>
-          <w:rStyle w:val="SpecialCharTok"/>
-        </w:rPr>
-        <w:t xml:space="preserve">+</w:t>
-      </w:r>
-      <w:r>
-        <w:br/>
-      </w:r>
-      <w:r>
-        <w:rPr>
-          <w:rStyle w:val="NormalTok"/>
-        </w:rPr>
-        <w:t xml:space="preserve">  </w:t>
-      </w:r>
-      <w:r>
-        <w:rPr>
-          <w:rStyle w:val="FunctionTok"/>
-        </w:rPr>
-        <w:t xml:space="preserve">geom_point</w:t>
-      </w:r>
-      <w:r>
-        <w:rPr>
-          <w:rStyle w:val="NormalTok"/>
-        </w:rPr>
-        <w:t xml:space="preserve">(</w:t>
+        <w:t xml:space="preserve">xlab =</w:t>
+      </w:r>
+      <w:r>
+        <w:rPr>
+          <w:rStyle w:val="NormalTok"/>
+        </w:rPr>
+        <w:t xml:space="preserve"> </w:t>
+      </w:r>
+      <w:r>
+        <w:rPr>
+          <w:rStyle w:val="StringTok"/>
+        </w:rPr>
+        <w:t xml:space="preserve">"Weight (1000 lbs)"</w:t>
+      </w:r>
+      <w:r>
+        <w:rPr>
+          <w:rStyle w:val="NormalTok"/>
+        </w:rPr>
+        <w:t xml:space="preserve">,</w:t>
+      </w:r>
+      <w:r>
+        <w:br/>
+      </w:r>
+      <w:r>
+        <w:rPr>
+          <w:rStyle w:val="NormalTok"/>
+        </w:rPr>
+        <w:t xml:space="preserve">     </w:t>
       </w:r>
       <w:r>
         <w:rPr>
           <w:rStyle w:val="AttributeTok"/>
         </w:rPr>
-        <w:t xml:space="preserve">color =</w:t>
+        <w:t xml:space="preserve">ylab =</w:t>
       </w:r>
       <w:r>
         <w:rPr>
@@ -7988,46 +5859,28 @@
         <w:rPr>
           <w:rStyle w:val="StringTok"/>
         </w:rPr>
-        <w:t xml:space="preserve">"steelblue"</w:t>
-      </w:r>
-      <w:r>
-        <w:rPr>
-          <w:rStyle w:val="NormalTok"/>
-        </w:rPr>
-        <w:t xml:space="preserve">) </w:t>
-      </w:r>
-      <w:r>
-        <w:rPr>
-          <w:rStyle w:val="SpecialCharTok"/>
-        </w:rPr>
-        <w:t xml:space="preserve">+</w:t>
-      </w:r>
-      <w:r>
-        <w:br/>
-      </w:r>
-      <w:r>
-        <w:rPr>
-          <w:rStyle w:val="NormalTok"/>
-        </w:rPr>
-        <w:t xml:space="preserve">  </w:t>
-      </w:r>
-      <w:r>
-        <w:rPr>
-          <w:rStyle w:val="FunctionTok"/>
-        </w:rPr>
-        <w:t xml:space="preserve">labs</w:t>
-      </w:r>
-      <w:r>
-        <w:rPr>
-          <w:rStyle w:val="NormalTok"/>
-        </w:rPr>
-        <w:t xml:space="preserve">(</w:t>
+        <w:t xml:space="preserve">"Miles per Gallon (MPG)"</w:t>
+      </w:r>
+      <w:r>
+        <w:rPr>
+          <w:rStyle w:val="NormalTok"/>
+        </w:rPr>
+        <w:t xml:space="preserve">,</w:t>
+      </w:r>
+      <w:r>
+        <w:br/>
+      </w:r>
+      <w:r>
+        <w:rPr>
+          <w:rStyle w:val="NormalTok"/>
+        </w:rPr>
+        <w:t xml:space="preserve">     </w:t>
       </w:r>
       <w:r>
         <w:rPr>
           <w:rStyle w:val="AttributeTok"/>
         </w:rPr>
-        <w:t xml:space="preserve">title =</w:t>
+        <w:t xml:space="preserve">col =</w:t>
       </w:r>
       <w:r>
         <w:rPr>
@@ -8039,106 +5892,13 @@
         <w:rPr>
           <w:rStyle w:val="StringTok"/>
         </w:rPr>
-        <w:t xml:space="preserve">"Weight vs Fuel Efficiency"</w:t>
-      </w:r>
-      <w:r>
-        <w:rPr>
-          <w:rStyle w:val="NormalTok"/>
-        </w:rPr>
-        <w:t xml:space="preserve">,</w:t>
-      </w:r>
-      <w:r>
-        <w:br/>
-      </w:r>
-      <w:r>
-        <w:rPr>
-          <w:rStyle w:val="NormalTok"/>
-        </w:rPr>
-        <w:t xml:space="preserve">       </w:t>
-      </w:r>
-      <w:r>
-        <w:rPr>
-          <w:rStyle w:val="AttributeTok"/>
-        </w:rPr>
-        <w:t xml:space="preserve">x =</w:t>
-      </w:r>
-      <w:r>
-        <w:rPr>
-          <w:rStyle w:val="NormalTok"/>
-        </w:rPr>
-        <w:t xml:space="preserve"> </w:t>
-      </w:r>
-      <w:r>
-        <w:rPr>
-          <w:rStyle w:val="StringTok"/>
-        </w:rPr>
-        <w:t xml:space="preserve">"Weight (1000 lbs)"</w:t>
-      </w:r>
-      <w:r>
-        <w:rPr>
-          <w:rStyle w:val="NormalTok"/>
-        </w:rPr>
-        <w:t xml:space="preserve">,</w:t>
-      </w:r>
-      <w:r>
-        <w:br/>
-      </w:r>
-      <w:r>
-        <w:rPr>
-          <w:rStyle w:val="NormalTok"/>
-        </w:rPr>
-        <w:t xml:space="preserve">       </w:t>
-      </w:r>
-      <w:r>
-        <w:rPr>
-          <w:rStyle w:val="AttributeTok"/>
-        </w:rPr>
-        <w:t xml:space="preserve">y =</w:t>
-      </w:r>
-      <w:r>
-        <w:rPr>
-          <w:rStyle w:val="NormalTok"/>
-        </w:rPr>
-        <w:t xml:space="preserve"> </w:t>
-      </w:r>
-      <w:r>
-        <w:rPr>
-          <w:rStyle w:val="StringTok"/>
-        </w:rPr>
-        <w:t xml:space="preserve">"Miles Per Gallon"</w:t>
-      </w:r>
-      <w:r>
-        <w:rPr>
-          <w:rStyle w:val="NormalTok"/>
-        </w:rPr>
-        <w:t xml:space="preserve">) </w:t>
-      </w:r>
-      <w:r>
-        <w:rPr>
-          <w:rStyle w:val="SpecialCharTok"/>
-        </w:rPr>
-        <w:t xml:space="preserve">+</w:t>
-      </w:r>
-      <w:r>
-        <w:br/>
-      </w:r>
-      <w:r>
-        <w:rPr>
-          <w:rStyle w:val="NormalTok"/>
-        </w:rPr>
-        <w:t xml:space="preserve">  </w:t>
-      </w:r>
-      <w:r>
-        <w:rPr>
-          <w:rStyle w:val="FunctionTok"/>
-        </w:rPr>
-        <w:t xml:space="preserve">theme_bw</w:t>
-      </w:r>
-      <w:r>
-        <w:rPr>
-          <w:rStyle w:val="NormalTok"/>
-        </w:rPr>
-        <w:t xml:space="preserve">()</w:t>
+        <w:t xml:space="preserve">"blue"</w:t>
+      </w:r>
+      <w:r>
+        <w:rPr>
+          <w:rStyle w:val="NormalTok"/>
+        </w:rPr>
+        <w:t xml:space="preserve">)</w:t>
       </w:r>
     </w:p>
     <w:p>
@@ -8150,18 +5910,18 @@
           <wp:inline>
             <wp:extent cx="5334000" cy="4267200"/>
             <wp:effectExtent b="0" l="0" r="0" t="0"/>
-            <wp:docPr descr="" title="" id="86" name="Picture"/>
+            <wp:docPr descr="" title="" id="57" name="Picture"/>
             <a:graphic>
               <a:graphicData uri="http://schemas.openxmlformats.org/drawingml/2006/picture">
                 <pic:pic>
                   <pic:nvPicPr>
-                    <pic:cNvPr descr="12_markdown_files/12_markdown_files/figure-docx/unnamed-chunk-15-1.png" id="87" name="Picture"/>
+                    <pic:cNvPr descr="12_markdown_files/12_markdown_files/figure-docx/scatterplot_labeled-1.png" id="58" name="Picture"/>
                     <pic:cNvPicPr>
                       <a:picLocks noChangeArrowheads="1" noChangeAspect="1"/>
                     </pic:cNvPicPr>
                   </pic:nvPicPr>
                   <pic:blipFill>
-                    <a:blip r:embed="rId85"/>
+                    <a:blip r:embed="rId56"/>
                     <a:stretch>
                       <a:fillRect/>
                     </a:stretch>
@@ -8188,245 +5948,52 @@
         </w:drawing>
       </w:r>
     </w:p>
-    <w:bookmarkEnd w:id="88"/>
-    <w:bookmarkStart w:id="89" w:name="task-13"/>
-    <w:p>
-      <w:pPr>
-        <w:pStyle w:val="Heading3"/>
-      </w:pPr>
-      <w:r>
-        <w:t xml:space="preserve">TASK:</w:t>
-      </w:r>
-    </w:p>
-    <w:p>
-      <w:pPr>
-        <w:pStyle w:val="FirstParagraph"/>
-      </w:pPr>
-      <w:r>
-        <w:t xml:space="preserve">Now add</w:t>
-      </w:r>
-      <w:r>
-        <w:t xml:space="preserve"> </w:t>
-      </w:r>
-      <w:r>
-        <w:rPr>
-          <w:rStyle w:val="VerbatimChar"/>
-        </w:rPr>
-        <w:t xml:space="preserve">fig.width=8</w:t>
-      </w:r>
-      <w:r>
-        <w:t xml:space="preserve"> </w:t>
-      </w:r>
-      <w:r>
-        <w:t xml:space="preserve">and</w:t>
-      </w:r>
-      <w:r>
-        <w:t xml:space="preserve"> </w:t>
-      </w:r>
-      <w:r>
-        <w:rPr>
-          <w:rStyle w:val="VerbatimChar"/>
-        </w:rPr>
-        <w:t xml:space="preserve">fig.height=4</w:t>
-      </w:r>
-      <w:r>
-        <w:t xml:space="preserve"> </w:t>
-      </w:r>
-      <w:r>
-        <w:t xml:space="preserve">to the chunk header and Knit</w:t>
-      </w:r>
-      <w:r>
-        <w:t xml:space="preserve"> </w:t>
-      </w:r>
-      <w:r>
-        <w:t xml:space="preserve">again.</w:t>
-      </w:r>
-    </w:p>
-    <w:p>
-      <w:pPr>
-        <w:pStyle w:val="BodyText"/>
-      </w:pPr>
-      <w:r>
-        <w:rPr>
-          <w:b/>
-          <w:bCs/>
-        </w:rPr>
-        <w:t xml:space="preserve">Hint:</w:t>
-      </w:r>
-      <w:r>
-        <w:t xml:space="preserve"> </w:t>
-      </w:r>
-      <w:r>
-        <w:t xml:space="preserve">Your chunk header should look like this when you are done:</w:t>
-      </w:r>
-      <w:r>
-        <w:t xml:space="preserve"> </w:t>
-      </w:r>
-      <w:r>
-        <w:rPr>
-          <w:rStyle w:val="VerbatimChar"/>
-        </w:rPr>
-        <w:t xml:space="preserve">```{r fig.width=8, fig.height=4}</w:t>
-      </w:r>
-    </w:p>
-    <w:bookmarkEnd w:id="89"/>
-    <w:bookmarkStart w:id="90" w:name="check-5"/>
-    <w:p>
-      <w:pPr>
-        <w:pStyle w:val="Heading3"/>
-      </w:pPr>
-      <w:r>
-        <w:t xml:space="preserve">Check</w:t>
-      </w:r>
-    </w:p>
-    <w:p>
-      <w:pPr>
-        <w:pStyle w:val="FirstParagraph"/>
-      </w:pPr>
-      <w:r>
-        <w:t xml:space="preserve">Did the shape of the plot change in your rendered output?</w:t>
-      </w:r>
-    </w:p>
-    <w:p>
-      <w:pPr>
-        <w:pStyle w:val="BodyText"/>
-      </w:pPr>
-      <w:r>
-        <w:t xml:space="preserve">QUESTION: How did changing</w:t>
-      </w:r>
-      <w:r>
-        <w:t xml:space="preserve"> </w:t>
-      </w:r>
-      <w:r>
-        <w:rPr>
-          <w:rStyle w:val="VerbatimChar"/>
-        </w:rPr>
-        <w:t xml:space="preserve">fig.width</w:t>
-      </w:r>
-      <w:r>
-        <w:t xml:space="preserve"> </w:t>
-      </w:r>
-      <w:r>
-        <w:t xml:space="preserve">and</w:t>
-      </w:r>
-      <w:r>
-        <w:t xml:space="preserve"> </w:t>
-      </w:r>
-      <w:r>
-        <w:rPr>
-          <w:rStyle w:val="VerbatimChar"/>
-        </w:rPr>
-        <w:t xml:space="preserve">fig.height</w:t>
-      </w:r>
-      <w:r>
-        <w:t xml:space="preserve"> </w:t>
-      </w:r>
-      <w:r>
-        <w:t xml:space="preserve">affect the appearance of</w:t>
-      </w:r>
-      <w:r>
-        <w:t xml:space="preserve"> </w:t>
-      </w:r>
-      <w:r>
-        <w:t xml:space="preserve">your plot?</w:t>
-      </w:r>
-      <w:r>
-        <w:t xml:space="preserve"> </w:t>
-      </w:r>
-      <w:r>
-        <w:t xml:space="preserve">ANSWER:</w:t>
-      </w:r>
-    </w:p>
-    <w:p>
-      <w:pPr>
-        <w:pStyle w:val="BodyText"/>
-      </w:pPr>
-      <w:r>
-        <w:t xml:space="preserve">QUESTION: Why might consistent figure sizing matter in a professional or academic</w:t>
-      </w:r>
-      <w:r>
-        <w:t xml:space="preserve"> </w:t>
-      </w:r>
-      <w:r>
-        <w:t xml:space="preserve">report?</w:t>
-      </w:r>
-      <w:r>
-        <w:t xml:space="preserve"> </w:t>
-      </w:r>
-      <w:r>
-        <w:t xml:space="preserve">ANSWER:</w:t>
-      </w:r>
-    </w:p>
-    <w:bookmarkEnd w:id="90"/>
-    <w:bookmarkStart w:id="91" w:name="task-14"/>
-    <w:p>
-      <w:pPr>
-        <w:pStyle w:val="Heading3"/>
-      </w:pPr>
-      <w:r>
-        <w:t xml:space="preserve">TASK:</w:t>
-      </w:r>
-    </w:p>
-    <w:p>
-      <w:pPr>
-        <w:pStyle w:val="FirstParagraph"/>
-      </w:pPr>
-      <w:r>
-        <w:t xml:space="preserve">Try setting</w:t>
-      </w:r>
-      <w:r>
-        <w:t xml:space="preserve"> </w:t>
-      </w:r>
-      <w:r>
-        <w:rPr>
-          <w:rStyle w:val="VerbatimChar"/>
-        </w:rPr>
-        <w:t xml:space="preserve">fig.width=4</w:t>
-      </w:r>
-      <w:r>
-        <w:t xml:space="preserve"> </w:t>
-      </w:r>
-      <w:r>
-        <w:t xml:space="preserve">and</w:t>
-      </w:r>
-      <w:r>
-        <w:t xml:space="preserve"> </w:t>
-      </w:r>
-      <w:r>
-        <w:rPr>
-          <w:rStyle w:val="VerbatimChar"/>
-        </w:rPr>
-        <w:t xml:space="preserve">fig.height=6</w:t>
-      </w:r>
-      <w:r>
-        <w:t xml:space="preserve"> </w:t>
-      </w:r>
-      <w:r>
-        <w:t xml:space="preserve">on the same chunk. Knit</w:t>
-      </w:r>
-      <w:r>
-        <w:t xml:space="preserve"> </w:t>
-      </w:r>
-      <w:r>
-        <w:t xml:space="preserve">and observe how the plot changes. Describe what you notice below.</w:t>
-      </w:r>
-    </w:p>
-    <w:p>
-      <w:pPr>
-        <w:pStyle w:val="BodyText"/>
-      </w:pPr>
-      <w:r>
-        <w:rPr>
-          <w:b/>
-          <w:bCs/>
-        </w:rPr>
-        <w:t xml:space="preserve">Observation:</w:t>
-      </w:r>
-      <w:r>
-        <w:t xml:space="preserve"> </w:t>
-      </w:r>
-      <w:r>
-        <w:t xml:space="preserve">[Write your response here.]</w:t>
+    <w:p>
+      <w:pPr>
+        <w:pStyle w:val="BodyText"/>
+      </w:pPr>
+      <w:r>
+        <w:t xml:space="preserve">QUESTION: What does each point in this scatterplot represent?</w:t>
+      </w:r>
+      <w:r>
+        <w:t xml:space="preserve"> </w:t>
+      </w:r>
+      <w:r>
+        <w:t xml:space="preserve">ANSWER: A car with its’ specific weight.</w:t>
+      </w:r>
+    </w:p>
+    <w:p>
+      <w:pPr>
+        <w:pStyle w:val="BodyText"/>
+      </w:pPr>
+      <w:r>
+        <w:t xml:space="preserve">QUESTION: What relationship do you observe between weight and mpg?</w:t>
+      </w:r>
+      <w:r>
+        <w:t xml:space="preserve"> </w:t>
+      </w:r>
+      <w:r>
+        <w:t xml:space="preserve">ANSWER: negative, The higher the weight is, the lower the mpg tends to be.</w:t>
+      </w:r>
+    </w:p>
+    <w:p>
+      <w:pPr>
+        <w:pStyle w:val="BodyText"/>
+      </w:pPr>
+      <w:r>
+        <w:t xml:space="preserve">QUESTION: Does the graph suggest a positive relationship, a negative relationship,</w:t>
+      </w:r>
+      <w:r>
+        <w:t xml:space="preserve"> </w:t>
+      </w:r>
+      <w:r>
+        <w:t xml:space="preserve">or no relationship? Explain your answer.</w:t>
+      </w:r>
+      <w:r>
+        <w:t xml:space="preserve"> </w:t>
+      </w:r>
+      <w:r>
+        <w:t xml:space="preserve">ANSWER: Negative, due to it’s overall trend of going downwards.</w:t>
       </w:r>
     </w:p>
     <w:p>
@@ -8436,15 +6003,15 @@
         </w:pict>
       </w:r>
     </w:p>
-    <w:bookmarkEnd w:id="91"/>
-    <w:bookmarkEnd w:id="92"/>
-    <w:bookmarkStart w:id="95" w:name="step-6-adding-a-table-of-contents"/>
+    <w:bookmarkEnd w:id="59"/>
+    <w:bookmarkEnd w:id="60"/>
+    <w:bookmarkStart w:id="69" w:name="part-b-create-a-boxplot"/>
     <w:p>
       <w:pPr>
         <w:pStyle w:val="Heading2"/>
       </w:pPr>
       <w:r>
-        <w:t xml:space="preserve">Step 6: Adding a Table of Contents</w:t>
+        <w:t xml:space="preserve">Part B: Create a Boxplot</w:t>
       </w:r>
     </w:p>
     <w:p>
@@ -8452,37 +6019,16 @@
         <w:pStyle w:val="FirstParagraph"/>
       </w:pPr>
       <w:r>
-        <w:t xml:space="preserve">A table of contents makes it easier to navigate your report, especially</w:t>
-      </w:r>
-      <w:r>
-        <w:t xml:space="preserve"> </w:t>
-      </w:r>
-      <w:r>
-        <w:t xml:space="preserve">as it gets longer. You can add one by modifying the YAML header at the</w:t>
-      </w:r>
-      <w:r>
-        <w:t xml:space="preserve"> </w:t>
-      </w:r>
-      <w:r>
-        <w:t xml:space="preserve">very top of your</w:t>
-      </w:r>
-      <w:r>
-        <w:t xml:space="preserve"> </w:t>
-      </w:r>
-      <w:r>
-        <w:rPr>
-          <w:rStyle w:val="VerbatimChar"/>
-        </w:rPr>
-        <w:t xml:space="preserve">.Rmd</w:t>
-      </w:r>
-      <w:r>
-        <w:t xml:space="preserve"> </w:t>
-      </w:r>
-      <w:r>
-        <w:t xml:space="preserve">file.</w:t>
-      </w:r>
-    </w:p>
-    <w:bookmarkStart w:id="93" w:name="task-15"/>
+        <w:t xml:space="preserve">The variable cyl shows the number of cylinders in each car. A boxplot</w:t>
+      </w:r>
+      <w:r>
+        <w:t xml:space="preserve"> </w:t>
+      </w:r>
+      <w:r>
+        <w:t xml:space="preserve">can help compare fuel efficiency across cylinder groups.</w:t>
+      </w:r>
+    </w:p>
+    <w:bookmarkStart w:id="64" w:name="task-2"/>
     <w:p>
       <w:pPr>
         <w:pStyle w:val="Heading3"/>
@@ -8496,13 +6042,7 @@
         <w:pStyle w:val="FirstParagraph"/>
       </w:pPr>
       <w:r>
-        <w:t xml:space="preserve">Make sure the YAML header at the very top of your document looks like</w:t>
-      </w:r>
-      <w:r>
-        <w:t xml:space="preserve"> </w:t>
-      </w:r>
-      <w:r>
-        <w:t xml:space="preserve">this, then Knit:</w:t>
+        <w:t xml:space="preserve">Create a boxplot of mpg by cyl using the boxplot function</w:t>
       </w:r>
     </w:p>
     <w:p>
@@ -8511,9 +6051,9 @@
       </w:pPr>
       <w:r>
         <w:rPr>
-          <w:rStyle w:val="PreprocessorTok"/>
-        </w:rPr>
-        <w:t xml:space="preserve">---</w:t>
+          <w:rStyle w:val="CommentTok"/>
+        </w:rPr>
+        <w:t xml:space="preserve"># Write your code below this line</w:t>
       </w:r>
       <w:r>
         <w:br/>
@@ -8522,25 +6062,218 @@
         <w:rPr>
           <w:rStyle w:val="FunctionTok"/>
         </w:rPr>
-        <w:t xml:space="preserve">title</w:t>
-      </w:r>
-      <w:r>
-        <w:rPr>
-          <w:rStyle w:val="KeywordTok"/>
-        </w:rPr>
-        <w:t xml:space="preserve">:</w:t>
+        <w:t xml:space="preserve">boxplot</w:t>
+      </w:r>
+      <w:r>
+        <w:rPr>
+          <w:rStyle w:val="NormalTok"/>
+        </w:rPr>
+        <w:t xml:space="preserve">(mpg </w:t>
+      </w:r>
+      <w:r>
+        <w:rPr>
+          <w:rStyle w:val="SpecialCharTok"/>
+        </w:rPr>
+        <w:t xml:space="preserve">~</w:t>
+      </w:r>
+      <w:r>
+        <w:rPr>
+          <w:rStyle w:val="NormalTok"/>
+        </w:rPr>
+        <w:t xml:space="preserve"> cyl, </w:t>
       </w:r>
       <w:r>
         <w:rPr>
           <w:rStyle w:val="AttributeTok"/>
         </w:rPr>
+        <w:t xml:space="preserve">data =</w:t>
+      </w:r>
+      <w:r>
+        <w:rPr>
+          <w:rStyle w:val="NormalTok"/>
+        </w:rPr>
+        <w:t xml:space="preserve"> mtcars,</w:t>
+      </w:r>
+      <w:r>
+        <w:br/>
+      </w:r>
+      <w:r>
+        <w:rPr>
+          <w:rStyle w:val="NormalTok"/>
+        </w:rPr>
+        <w:t xml:space="preserve">        </w:t>
+      </w:r>
+      <w:r>
+        <w:rPr>
+          <w:rStyle w:val="AttributeTok"/>
+        </w:rPr>
+        <w:t xml:space="preserve">xlab =</w:t>
+      </w:r>
+      <w:r>
+        <w:rPr>
+          <w:rStyle w:val="NormalTok"/>
+        </w:rPr>
         <w:t xml:space="preserve"> </w:t>
       </w:r>
       <w:r>
         <w:rPr>
           <w:rStyle w:val="StringTok"/>
         </w:rPr>
-        <w:t xml:space="preserve">"Group5_RMarkdown"</w:t>
+        <w:t xml:space="preserve">"Number of Cylinders"</w:t>
+      </w:r>
+      <w:r>
+        <w:rPr>
+          <w:rStyle w:val="NormalTok"/>
+        </w:rPr>
+        <w:t xml:space="preserve">,</w:t>
+      </w:r>
+      <w:r>
+        <w:br/>
+      </w:r>
+      <w:r>
+        <w:rPr>
+          <w:rStyle w:val="NormalTok"/>
+        </w:rPr>
+        <w:t xml:space="preserve">        </w:t>
+      </w:r>
+      <w:r>
+        <w:rPr>
+          <w:rStyle w:val="AttributeTok"/>
+        </w:rPr>
+        <w:t xml:space="preserve">ylab =</w:t>
+      </w:r>
+      <w:r>
+        <w:rPr>
+          <w:rStyle w:val="NormalTok"/>
+        </w:rPr>
+        <w:t xml:space="preserve"> </w:t>
+      </w:r>
+      <w:r>
+        <w:rPr>
+          <w:rStyle w:val="StringTok"/>
+        </w:rPr>
+        <w:t xml:space="preserve">"Miles per Gallon (MPG)"</w:t>
+      </w:r>
+      <w:r>
+        <w:rPr>
+          <w:rStyle w:val="NormalTok"/>
+        </w:rPr>
+        <w:t xml:space="preserve">,</w:t>
+      </w:r>
+      <w:r>
+        <w:br/>
+      </w:r>
+      <w:r>
+        <w:rPr>
+          <w:rStyle w:val="NormalTok"/>
+        </w:rPr>
+        <w:t xml:space="preserve">        </w:t>
+      </w:r>
+      <w:r>
+        <w:rPr>
+          <w:rStyle w:val="AttributeTok"/>
+        </w:rPr>
+        <w:t xml:space="preserve">main =</w:t>
+      </w:r>
+      <w:r>
+        <w:rPr>
+          <w:rStyle w:val="NormalTok"/>
+        </w:rPr>
+        <w:t xml:space="preserve"> </w:t>
+      </w:r>
+      <w:r>
+        <w:rPr>
+          <w:rStyle w:val="StringTok"/>
+        </w:rPr>
+        <w:t xml:space="preserve">"Fuel Efficiency by Cylinder Count"</w:t>
+      </w:r>
+      <w:r>
+        <w:rPr>
+          <w:rStyle w:val="NormalTok"/>
+        </w:rPr>
+        <w:t xml:space="preserve">)</w:t>
+      </w:r>
+    </w:p>
+    <w:p>
+      <w:pPr>
+        <w:pStyle w:val="FirstParagraph"/>
+      </w:pPr>
+      <w:r>
+        <w:drawing>
+          <wp:inline>
+            <wp:extent cx="5334000" cy="4267200"/>
+            <wp:effectExtent b="0" l="0" r="0" t="0"/>
+            <wp:docPr descr="" title="" id="62" name="Picture"/>
+            <a:graphic>
+              <a:graphicData uri="http://schemas.openxmlformats.org/drawingml/2006/picture">
+                <pic:pic>
+                  <pic:nvPicPr>
+                    <pic:cNvPr descr="12_markdown_files/12_markdown_files/figure-docx/boxplot1-1.png" id="63" name="Picture"/>
+                    <pic:cNvPicPr>
+                      <a:picLocks noChangeArrowheads="1" noChangeAspect="1"/>
+                    </pic:cNvPicPr>
+                  </pic:nvPicPr>
+                  <pic:blipFill>
+                    <a:blip r:embed="rId61"/>
+                    <a:stretch>
+                      <a:fillRect/>
+                    </a:stretch>
+                  </pic:blipFill>
+                  <pic:spPr bwMode="auto">
+                    <a:xfrm>
+                      <a:off x="0" y="0"/>
+                      <a:ext cx="5334000" cy="4267200"/>
+                    </a:xfrm>
+                    <a:prstGeom prst="rect">
+                      <a:avLst/>
+                    </a:prstGeom>
+                    <a:noFill/>
+                    <a:ln w="9525">
+                      <a:noFill/>
+                      <a:headEnd/>
+                      <a:tailEnd/>
+                    </a:ln>
+                  </pic:spPr>
+                </pic:pic>
+              </a:graphicData>
+            </a:graphic>
+          </wp:inline>
+        </w:drawing>
+      </w:r>
+    </w:p>
+    <w:bookmarkEnd w:id="64"/>
+    <w:bookmarkStart w:id="68" w:name="task-3"/>
+    <w:p>
+      <w:pPr>
+        <w:pStyle w:val="Heading3"/>
+      </w:pPr>
+      <w:r>
+        <w:t xml:space="preserve">TASK:</w:t>
+      </w:r>
+    </w:p>
+    <w:p>
+      <w:pPr>
+        <w:pStyle w:val="FirstParagraph"/>
+      </w:pPr>
+      <w:r>
+        <w:t xml:space="preserve">Modify your boxplot so that it includes: a title, an x-axis label, a</w:t>
+      </w:r>
+      <w:r>
+        <w:t xml:space="preserve"> </w:t>
+      </w:r>
+      <w:r>
+        <w:t xml:space="preserve">y-axis label, and a fill color of your choice</w:t>
+      </w:r>
+    </w:p>
+    <w:p>
+      <w:pPr>
+        <w:pStyle w:val="SourceCode"/>
+      </w:pPr>
+      <w:r>
+        <w:rPr>
+          <w:rStyle w:val="CommentTok"/>
+        </w:rPr>
+        <w:t xml:space="preserve"># Write your updated boxplot code below this line</w:t>
       </w:r>
       <w:r>
         <w:br/>
@@ -8549,140 +6282,169 @@
         <w:rPr>
           <w:rStyle w:val="FunctionTok"/>
         </w:rPr>
-        <w:t xml:space="preserve">author</w:t>
-      </w:r>
-      <w:r>
-        <w:rPr>
-          <w:rStyle w:val="KeywordTok"/>
-        </w:rPr>
-        <w:t xml:space="preserve">:</w:t>
+        <w:t xml:space="preserve">boxplot</w:t>
+      </w:r>
+      <w:r>
+        <w:rPr>
+          <w:rStyle w:val="NormalTok"/>
+        </w:rPr>
+        <w:t xml:space="preserve">(mpg </w:t>
+      </w:r>
+      <w:r>
+        <w:rPr>
+          <w:rStyle w:val="SpecialCharTok"/>
+        </w:rPr>
+        <w:t xml:space="preserve">~</w:t>
+      </w:r>
+      <w:r>
+        <w:rPr>
+          <w:rStyle w:val="NormalTok"/>
+        </w:rPr>
+        <w:t xml:space="preserve"> cyl, </w:t>
       </w:r>
       <w:r>
         <w:rPr>
           <w:rStyle w:val="AttributeTok"/>
         </w:rPr>
+        <w:t xml:space="preserve">data =</w:t>
+      </w:r>
+      <w:r>
+        <w:rPr>
+          <w:rStyle w:val="NormalTok"/>
+        </w:rPr>
+        <w:t xml:space="preserve"> mtcars,</w:t>
+      </w:r>
+      <w:r>
+        <w:br/>
+      </w:r>
+      <w:r>
+        <w:rPr>
+          <w:rStyle w:val="NormalTok"/>
+        </w:rPr>
+        <w:t xml:space="preserve">        </w:t>
+      </w:r>
+      <w:r>
+        <w:rPr>
+          <w:rStyle w:val="AttributeTok"/>
+        </w:rPr>
+        <w:t xml:space="preserve">main =</w:t>
+      </w:r>
+      <w:r>
+        <w:rPr>
+          <w:rStyle w:val="NormalTok"/>
+        </w:rPr>
         <w:t xml:space="preserve"> </w:t>
       </w:r>
       <w:r>
         <w:rPr>
           <w:rStyle w:val="StringTok"/>
         </w:rPr>
-        <w:t xml:space="preserve">"Arnav Pandey, Themesha Parker, Michelle Bautista Canuto, Dhanush Devanand"</w:t>
-      </w:r>
-      <w:r>
-        <w:br/>
-      </w:r>
-      <w:r>
-        <w:rPr>
-          <w:rStyle w:val="FunctionTok"/>
-        </w:rPr>
-        <w:t xml:space="preserve">date</w:t>
-      </w:r>
-      <w:r>
-        <w:rPr>
-          <w:rStyle w:val="KeywordTok"/>
-        </w:rPr>
-        <w:t xml:space="preserve">:</w:t>
+        <w:t xml:space="preserve">"Fuel Efficiency by Cylinder Count"</w:t>
+      </w:r>
+      <w:r>
+        <w:rPr>
+          <w:rStyle w:val="NormalTok"/>
+        </w:rPr>
+        <w:t xml:space="preserve">,</w:t>
+      </w:r>
+      <w:r>
+        <w:br/>
+      </w:r>
+      <w:r>
+        <w:rPr>
+          <w:rStyle w:val="NormalTok"/>
+        </w:rPr>
+        <w:t xml:space="preserve">        </w:t>
       </w:r>
       <w:r>
         <w:rPr>
           <w:rStyle w:val="AttributeTok"/>
         </w:rPr>
+        <w:t xml:space="preserve">xlab =</w:t>
+      </w:r>
+      <w:r>
+        <w:rPr>
+          <w:rStyle w:val="NormalTok"/>
+        </w:rPr>
         <w:t xml:space="preserve"> </w:t>
       </w:r>
       <w:r>
         <w:rPr>
           <w:rStyle w:val="StringTok"/>
         </w:rPr>
-        <w:t xml:space="preserve">"2026-04-26"</w:t>
-      </w:r>
-      <w:r>
-        <w:br/>
-      </w:r>
-      <w:r>
-        <w:rPr>
-          <w:rStyle w:val="FunctionTok"/>
-        </w:rPr>
-        <w:t xml:space="preserve">output</w:t>
-      </w:r>
-      <w:r>
-        <w:rPr>
-          <w:rStyle w:val="KeywordTok"/>
-        </w:rPr>
-        <w:t xml:space="preserve">:</w:t>
-      </w:r>
-      <w:r>
-        <w:br/>
+        <w:t xml:space="preserve">"Number of Cylinders"</w:t>
+      </w:r>
+      <w:r>
+        <w:rPr>
+          <w:rStyle w:val="NormalTok"/>
+        </w:rPr>
+        <w:t xml:space="preserve">,</w:t>
+      </w:r>
+      <w:r>
+        <w:br/>
+      </w:r>
+      <w:r>
+        <w:rPr>
+          <w:rStyle w:val="NormalTok"/>
+        </w:rPr>
+        <w:t xml:space="preserve">        </w:t>
       </w:r>
       <w:r>
         <w:rPr>
           <w:rStyle w:val="AttributeTok"/>
         </w:rPr>
-        <w:t xml:space="preserve">  </w:t>
-      </w:r>
-      <w:r>
-        <w:rPr>
-          <w:rStyle w:val="FunctionTok"/>
-        </w:rPr>
-        <w:t xml:space="preserve">html_document</w:t>
-      </w:r>
-      <w:r>
-        <w:rPr>
-          <w:rStyle w:val="KeywordTok"/>
-        </w:rPr>
-        <w:t xml:space="preserve">:</w:t>
-      </w:r>
-      <w:r>
-        <w:br/>
+        <w:t xml:space="preserve">ylab =</w:t>
+      </w:r>
+      <w:r>
+        <w:rPr>
+          <w:rStyle w:val="NormalTok"/>
+        </w:rPr>
+        <w:t xml:space="preserve"> </w:t>
+      </w:r>
+      <w:r>
+        <w:rPr>
+          <w:rStyle w:val="StringTok"/>
+        </w:rPr>
+        <w:t xml:space="preserve">"Miles per Gallon (MPG)"</w:t>
+      </w:r>
+      <w:r>
+        <w:rPr>
+          <w:rStyle w:val="NormalTok"/>
+        </w:rPr>
+        <w:t xml:space="preserve">,</w:t>
+      </w:r>
+      <w:r>
+        <w:br/>
+      </w:r>
+      <w:r>
+        <w:rPr>
+          <w:rStyle w:val="NormalTok"/>
+        </w:rPr>
+        <w:t xml:space="preserve">        </w:t>
       </w:r>
       <w:r>
         <w:rPr>
           <w:rStyle w:val="AttributeTok"/>
         </w:rPr>
-        <w:t xml:space="preserve">    </w:t>
-      </w:r>
-      <w:r>
-        <w:rPr>
-          <w:rStyle w:val="FunctionTok"/>
-        </w:rPr>
-        <w:t xml:space="preserve">toc</w:t>
-      </w:r>
-      <w:r>
-        <w:rPr>
-          <w:rStyle w:val="KeywordTok"/>
-        </w:rPr>
-        <w:t xml:space="preserve">:</w:t>
-      </w:r>
-      <w:r>
-        <w:rPr>
-          <w:rStyle w:val="AttributeTok"/>
-        </w:rPr>
-        <w:t xml:space="preserve"> </w:t>
-      </w:r>
-      <w:r>
-        <w:rPr>
-          <w:rStyle w:val="CharTok"/>
-        </w:rPr>
-        <w:t xml:space="preserve">true</w:t>
-      </w:r>
-      <w:r>
-        <w:br/>
-      </w:r>
-      <w:r>
-        <w:rPr>
-          <w:rStyle w:val="PreprocessorTok"/>
-        </w:rPr>
-        <w:t xml:space="preserve">---</w:t>
-      </w:r>
-    </w:p>
-    <w:bookmarkEnd w:id="93"/>
-    <w:bookmarkStart w:id="94" w:name="check-6"/>
-    <w:p>
-      <w:pPr>
-        <w:pStyle w:val="Heading3"/>
-      </w:pPr>
-      <w:r>
-        <w:t xml:space="preserve">Check</w:t>
+        <w:t xml:space="preserve">col =</w:t>
+      </w:r>
+      <w:r>
+        <w:rPr>
+          <w:rStyle w:val="NormalTok"/>
+        </w:rPr>
+        <w:t xml:space="preserve"> </w:t>
+      </w:r>
+      <w:r>
+        <w:rPr>
+          <w:rStyle w:val="StringTok"/>
+        </w:rPr>
+        <w:t xml:space="preserve">"purple"</w:t>
+      </w:r>
+      <w:r>
+        <w:rPr>
+          <w:rStyle w:val="NormalTok"/>
+        </w:rPr>
+        <w:t xml:space="preserve">)</w:t>
       </w:r>
     </w:p>
     <w:p>
@@ -8690,86 +6452,108 @@
         <w:pStyle w:val="FirstParagraph"/>
       </w:pPr>
       <w:r>
-        <w:t xml:space="preserve">Do you now see a table of contents at the top of your rendered HTML</w:t>
-      </w:r>
-      <w:r>
-        <w:t xml:space="preserve"> </w:t>
-      </w:r>
-      <w:r>
-        <w:t xml:space="preserve">document?</w:t>
-      </w:r>
-    </w:p>
-    <w:p>
-      <w:pPr>
-        <w:pStyle w:val="BodyText"/>
-      </w:pPr>
-      <w:r>
-        <w:t xml:space="preserve">QUESTION: How does a table of contents improve the readability of a long report?</w:t>
-      </w:r>
-      <w:r>
-        <w:t xml:space="preserve"> </w:t>
-      </w:r>
-      <w:r>
-        <w:t xml:space="preserve">ANSWER:</w:t>
-      </w:r>
-    </w:p>
-    <w:p>
-      <w:pPr>
-        <w:pStyle w:val="BodyText"/>
-      </w:pPr>
-      <w:r>
-        <w:t xml:space="preserve">QUESTION: The table of contents is automatically generated from your headings.</w:t>
-      </w:r>
-      <w:r>
-        <w:t xml:space="preserve"> </w:t>
-      </w:r>
-      <w:r>
-        <w:t xml:space="preserve">What does this tell you about the importance of using proper heading</w:t>
-      </w:r>
-      <w:r>
-        <w:t xml:space="preserve"> </w:t>
-      </w:r>
-      <w:r>
-        <w:t xml:space="preserve">levels (</w:t>
-      </w:r>
-      <w:r>
-        <w:rPr>
-          <w:rStyle w:val="VerbatimChar"/>
-        </w:rPr>
-        <w:t xml:space="preserve">#</w:t>
-      </w:r>
-      <w:r>
-        <w:t xml:space="preserve">,</w:t>
-      </w:r>
-      <w:r>
-        <w:t xml:space="preserve"> </w:t>
-      </w:r>
-      <w:r>
-        <w:rPr>
-          <w:rStyle w:val="VerbatimChar"/>
-        </w:rPr>
-        <w:t xml:space="preserve">##</w:t>
-      </w:r>
-      <w:r>
-        <w:t xml:space="preserve">,</w:t>
-      </w:r>
-      <w:r>
-        <w:t xml:space="preserve"> </w:t>
-      </w:r>
-      <w:r>
-        <w:rPr>
-          <w:rStyle w:val="VerbatimChar"/>
-        </w:rPr>
-        <w:t xml:space="preserve">###</w:t>
-      </w:r>
-      <w:r>
-        <w:t xml:space="preserve">) throughout your document?</w:t>
-      </w:r>
-      <w:r>
-        <w:t xml:space="preserve"> </w:t>
-      </w:r>
-      <w:r>
-        <w:t xml:space="preserve">ANSWER:</w:t>
+        <w:drawing>
+          <wp:inline>
+            <wp:extent cx="5334000" cy="4267200"/>
+            <wp:effectExtent b="0" l="0" r="0" t="0"/>
+            <wp:docPr descr="" title="" id="66" name="Picture"/>
+            <a:graphic>
+              <a:graphicData uri="http://schemas.openxmlformats.org/drawingml/2006/picture">
+                <pic:pic>
+                  <pic:nvPicPr>
+                    <pic:cNvPr descr="12_markdown_files/12_markdown_files/figure-docx/boxplot2-1.png" id="67" name="Picture"/>
+                    <pic:cNvPicPr>
+                      <a:picLocks noChangeArrowheads="1" noChangeAspect="1"/>
+                    </pic:cNvPicPr>
+                  </pic:nvPicPr>
+                  <pic:blipFill>
+                    <a:blip r:embed="rId65"/>
+                    <a:stretch>
+                      <a:fillRect/>
+                    </a:stretch>
+                  </pic:blipFill>
+                  <pic:spPr bwMode="auto">
+                    <a:xfrm>
+                      <a:off x="0" y="0"/>
+                      <a:ext cx="5334000" cy="4267200"/>
+                    </a:xfrm>
+                    <a:prstGeom prst="rect">
+                      <a:avLst/>
+                    </a:prstGeom>
+                    <a:noFill/>
+                    <a:ln w="9525">
+                      <a:noFill/>
+                      <a:headEnd/>
+                      <a:tailEnd/>
+                    </a:ln>
+                  </pic:spPr>
+                </pic:pic>
+              </a:graphicData>
+            </a:graphic>
+          </wp:inline>
+        </w:drawing>
+      </w:r>
+    </w:p>
+    <w:p>
+      <w:pPr>
+        <w:pStyle w:val="BodyText"/>
+      </w:pPr>
+      <w:r>
+        <w:t xml:space="preserve">QUESTION: What does each box in this plot represent?</w:t>
+      </w:r>
+      <w:r>
+        <w:t xml:space="preserve"> </w:t>
+      </w:r>
+      <w:r>
+        <w:t xml:space="preserve">ANSWER: Groups of cars by number of cyclinders.</w:t>
+      </w:r>
+    </w:p>
+    <w:p>
+      <w:pPr>
+        <w:pStyle w:val="BodyText"/>
+      </w:pPr>
+      <w:r>
+        <w:t xml:space="preserve">QUESTION: Which cylinder group appears to have the highest fuel efficiency?</w:t>
+      </w:r>
+      <w:r>
+        <w:t xml:space="preserve"> </w:t>
+      </w:r>
+      <w:r>
+        <w:t xml:space="preserve">ANSWER: 4 cyclinders</w:t>
+      </w:r>
+    </w:p>
+    <w:p>
+      <w:pPr>
+        <w:pStyle w:val="BodyText"/>
+      </w:pPr>
+      <w:r>
+        <w:t xml:space="preserve">QUESTION: Which cylinder group appears to have the lowest fuel efficiency?</w:t>
+      </w:r>
+      <w:r>
+        <w:t xml:space="preserve"> </w:t>
+      </w:r>
+      <w:r>
+        <w:t xml:space="preserve">ANSWER: 8 cyclinders.</w:t>
+      </w:r>
+    </w:p>
+    <w:p>
+      <w:pPr>
+        <w:pStyle w:val="BodyText"/>
+      </w:pPr>
+      <w:r>
+        <w:t xml:space="preserve">QUESTION: Based on the boxplot, how does fuel efficiency seem to change as the</w:t>
+      </w:r>
+      <w:r>
+        <w:t xml:space="preserve"> </w:t>
+      </w:r>
+      <w:r>
+        <w:t xml:space="preserve">number of cylinders increases?</w:t>
+      </w:r>
+      <w:r>
+        <w:t xml:space="preserve"> </w:t>
+      </w:r>
+      <w:r>
+        <w:t xml:space="preserve">ANSWER: Negative, The more cyclinders, the lower the fuel efficient the car is.</w:t>
       </w:r>
     </w:p>
     <w:p>
@@ -8779,15 +6563,15 @@
         </w:pict>
       </w:r>
     </w:p>
-    <w:bookmarkEnd w:id="94"/>
-    <w:bookmarkEnd w:id="95"/>
-    <w:bookmarkStart w:id="99" w:name="step-7-adding-hyperlinks"/>
+    <w:bookmarkEnd w:id="68"/>
+    <w:bookmarkEnd w:id="69"/>
+    <w:bookmarkStart w:id="72" w:name="part-c-create-a-summary-table"/>
     <w:p>
       <w:pPr>
         <w:pStyle w:val="Heading2"/>
       </w:pPr>
       <w:r>
-        <w:t xml:space="preserve">Step 7: Adding Hyperlinks</w:t>
+        <w:t xml:space="preserve">Part C: Create a Summary Table</w:t>
       </w:r>
     </w:p>
     <w:p>
@@ -8795,28 +6579,16 @@
         <w:pStyle w:val="FirstParagraph"/>
       </w:pPr>
       <w:r>
-        <w:t xml:space="preserve">You can include clickable links in your report to point readers to</w:t>
-      </w:r>
-      <w:r>
-        <w:t xml:space="preserve"> </w:t>
-      </w:r>
-      <w:r>
-        <w:t xml:space="preserve">additional resources. The syntax is</w:t>
-      </w:r>
-      <w:r>
-        <w:t xml:space="preserve"> </w:t>
-      </w:r>
-      <w:r>
-        <w:rPr>
-          <w:rStyle w:val="VerbatimChar"/>
-        </w:rPr>
-        <w:t xml:space="preserve">[link text](URL)</w:t>
-      </w:r>
-      <w:r>
-        <w:t xml:space="preserve">.</w:t>
-      </w:r>
-    </w:p>
-    <w:bookmarkStart w:id="96" w:name="task-16"/>
+        <w:t xml:space="preserve">You will now create a table showing the average miles per gallon for</w:t>
+      </w:r>
+      <w:r>
+        <w:t xml:space="preserve"> </w:t>
+      </w:r>
+      <w:r>
+        <w:t xml:space="preserve">each cylinder group.</w:t>
+      </w:r>
+    </w:p>
+    <w:bookmarkStart w:id="70" w:name="task-4"/>
     <w:p>
       <w:pPr>
         <w:pStyle w:val="Heading3"/>
@@ -8830,72 +6602,13 @@
         <w:pStyle w:val="FirstParagraph"/>
       </w:pPr>
       <w:r>
-        <w:t xml:space="preserve">Add the following clickable link somewhere in your document and Knit:</w:t>
-      </w:r>
-    </w:p>
-    <w:p>
-      <w:pPr>
-        <w:pStyle w:val="BodyText"/>
-      </w:pPr>
-      <w:r>
-        <w:rPr>
-          <w:rStyle w:val="VerbatimChar"/>
-        </w:rPr>
-        <w:t xml:space="preserve">[R Markdown documentation](https://rmarkdown.rstudio.com)</w:t>
-      </w:r>
-    </w:p>
-    <w:bookmarkEnd w:id="96"/>
-    <w:bookmarkStart w:id="97" w:name="check-7"/>
-    <w:p>
-      <w:pPr>
-        <w:pStyle w:val="Heading3"/>
-      </w:pPr>
-      <w:r>
-        <w:t xml:space="preserve">Check</w:t>
-      </w:r>
-    </w:p>
-    <w:p>
-      <w:pPr>
-        <w:pStyle w:val="FirstParagraph"/>
-      </w:pPr>
-      <w:r>
-        <w:t xml:space="preserve">Does the link appear clickable after knitting?</w:t>
-      </w:r>
-    </w:p>
-    <w:bookmarkEnd w:id="97"/>
-    <w:bookmarkStart w:id="98" w:name="task-17"/>
-    <w:p>
-      <w:pPr>
-        <w:pStyle w:val="Heading3"/>
-      </w:pPr>
-      <w:r>
-        <w:t xml:space="preserve">TASK:</w:t>
-      </w:r>
-    </w:p>
-    <w:p>
-      <w:pPr>
-        <w:pStyle w:val="FirstParagraph"/>
-      </w:pPr>
-      <w:r>
-        <w:t xml:space="preserve">Now add a second hyperlink of your own. Find a webpage related to</w:t>
-      </w:r>
-      <w:r>
-        <w:t xml:space="preserve"> </w:t>
-      </w:r>
-      <w:r>
-        <w:t xml:space="preserve">something covered in this assignment — for example, the mtcars dataset,</w:t>
-      </w:r>
-      <w:r>
-        <w:t xml:space="preserve"> </w:t>
-      </w:r>
-      <w:r>
-        <w:t xml:space="preserve">ggplot2, or R Markdown chunk options — and add it below using the same</w:t>
-      </w:r>
-      <w:r>
-        <w:t xml:space="preserve"> </w:t>
-      </w:r>
-      <w:r>
-        <w:t xml:space="preserve">syntax.</w:t>
+        <w:t xml:space="preserve">Use dplyr to calculate the average mpg for each value of cyl. Rename the</w:t>
+      </w:r>
+      <w:r>
+        <w:t xml:space="preserve"> </w:t>
+      </w:r>
+      <w:r>
+        <w:t xml:space="preserve">data avg_mpg_by_cyl</w:t>
       </w:r>
     </w:p>
     <w:p>
@@ -8907,27 +6620,299 @@
           <w:b/>
           <w:bCs/>
         </w:rPr>
-        <w:t xml:space="preserve">Your hyperlink:</w:t>
-      </w:r>
-      <w:r>
-        <w:t xml:space="preserve"> </w:t>
-      </w:r>
-      <w:r>
-        <w:t xml:space="preserve">[Write your hyperlink here.]</w:t>
-      </w:r>
-    </w:p>
-    <w:p>
-      <w:pPr>
-        <w:pStyle w:val="BodyText"/>
-      </w:pPr>
-      <w:r>
-        <w:t xml:space="preserve">QUESTION: When might adding a hyperlink be useful in a data report?</w:t>
-      </w:r>
-      <w:r>
-        <w:t xml:space="preserve"> </w:t>
-      </w:r>
-      <w:r>
-        <w:t xml:space="preserve">ANSWER:</w:t>
+        <w:t xml:space="preserve">Hint:</w:t>
+      </w:r>
+      <w:r>
+        <w:t xml:space="preserve"> </w:t>
+      </w:r>
+      <w:r>
+        <w:t xml:space="preserve">you need to group the data by cyl then summarize the mean of</w:t>
+      </w:r>
+      <w:r>
+        <w:t xml:space="preserve"> </w:t>
+      </w:r>
+      <w:r>
+        <w:t xml:space="preserve">mpg.</w:t>
+      </w:r>
+    </w:p>
+    <w:p>
+      <w:pPr>
+        <w:pStyle w:val="BodyText"/>
+      </w:pPr>
+      <w:r>
+        <w:t xml:space="preserve">Use the space below to write your code:</w:t>
+      </w:r>
+    </w:p>
+    <w:p>
+      <w:pPr>
+        <w:pStyle w:val="SourceCode"/>
+      </w:pPr>
+      <w:r>
+        <w:rPr>
+          <w:rStyle w:val="CommentTok"/>
+        </w:rPr>
+        <w:t xml:space="preserve"># Write your code below this line</w:t>
+      </w:r>
+      <w:r>
+        <w:br/>
+      </w:r>
+      <w:r>
+        <w:br/>
+      </w:r>
+      <w:r>
+        <w:rPr>
+          <w:rStyle w:val="NormalTok"/>
+        </w:rPr>
+        <w:t xml:space="preserve">avg_mpg_by_cyl </w:t>
+      </w:r>
+      <w:r>
+        <w:rPr>
+          <w:rStyle w:val="OtherTok"/>
+        </w:rPr>
+        <w:t xml:space="preserve">&lt;-</w:t>
+      </w:r>
+      <w:r>
+        <w:rPr>
+          <w:rStyle w:val="NormalTok"/>
+        </w:rPr>
+        <w:t xml:space="preserve"> mtcars </w:t>
+      </w:r>
+      <w:r>
+        <w:rPr>
+          <w:rStyle w:val="SpecialCharTok"/>
+        </w:rPr>
+        <w:t xml:space="preserve">%&gt;%</w:t>
+      </w:r>
+      <w:r>
+        <w:rPr>
+          <w:rStyle w:val="NormalTok"/>
+        </w:rPr>
+        <w:t xml:space="preserve"> </w:t>
+      </w:r>
+      <w:r>
+        <w:br/>
+      </w:r>
+      <w:r>
+        <w:rPr>
+          <w:rStyle w:val="NormalTok"/>
+        </w:rPr>
+        <w:t xml:space="preserve">  </w:t>
+      </w:r>
+      <w:r>
+        <w:rPr>
+          <w:rStyle w:val="FunctionTok"/>
+        </w:rPr>
+        <w:t xml:space="preserve">group_by</w:t>
+      </w:r>
+      <w:r>
+        <w:rPr>
+          <w:rStyle w:val="NormalTok"/>
+        </w:rPr>
+        <w:t xml:space="preserve">(cyl) </w:t>
+      </w:r>
+      <w:r>
+        <w:rPr>
+          <w:rStyle w:val="SpecialCharTok"/>
+        </w:rPr>
+        <w:t xml:space="preserve">%&gt;%</w:t>
+      </w:r>
+      <w:r>
+        <w:rPr>
+          <w:rStyle w:val="NormalTok"/>
+        </w:rPr>
+        <w:t xml:space="preserve"> </w:t>
+      </w:r>
+      <w:r>
+        <w:br/>
+      </w:r>
+      <w:r>
+        <w:rPr>
+          <w:rStyle w:val="NormalTok"/>
+        </w:rPr>
+        <w:t xml:space="preserve">  </w:t>
+      </w:r>
+      <w:r>
+        <w:rPr>
+          <w:rStyle w:val="FunctionTok"/>
+        </w:rPr>
+        <w:t xml:space="preserve">summarize</w:t>
+      </w:r>
+      <w:r>
+        <w:rPr>
+          <w:rStyle w:val="NormalTok"/>
+        </w:rPr>
+        <w:t xml:space="preserve">(</w:t>
+      </w:r>
+      <w:r>
+        <w:rPr>
+          <w:rStyle w:val="AttributeTok"/>
+        </w:rPr>
+        <w:t xml:space="preserve">mean_mpg =</w:t>
+      </w:r>
+      <w:r>
+        <w:rPr>
+          <w:rStyle w:val="NormalTok"/>
+        </w:rPr>
+        <w:t xml:space="preserve"> </w:t>
+      </w:r>
+      <w:r>
+        <w:rPr>
+          <w:rStyle w:val="FunctionTok"/>
+        </w:rPr>
+        <w:t xml:space="preserve">mean</w:t>
+      </w:r>
+      <w:r>
+        <w:rPr>
+          <w:rStyle w:val="NormalTok"/>
+        </w:rPr>
+        <w:t xml:space="preserve">(mpg))</w:t>
+      </w:r>
+    </w:p>
+    <w:bookmarkEnd w:id="70"/>
+    <w:bookmarkStart w:id="71" w:name="task-5"/>
+    <w:p>
+      <w:pPr>
+        <w:pStyle w:val="Heading3"/>
+      </w:pPr>
+      <w:r>
+        <w:t xml:space="preserve">TASK:</w:t>
+      </w:r>
+    </w:p>
+    <w:p>
+      <w:pPr>
+        <w:pStyle w:val="FirstParagraph"/>
+      </w:pPr>
+      <w:r>
+        <w:t xml:space="preserve">Display your results as a clean table.</w:t>
+      </w:r>
+    </w:p>
+    <w:p>
+      <w:pPr>
+        <w:pStyle w:val="BodyText"/>
+      </w:pPr>
+      <w:r>
+        <w:t xml:space="preserve">Use the space below to write your code:</w:t>
+      </w:r>
+    </w:p>
+    <w:p>
+      <w:pPr>
+        <w:pStyle w:val="SourceCode"/>
+      </w:pPr>
+      <w:r>
+        <w:rPr>
+          <w:rStyle w:val="CommentTok"/>
+        </w:rPr>
+        <w:t xml:space="preserve"># Write your code below this line</w:t>
+      </w:r>
+      <w:r>
+        <w:br/>
+      </w:r>
+      <w:r>
+        <w:br/>
+      </w:r>
+      <w:r>
+        <w:rPr>
+          <w:rStyle w:val="NormalTok"/>
+        </w:rPr>
+        <w:t xml:space="preserve">avg_mpg_by_cyl</w:t>
+      </w:r>
+    </w:p>
+    <w:p>
+      <w:pPr>
+        <w:pStyle w:val="SourceCode"/>
+      </w:pPr>
+      <w:r>
+        <w:rPr>
+          <w:rStyle w:val="VerbatimChar"/>
+        </w:rPr>
+        <w:t xml:space="preserve">## # A tibble: 3 × 2</w:t>
+      </w:r>
+      <w:r>
+        <w:br/>
+      </w:r>
+      <w:r>
+        <w:rPr>
+          <w:rStyle w:val="VerbatimChar"/>
+        </w:rPr>
+        <w:t xml:space="preserve">##     cyl mean_mpg</w:t>
+      </w:r>
+      <w:r>
+        <w:br/>
+      </w:r>
+      <w:r>
+        <w:rPr>
+          <w:rStyle w:val="VerbatimChar"/>
+        </w:rPr>
+        <w:t xml:space="preserve">##   &lt;dbl&gt;    &lt;dbl&gt;</w:t>
+      </w:r>
+      <w:r>
+        <w:br/>
+      </w:r>
+      <w:r>
+        <w:rPr>
+          <w:rStyle w:val="VerbatimChar"/>
+        </w:rPr>
+        <w:t xml:space="preserve">## 1     4     26.7</w:t>
+      </w:r>
+      <w:r>
+        <w:br/>
+      </w:r>
+      <w:r>
+        <w:rPr>
+          <w:rStyle w:val="VerbatimChar"/>
+        </w:rPr>
+        <w:t xml:space="preserve">## 2     6     19.7</w:t>
+      </w:r>
+      <w:r>
+        <w:br/>
+      </w:r>
+      <w:r>
+        <w:rPr>
+          <w:rStyle w:val="VerbatimChar"/>
+        </w:rPr>
+        <w:t xml:space="preserve">## 3     8     15.1</w:t>
+      </w:r>
+    </w:p>
+    <w:p>
+      <w:pPr>
+        <w:pStyle w:val="FirstParagraph"/>
+      </w:pPr>
+      <w:r>
+        <w:t xml:space="preserve">QUESTION: What does this table show?</w:t>
+      </w:r>
+      <w:r>
+        <w:t xml:space="preserve"> </w:t>
+      </w:r>
+      <w:r>
+        <w:t xml:space="preserve">ANSWER: 2 columns with 3 rows. The rows = # of cylinders. Mean_miles per gallon</w:t>
+      </w:r>
+    </w:p>
+    <w:p>
+      <w:pPr>
+        <w:pStyle w:val="BodyText"/>
+      </w:pPr>
+      <w:r>
+        <w:t xml:space="preserve">QUESTION: Which cylinder group has the highest average mpg?</w:t>
+      </w:r>
+      <w:r>
+        <w:t xml:space="preserve"> </w:t>
+      </w:r>
+      <w:r>
+        <w:t xml:space="preserve">ANSWER: 4</w:t>
+      </w:r>
+    </w:p>
+    <w:p>
+      <w:pPr>
+        <w:pStyle w:val="BodyText"/>
+      </w:pPr>
+      <w:r>
+        <w:t xml:space="preserve">QUESTION: Which cylinder group has the lowest average mpg?</w:t>
+      </w:r>
+      <w:r>
+        <w:t xml:space="preserve"> </w:t>
+      </w:r>
+      <w:r>
+        <w:t xml:space="preserve">ANSWER: 8</w:t>
       </w:r>
     </w:p>
     <w:p>
@@ -8937,14 +6922,3083 @@
         </w:pict>
       </w:r>
     </w:p>
+    <w:bookmarkEnd w:id="71"/>
+    <w:bookmarkEnd w:id="72"/>
+    <w:bookmarkStart w:id="73" w:name="part-d-compare-the-visuals"/>
+    <w:p>
+      <w:pPr>
+        <w:pStyle w:val="Heading2"/>
+      </w:pPr>
+      <w:r>
+        <w:t xml:space="preserve">Part D: Compare the Visuals</w:t>
+      </w:r>
+    </w:p>
+    <w:p>
+      <w:pPr>
+        <w:pStyle w:val="FirstParagraph"/>
+      </w:pPr>
+      <w:r>
+        <w:t xml:space="preserve">Now that you have created both graphs and the table, compare the</w:t>
+      </w:r>
+      <w:r>
+        <w:t xml:space="preserve"> </w:t>
+      </w:r>
+      <w:r>
+        <w:t xml:space="preserve">information they provide.</w:t>
+      </w:r>
+    </w:p>
+    <w:p>
+      <w:pPr>
+        <w:pStyle w:val="BodyText"/>
+      </w:pPr>
+      <w:r>
+        <w:t xml:space="preserve">QUESTION: How does the scatterplot help you understand the relationship between</w:t>
+      </w:r>
+      <w:r>
+        <w:t xml:space="preserve"> </w:t>
+      </w:r>
+      <w:r>
+        <w:t xml:space="preserve">weight and fuel efficiency?</w:t>
+      </w:r>
+      <w:r>
+        <w:t xml:space="preserve"> </w:t>
+      </w:r>
+      <w:r>
+        <w:t xml:space="preserve">ANSWER: It helps connect a overall trend by the individual car models.</w:t>
+      </w:r>
+    </w:p>
+    <w:p>
+      <w:pPr>
+        <w:pStyle w:val="BodyText"/>
+      </w:pPr>
+      <w:r>
+        <w:t xml:space="preserve">QUESTION: How does the boxplot help you compare different groups of cars?</w:t>
+      </w:r>
+      <w:r>
+        <w:t xml:space="preserve"> </w:t>
+      </w:r>
+      <w:r>
+        <w:t xml:space="preserve">ANSWER: It helps display a overall trend among groups of car models.</w:t>
+      </w:r>
+    </w:p>
+    <w:p>
+      <w:r>
+        <w:pict>
+          <v:rect style="width:0;height:1.5pt" o:hralign="center" o:hrstd="t" o:hr="t"/>
+        </w:pict>
+      </w:r>
+    </w:p>
+    <w:bookmarkEnd w:id="73"/>
+    <w:bookmarkStart w:id="77" w:name="part-e-now-you-try"/>
+    <w:p>
+      <w:pPr>
+        <w:pStyle w:val="Heading2"/>
+      </w:pPr>
+      <w:r>
+        <w:t xml:space="preserve">Part E: Now you try</w:t>
+      </w:r>
+    </w:p>
+    <w:p>
+      <w:pPr>
+        <w:pStyle w:val="Compact"/>
+        <w:numPr>
+          <w:ilvl w:val="0"/>
+          <w:numId w:val="1009"/>
+        </w:numPr>
+      </w:pPr>
+      <w:r>
+        <w:t xml:space="preserve">Use a different variable from mtcars to make an additional scatter</w:t>
+      </w:r>
+      <w:r>
+        <w:t xml:space="preserve"> </w:t>
+      </w:r>
+      <w:r>
+        <w:t xml:space="preserve">plot.</w:t>
+      </w:r>
+    </w:p>
+    <w:p>
+      <w:pPr>
+        <w:pStyle w:val="Compact"/>
+        <w:numPr>
+          <w:ilvl w:val="0"/>
+          <w:numId w:val="1009"/>
+        </w:numPr>
+      </w:pPr>
+      <w:r>
+        <w:t xml:space="preserve">Change the color of your scatterplot.</w:t>
+      </w:r>
+    </w:p>
+    <w:p>
+      <w:pPr>
+        <w:pStyle w:val="FirstParagraph"/>
+      </w:pPr>
+      <w:r>
+        <w:t xml:space="preserve">Write your code below:</w:t>
+      </w:r>
+    </w:p>
+    <w:p>
+      <w:pPr>
+        <w:pStyle w:val="SourceCode"/>
+      </w:pPr>
+      <w:r>
+        <w:rPr>
+          <w:rStyle w:val="CommentTok"/>
+        </w:rPr>
+        <w:t xml:space="preserve"># Write your code below this line</w:t>
+      </w:r>
+      <w:r>
+        <w:br/>
+      </w:r>
+      <w:r>
+        <w:rPr>
+          <w:rStyle w:val="FunctionTok"/>
+        </w:rPr>
+        <w:t xml:space="preserve">plot</w:t>
+      </w:r>
+      <w:r>
+        <w:rPr>
+          <w:rStyle w:val="NormalTok"/>
+        </w:rPr>
+        <w:t xml:space="preserve">(mtcars</w:t>
+      </w:r>
+      <w:r>
+        <w:rPr>
+          <w:rStyle w:val="SpecialCharTok"/>
+        </w:rPr>
+        <w:t xml:space="preserve">$</w:t>
+      </w:r>
+      <w:r>
+        <w:rPr>
+          <w:rStyle w:val="NormalTok"/>
+        </w:rPr>
+        <w:t xml:space="preserve">hp, mtcars</w:t>
+      </w:r>
+      <w:r>
+        <w:rPr>
+          <w:rStyle w:val="SpecialCharTok"/>
+        </w:rPr>
+        <w:t xml:space="preserve">$</w:t>
+      </w:r>
+      <w:r>
+        <w:rPr>
+          <w:rStyle w:val="NormalTok"/>
+        </w:rPr>
+        <w:t xml:space="preserve">qsec,</w:t>
+      </w:r>
+      <w:r>
+        <w:br/>
+      </w:r>
+      <w:r>
+        <w:rPr>
+          <w:rStyle w:val="NormalTok"/>
+        </w:rPr>
+        <w:t xml:space="preserve">     </w:t>
+      </w:r>
+      <w:r>
+        <w:rPr>
+          <w:rStyle w:val="AttributeTok"/>
+        </w:rPr>
+        <w:t xml:space="preserve">xlab =</w:t>
+      </w:r>
+      <w:r>
+        <w:rPr>
+          <w:rStyle w:val="NormalTok"/>
+        </w:rPr>
+        <w:t xml:space="preserve"> </w:t>
+      </w:r>
+      <w:r>
+        <w:rPr>
+          <w:rStyle w:val="StringTok"/>
+        </w:rPr>
+        <w:t xml:space="preserve">"Horsepower (HP)"</w:t>
+      </w:r>
+      <w:r>
+        <w:rPr>
+          <w:rStyle w:val="NormalTok"/>
+        </w:rPr>
+        <w:t xml:space="preserve">,</w:t>
+      </w:r>
+      <w:r>
+        <w:br/>
+      </w:r>
+      <w:r>
+        <w:rPr>
+          <w:rStyle w:val="NormalTok"/>
+        </w:rPr>
+        <w:t xml:space="preserve">     </w:t>
+      </w:r>
+      <w:r>
+        <w:rPr>
+          <w:rStyle w:val="AttributeTok"/>
+        </w:rPr>
+        <w:t xml:space="preserve">ylab =</w:t>
+      </w:r>
+      <w:r>
+        <w:rPr>
+          <w:rStyle w:val="NormalTok"/>
+        </w:rPr>
+        <w:t xml:space="preserve"> </w:t>
+      </w:r>
+      <w:r>
+        <w:rPr>
+          <w:rStyle w:val="StringTok"/>
+        </w:rPr>
+        <w:t xml:space="preserve">"Quarter Mile Time (sec)"</w:t>
+      </w:r>
+      <w:r>
+        <w:rPr>
+          <w:rStyle w:val="NormalTok"/>
+        </w:rPr>
+        <w:t xml:space="preserve">,</w:t>
+      </w:r>
+      <w:r>
+        <w:br/>
+      </w:r>
+      <w:r>
+        <w:rPr>
+          <w:rStyle w:val="NormalTok"/>
+        </w:rPr>
+        <w:t xml:space="preserve">     </w:t>
+      </w:r>
+      <w:r>
+        <w:rPr>
+          <w:rStyle w:val="AttributeTok"/>
+        </w:rPr>
+        <w:t xml:space="preserve">col =</w:t>
+      </w:r>
+      <w:r>
+        <w:rPr>
+          <w:rStyle w:val="NormalTok"/>
+        </w:rPr>
+        <w:t xml:space="preserve"> </w:t>
+      </w:r>
+      <w:r>
+        <w:rPr>
+          <w:rStyle w:val="StringTok"/>
+        </w:rPr>
+        <w:t xml:space="preserve">"red"</w:t>
+      </w:r>
+      <w:r>
+        <w:rPr>
+          <w:rStyle w:val="NormalTok"/>
+        </w:rPr>
+        <w:t xml:space="preserve">)</w:t>
+      </w:r>
+    </w:p>
+    <w:p>
+      <w:pPr>
+        <w:pStyle w:val="FirstParagraph"/>
+      </w:pPr>
+      <w:r>
+        <w:drawing>
+          <wp:inline>
+            <wp:extent cx="5334000" cy="4267200"/>
+            <wp:effectExtent b="0" l="0" r="0" t="0"/>
+            <wp:docPr descr="" title="" id="75" name="Picture"/>
+            <a:graphic>
+              <a:graphicData uri="http://schemas.openxmlformats.org/drawingml/2006/picture">
+                <pic:pic>
+                  <pic:nvPicPr>
+                    <pic:cNvPr descr="12_markdown_files/12_markdown_files/figure-docx/Now_you_try-1.png" id="76" name="Picture"/>
+                    <pic:cNvPicPr>
+                      <a:picLocks noChangeArrowheads="1" noChangeAspect="1"/>
+                    </pic:cNvPicPr>
+                  </pic:nvPicPr>
+                  <pic:blipFill>
+                    <a:blip r:embed="rId74"/>
+                    <a:stretch>
+                      <a:fillRect/>
+                    </a:stretch>
+                  </pic:blipFill>
+                  <pic:spPr bwMode="auto">
+                    <a:xfrm>
+                      <a:off x="0" y="0"/>
+                      <a:ext cx="5334000" cy="4267200"/>
+                    </a:xfrm>
+                    <a:prstGeom prst="rect">
+                      <a:avLst/>
+                    </a:prstGeom>
+                    <a:noFill/>
+                    <a:ln w="9525">
+                      <a:noFill/>
+                      <a:headEnd/>
+                      <a:tailEnd/>
+                    </a:ln>
+                  </pic:spPr>
+                </pic:pic>
+              </a:graphicData>
+            </a:graphic>
+          </wp:inline>
+        </w:drawing>
+      </w:r>
+    </w:p>
+    <w:p>
+      <w:pPr>
+        <w:pStyle w:val="BodyText"/>
+      </w:pPr>
+      <w:r>
+        <w:t xml:space="preserve">QUESTION: What did you change, and how did it affect the output?</w:t>
+      </w:r>
+      <w:r>
+        <w:t xml:space="preserve"> </w:t>
+      </w:r>
+      <w:r>
+        <w:t xml:space="preserve">ANSWER: I looked at horsepower vs Quarter Mile Time. It is a negative trend still but it shows that the higher horse power cars individually have a lower quarter mile time.</w:t>
+      </w:r>
+    </w:p>
+    <w:p>
+      <w:r>
+        <w:pict>
+          <v:rect style="width:0;height:1.5pt" o:hralign="center" o:hrstd="t" o:hr="t"/>
+        </w:pict>
+      </w:r>
+    </w:p>
+    <w:bookmarkEnd w:id="77"/>
+    <w:bookmarkEnd w:id="78"/>
+    <w:bookmarkStart w:id="79" w:name="section"/>
+    <w:p>
+      <w:pPr>
+        <w:pStyle w:val="Heading1"/>
+      </w:pPr>
+      <w:r>
+        <w:t xml:space="preserve">———————————————————-</w:t>
+      </w:r>
+    </w:p>
+    <w:bookmarkEnd w:id="79"/>
+    <w:bookmarkStart w:id="122" w:name="X06a4ef5f7ecc3e184c3cc11d1a595662aa6e545"/>
+    <w:p>
+      <w:pPr>
+        <w:pStyle w:val="Heading1"/>
+      </w:pPr>
+      <w:r>
+        <w:t xml:space="preserve">Section 5: Improve and Finalize Your R Markdown Report</w:t>
+      </w:r>
+    </w:p>
+    <w:p>
+      <w:r>
+        <w:pict>
+          <v:rect style="width:0;height:1.5pt" o:hralign="center" o:hrstd="t" o:hr="t"/>
+        </w:pict>
+      </w:r>
+    </w:p>
+    <w:p>
+      <w:pPr>
+        <w:pStyle w:val="FirstParagraph"/>
+      </w:pPr>
+      <w:r>
+        <w:rPr>
+          <w:b/>
+          <w:bCs/>
+        </w:rPr>
+        <w:t xml:space="preserve">Objective:</w:t>
+      </w:r>
+      <w:r>
+        <w:t xml:space="preserve"> </w:t>
+      </w:r>
+      <w:r>
+        <w:t xml:space="preserve">Learn how to make your report more polished, readable,</w:t>
+      </w:r>
+      <w:r>
+        <w:t xml:space="preserve"> </w:t>
+      </w:r>
+      <w:r>
+        <w:t xml:space="preserve">and professional. In this section, we will take everything we have</w:t>
+      </w:r>
+      <w:r>
+        <w:t xml:space="preserve"> </w:t>
+      </w:r>
+      <w:r>
+        <w:t xml:space="preserve">learned and improve the overall quality of our R Markdown report so it</w:t>
+      </w:r>
+      <w:r>
+        <w:t xml:space="preserve"> </w:t>
+      </w:r>
+      <w:r>
+        <w:t xml:space="preserve">is easier to read and more useful.</w:t>
+      </w:r>
+    </w:p>
+    <w:p>
+      <w:pPr>
+        <w:pStyle w:val="BodyText"/>
+      </w:pPr>
+      <w:r>
+        <w:t xml:space="preserve">Author: Dhanush Devanand (</w:t>
+      </w:r>
+      <w:hyperlink r:id="rId80">
+        <w:r>
+          <w:rPr>
+            <w:rStyle w:val="Hyperlink"/>
+          </w:rPr>
+          <w:t xml:space="preserve">s_devanand@uncg.edu</w:t>
+        </w:r>
+      </w:hyperlink>
+      <w:r>
+        <w:t xml:space="preserve">)</w:t>
+      </w:r>
+    </w:p>
+    <w:p>
+      <w:r>
+        <w:pict>
+          <v:rect style="width:0;height:1.5pt" o:hralign="center" o:hrstd="t" o:hr="t"/>
+        </w:pict>
+      </w:r>
+    </w:p>
+    <w:bookmarkStart w:id="85" w:name="step-1-understanding-inline-r-code"/>
+    <w:p>
+      <w:pPr>
+        <w:pStyle w:val="Heading2"/>
+      </w:pPr>
+      <w:r>
+        <w:t xml:space="preserve">Step 1: Understanding Inline R Code</w:t>
+      </w:r>
+    </w:p>
+    <w:p>
+      <w:pPr>
+        <w:pStyle w:val="FirstParagraph"/>
+      </w:pPr>
+      <w:r>
+        <w:t xml:space="preserve">So far, we have been writing code in chunks. However, sometimes we want</w:t>
+      </w:r>
+      <w:r>
+        <w:t xml:space="preserve"> </w:t>
+      </w:r>
+      <w:r>
+        <w:t xml:space="preserve">to include results directly inside our text.</w:t>
+      </w:r>
+      <w:r>
+        <w:t xml:space="preserve"> </w:t>
+      </w:r>
+      <w:r>
+        <w:rPr>
+          <w:b/>
+          <w:bCs/>
+        </w:rPr>
+        <w:t xml:space="preserve">Inline R code</w:t>
+      </w:r>
+      <w:r>
+        <w:t xml:space="preserve"> </w:t>
+      </w:r>
+      <w:r>
+        <w:t xml:space="preserve">allows us</w:t>
+      </w:r>
+      <w:r>
+        <w:t xml:space="preserve"> </w:t>
+      </w:r>
+      <w:r>
+        <w:t xml:space="preserve">to insert calculations into sentences without a separate code chunk.</w:t>
+      </w:r>
+    </w:p>
+    <w:bookmarkStart w:id="81" w:name="task-6"/>
+    <w:p>
+      <w:pPr>
+        <w:pStyle w:val="Heading3"/>
+      </w:pPr>
+      <w:r>
+        <w:t xml:space="preserve">TASK:</w:t>
+      </w:r>
+    </w:p>
+    <w:p>
+      <w:pPr>
+        <w:pStyle w:val="FirstParagraph"/>
+      </w:pPr>
+      <w:r>
+        <w:t xml:space="preserve">Copy and paste the following lines directly into your R Markdown</w:t>
+      </w:r>
+      <w:r>
+        <w:t xml:space="preserve"> </w:t>
+      </w:r>
+      <w:r>
+        <w:t xml:space="preserve">document,</w:t>
+      </w:r>
+      <w:r>
+        <w:t xml:space="preserve"> </w:t>
+      </w:r>
+      <w:r>
+        <w:rPr>
+          <w:b/>
+          <w:bCs/>
+        </w:rPr>
+        <w:t xml:space="preserve">outside</w:t>
+      </w:r>
+      <w:r>
+        <w:t xml:space="preserve"> </w:t>
+      </w:r>
+      <w:r>
+        <w:t xml:space="preserve">of any code chunk, and then Knit:</w:t>
+      </w:r>
+    </w:p>
+    <w:p>
+      <w:pPr>
+        <w:pStyle w:val="SourceCode"/>
+      </w:pPr>
+      <w:r>
+        <w:rPr>
+          <w:rStyle w:val="VerbatimChar"/>
+        </w:rPr>
+        <w:t xml:space="preserve">**The mtcars dataset has 32 rows and 12 columns.</w:t>
+      </w:r>
+      <w:r>
+        <w:br/>
+      </w:r>
+      <w:r>
+        <w:rPr>
+          <w:rStyle w:val="VerbatimChar"/>
+        </w:rPr>
+        <w:t xml:space="preserve">The average miles per gallon (mpg) is 20.09.**</w:t>
+      </w:r>
+    </w:p>
+    <w:p>
+      <w:pPr>
+        <w:pStyle w:val="FirstParagraph"/>
+      </w:pPr>
+      <w:r>
+        <w:rPr>
+          <w:b/>
+          <w:bCs/>
+        </w:rPr>
+        <w:t xml:space="preserve">The mtcars dataset has 32 rows and 12 columns.</w:t>
+      </w:r>
+      <w:r>
+        <w:rPr>
+          <w:b/>
+          <w:bCs/>
+        </w:rPr>
+        <w:t xml:space="preserve"> </w:t>
+      </w:r>
+      <w:r>
+        <w:rPr>
+          <w:b/>
+          <w:bCs/>
+        </w:rPr>
+        <w:t xml:space="preserve">The average miles per gallon (mpg) is 20.09.</w:t>
+      </w:r>
+    </w:p>
+    <w:bookmarkEnd w:id="81"/>
+    <w:bookmarkStart w:id="82" w:name="check"/>
+    <w:p>
+      <w:pPr>
+        <w:pStyle w:val="Heading3"/>
+      </w:pPr>
+      <w:r>
+        <w:t xml:space="preserve">Check</w:t>
+      </w:r>
+    </w:p>
+    <w:p>
+      <w:pPr>
+        <w:pStyle w:val="FirstParagraph"/>
+      </w:pPr>
+      <w:r>
+        <w:t xml:space="preserve">Did the numbers appear automatically in your rendered sentence?</w:t>
+      </w:r>
+      <w:r>
+        <w:t xml:space="preserve"> </w:t>
+      </w:r>
+      <w:r>
+        <w:t xml:space="preserve">Yes</w:t>
+      </w:r>
+    </w:p>
+    <w:p>
+      <w:pPr>
+        <w:pStyle w:val="BodyText"/>
+      </w:pPr>
+      <w:r>
+        <w:t xml:space="preserve">QUESTION: What is inline R code, and how is it different from a regular code</w:t>
+      </w:r>
+      <w:r>
+        <w:t xml:space="preserve"> </w:t>
+      </w:r>
+      <w:r>
+        <w:t xml:space="preserve">chunk?</w:t>
+      </w:r>
+      <w:r>
+        <w:t xml:space="preserve"> </w:t>
+      </w:r>
+      <w:r>
+        <w:t xml:space="preserve">ANSWER: Inline R code must reference to a particular variable within a dataset, like a reference point. It’s different from a code chunk as it doesn’t appear to do functions but more pulling data from the directed area and having the potential to manipulate what has been pulled.</w:t>
+      </w:r>
+    </w:p>
+    <w:p>
+      <w:pPr>
+        <w:pStyle w:val="BodyText"/>
+      </w:pPr>
+      <w:r>
+        <w:t xml:space="preserve">QUESTION: Why is inline R code useful when working with a dataset that might be</w:t>
+      </w:r>
+      <w:r>
+        <w:t xml:space="preserve"> </w:t>
+      </w:r>
+      <w:r>
+        <w:t xml:space="preserve">updated or changed over time?</w:t>
+      </w:r>
+      <w:r>
+        <w:t xml:space="preserve"> </w:t>
+      </w:r>
+      <w:r>
+        <w:t xml:space="preserve">ANSWER: Inline R code can be beneficial with dynamic data due to the nature of how it pulls data, as it is a reference point.</w:t>
+      </w:r>
+    </w:p>
+    <w:bookmarkEnd w:id="82"/>
+    <w:bookmarkStart w:id="83" w:name="task-7"/>
+    <w:p>
+      <w:pPr>
+        <w:pStyle w:val="Heading3"/>
+      </w:pPr>
+      <w:r>
+        <w:t xml:space="preserve">TASK:</w:t>
+      </w:r>
+    </w:p>
+    <w:p>
+      <w:pPr>
+        <w:pStyle w:val="FirstParagraph"/>
+      </w:pPr>
+      <w:r>
+        <w:t xml:space="preserve">Now try writing your own inline R code sentence. Using the mtcars</w:t>
+      </w:r>
+      <w:r>
+        <w:t xml:space="preserve"> </w:t>
+      </w:r>
+      <w:r>
+        <w:t xml:space="preserve">dataset, write a sentence that includes the maximum horsepower value</w:t>
+      </w:r>
+      <w:r>
+        <w:t xml:space="preserve"> </w:t>
+      </w:r>
+      <w:r>
+        <w:t xml:space="preserve">using inline R code. The function</w:t>
+      </w:r>
+      <w:r>
+        <w:t xml:space="preserve"> </w:t>
+      </w:r>
+      <w:r>
+        <w:rPr>
+          <w:rStyle w:val="VerbatimChar"/>
+        </w:rPr>
+        <w:t xml:space="preserve">max()</w:t>
+      </w:r>
+      <w:r>
+        <w:t xml:space="preserve"> </w:t>
+      </w:r>
+      <w:r>
+        <w:t xml:space="preserve">will be helpful here.</w:t>
+      </w:r>
+    </w:p>
+    <w:p>
+      <w:pPr>
+        <w:pStyle w:val="BodyText"/>
+      </w:pPr>
+      <w:r>
+        <w:rPr>
+          <w:b/>
+          <w:bCs/>
+        </w:rPr>
+        <w:t xml:space="preserve">The cars from the mtcars that have the most horsepower are 335.</w:t>
+      </w:r>
+      <w:r>
+        <w:t xml:space="preserve"> </w:t>
+      </w:r>
+      <w:r>
+        <w:t xml:space="preserve">[Write your sentence with inline R code here.]</w:t>
+      </w:r>
+    </w:p>
+    <w:bookmarkEnd w:id="83"/>
+    <w:bookmarkStart w:id="84" w:name="why-this-matters"/>
+    <w:p>
+      <w:pPr>
+        <w:pStyle w:val="Heading3"/>
+      </w:pPr>
+      <w:r>
+        <w:t xml:space="preserve">Why This Matters</w:t>
+      </w:r>
+    </w:p>
+    <w:p>
+      <w:pPr>
+        <w:pStyle w:val="FirstParagraph"/>
+      </w:pPr>
+      <w:r>
+        <w:t xml:space="preserve">Inline R code makes your report dynamic. If the dataset changes, your</w:t>
+      </w:r>
+      <w:r>
+        <w:t xml:space="preserve"> </w:t>
+      </w:r>
+      <w:r>
+        <w:t xml:space="preserve">results will automatically update without you needing to rewrite</w:t>
+      </w:r>
+      <w:r>
+        <w:t xml:space="preserve"> </w:t>
+      </w:r>
+      <w:r>
+        <w:t xml:space="preserve">anything. This is especially important in professional or scientific</w:t>
+      </w:r>
+      <w:r>
+        <w:t xml:space="preserve"> </w:t>
+      </w:r>
+      <w:r>
+        <w:t xml:space="preserve">reports where accuracy matters.</w:t>
+      </w:r>
+    </w:p>
+    <w:p>
+      <w:r>
+        <w:pict>
+          <v:rect style="width:0;height:1.5pt" o:hralign="center" o:hrstd="t" o:hr="t"/>
+        </w:pict>
+      </w:r>
+    </w:p>
+    <w:bookmarkEnd w:id="84"/>
+    <w:bookmarkEnd w:id="85"/>
+    <w:bookmarkStart w:id="92" w:name="X8adb6ea81ae53e458d11ea94a5929b402d00395"/>
+    <w:p>
+      <w:pPr>
+        <w:pStyle w:val="Heading2"/>
+      </w:pPr>
+      <w:r>
+        <w:t xml:space="preserve">Step 2: Improving Readability by Hiding Code</w:t>
+      </w:r>
+    </w:p>
+    <w:p>
+      <w:pPr>
+        <w:pStyle w:val="FirstParagraph"/>
+      </w:pPr>
+      <w:r>
+        <w:t xml:space="preserve">Sometimes, showing all code can make a report look cluttered. If we only</w:t>
+      </w:r>
+      <w:r>
+        <w:t xml:space="preserve"> </w:t>
+      </w:r>
+      <w:r>
+        <w:t xml:space="preserve">care about the output — like a graph — we can hide the code using the</w:t>
+      </w:r>
+      <w:r>
+        <w:t xml:space="preserve"> </w:t>
+      </w:r>
+      <w:r>
+        <w:rPr>
+          <w:rStyle w:val="VerbatimChar"/>
+        </w:rPr>
+        <w:t xml:space="preserve">echo=FALSE</w:t>
+      </w:r>
+      <w:r>
+        <w:t xml:space="preserve"> </w:t>
+      </w:r>
+      <w:r>
+        <w:t xml:space="preserve">chunk option.</w:t>
+      </w:r>
+    </w:p>
+    <w:bookmarkStart w:id="89" w:name="task-8"/>
+    <w:p>
+      <w:pPr>
+        <w:pStyle w:val="Heading3"/>
+      </w:pPr>
+      <w:r>
+        <w:t xml:space="preserve">TASK:</w:t>
+      </w:r>
+    </w:p>
+    <w:p>
+      <w:pPr>
+        <w:pStyle w:val="FirstParagraph"/>
+      </w:pPr>
+      <w:r>
+        <w:t xml:space="preserve">The chunk below currently shows the code when knitted. Add</w:t>
+      </w:r>
+      <w:r>
+        <w:t xml:space="preserve"> </w:t>
+      </w:r>
+      <w:r>
+        <w:rPr>
+          <w:rStyle w:val="VerbatimChar"/>
+        </w:rPr>
+        <w:t xml:space="preserve">echo=FALSE</w:t>
+      </w:r>
+      <w:r>
+        <w:t xml:space="preserve"> </w:t>
+      </w:r>
+      <w:r>
+        <w:t xml:space="preserve">inside the curly braces so that only the plot appears in the output, not</w:t>
+      </w:r>
+      <w:r>
+        <w:t xml:space="preserve"> </w:t>
+      </w:r>
+      <w:r>
+        <w:t xml:space="preserve">the code. Then Knit your document.</w:t>
+      </w:r>
+    </w:p>
+    <w:p>
+      <w:pPr>
+        <w:pStyle w:val="BodyText"/>
+      </w:pPr>
+      <w:r>
+        <w:drawing>
+          <wp:inline>
+            <wp:extent cx="5334000" cy="4267200"/>
+            <wp:effectExtent b="0" l="0" r="0" t="0"/>
+            <wp:docPr descr="" title="" id="87" name="Picture"/>
+            <a:graphic>
+              <a:graphicData uri="http://schemas.openxmlformats.org/drawingml/2006/picture">
+                <pic:pic>
+                  <pic:nvPicPr>
+                    <pic:cNvPr descr="12_markdown_files/12_markdown_files/figure-docx/unnamed-chunk-15-1.png" id="88" name="Picture"/>
+                    <pic:cNvPicPr>
+                      <a:picLocks noChangeArrowheads="1" noChangeAspect="1"/>
+                    </pic:cNvPicPr>
+                  </pic:nvPicPr>
+                  <pic:blipFill>
+                    <a:blip r:embed="rId86"/>
+                    <a:stretch>
+                      <a:fillRect/>
+                    </a:stretch>
+                  </pic:blipFill>
+                  <pic:spPr bwMode="auto">
+                    <a:xfrm>
+                      <a:off x="0" y="0"/>
+                      <a:ext cx="5334000" cy="4267200"/>
+                    </a:xfrm>
+                    <a:prstGeom prst="rect">
+                      <a:avLst/>
+                    </a:prstGeom>
+                    <a:noFill/>
+                    <a:ln w="9525">
+                      <a:noFill/>
+                      <a:headEnd/>
+                      <a:tailEnd/>
+                    </a:ln>
+                  </pic:spPr>
+                </pic:pic>
+              </a:graphicData>
+            </a:graphic>
+          </wp:inline>
+        </w:drawing>
+      </w:r>
+    </w:p>
+    <w:p>
+      <w:pPr>
+        <w:pStyle w:val="BodyText"/>
+      </w:pPr>
+      <w:r>
+        <w:rPr>
+          <w:b/>
+          <w:bCs/>
+        </w:rPr>
+        <w:t xml:space="preserve">Hint:</w:t>
+      </w:r>
+      <w:r>
+        <w:t xml:space="preserve"> </w:t>
+      </w:r>
+      <w:r>
+        <w:t xml:space="preserve">Your chunk header should look like this when you are done:</w:t>
+      </w:r>
+      <w:r>
+        <w:t xml:space="preserve"> </w:t>
+      </w:r>
+      <w:r>
+        <w:rPr>
+          <w:rStyle w:val="VerbatimChar"/>
+        </w:rPr>
+        <w:t xml:space="preserve">```{r echo=FALSE}</w:t>
+      </w:r>
+    </w:p>
+    <w:bookmarkEnd w:id="89"/>
+    <w:bookmarkStart w:id="90" w:name="check-1"/>
+    <w:p>
+      <w:pPr>
+        <w:pStyle w:val="Heading3"/>
+      </w:pPr>
+      <w:r>
+        <w:t xml:space="preserve">Check</w:t>
+      </w:r>
+    </w:p>
+    <w:p>
+      <w:pPr>
+        <w:pStyle w:val="FirstParagraph"/>
+      </w:pPr>
+      <w:r>
+        <w:t xml:space="preserve">Do you see the plot in the output but</w:t>
+      </w:r>
+      <w:r>
+        <w:t xml:space="preserve"> </w:t>
+      </w:r>
+      <w:r>
+        <w:rPr>
+          <w:b/>
+          <w:bCs/>
+        </w:rPr>
+        <w:t xml:space="preserve">not</w:t>
+      </w:r>
+      <w:r>
+        <w:t xml:space="preserve"> </w:t>
+      </w:r>
+      <w:r>
+        <w:t xml:space="preserve">the code that created it?</w:t>
+      </w:r>
+    </w:p>
+    <w:p>
+      <w:pPr>
+        <w:pStyle w:val="BodyText"/>
+      </w:pPr>
+      <w:r>
+        <w:t xml:space="preserve">QUESTION: Why might you want to hide code in a final report?</w:t>
+      </w:r>
+      <w:r>
+        <w:t xml:space="preserve"> </w:t>
+      </w:r>
+      <w:r>
+        <w:t xml:space="preserve">ANSWER: It may clutter a research report which may only be presenting the results. It also may not aid an outsider reader that is trying to understand the data without having more additionally things to consider.</w:t>
+      </w:r>
+    </w:p>
+    <w:p>
+      <w:pPr>
+        <w:pStyle w:val="BodyText"/>
+      </w:pPr>
+      <w:r>
+        <w:t xml:space="preserve">QUESTION: Can you think of a situation where you would want to</w:t>
+      </w:r>
+      <w:r>
+        <w:t xml:space="preserve"> </w:t>
+      </w:r>
+      <w:r>
+        <w:rPr>
+          <w:b/>
+          <w:bCs/>
+        </w:rPr>
+        <w:t xml:space="preserve">show</w:t>
+      </w:r>
+      <w:r>
+        <w:t xml:space="preserve"> </w:t>
+      </w:r>
+      <w:r>
+        <w:t xml:space="preserve">your code</w:t>
+      </w:r>
+      <w:r>
+        <w:t xml:space="preserve"> </w:t>
+      </w:r>
+      <w:r>
+        <w:t xml:space="preserve">in a report rather than hide it? Who might be reading that report?</w:t>
+      </w:r>
+      <w:r>
+        <w:t xml:space="preserve"> </w:t>
+      </w:r>
+      <w:r>
+        <w:t xml:space="preserve">ANSWER: When preparing to publish or make data public, it is important to understand every single step gone into the data collection/anaylsis. Especially, if there are errors present in the data. By being able to backtrack, it can help further both the researchers and readers understanding of the study.</w:t>
+      </w:r>
+    </w:p>
+    <w:bookmarkEnd w:id="90"/>
+    <w:bookmarkStart w:id="91" w:name="task-9"/>
+    <w:p>
+      <w:pPr>
+        <w:pStyle w:val="Heading3"/>
+      </w:pPr>
+      <w:r>
+        <w:t xml:space="preserve">TASK:</w:t>
+      </w:r>
+    </w:p>
+    <w:p>
+      <w:pPr>
+        <w:pStyle w:val="FirstParagraph"/>
+      </w:pPr>
+      <w:r>
+        <w:t xml:space="preserve">Now apply</w:t>
+      </w:r>
+      <w:r>
+        <w:t xml:space="preserve"> </w:t>
+      </w:r>
+      <w:r>
+        <w:rPr>
+          <w:rStyle w:val="VerbatimChar"/>
+        </w:rPr>
+        <w:t xml:space="preserve">echo=FALSE</w:t>
+      </w:r>
+      <w:r>
+        <w:t xml:space="preserve"> </w:t>
+      </w:r>
+      <w:r>
+        <w:t xml:space="preserve">to the ggplot chunk you created back in Section</w:t>
+      </w:r>
+      <w:r>
+        <w:t xml:space="preserve"> </w:t>
+      </w:r>
+      <w:r>
+        <w:t xml:space="preserve">3. Knit the document and confirm only the plot appears.</w:t>
+      </w:r>
+    </w:p>
+    <w:p>
+      <w:r>
+        <w:pict>
+          <v:rect style="width:0;height:1.5pt" o:hralign="center" o:hrstd="t" o:hr="t"/>
+        </w:pict>
+      </w:r>
+    </w:p>
+    <w:bookmarkEnd w:id="91"/>
+    <w:bookmarkEnd w:id="92"/>
+    <w:bookmarkStart w:id="97" w:name="step-3-removing-warnings-and-messages"/>
+    <w:p>
+      <w:pPr>
+        <w:pStyle w:val="Heading2"/>
+      </w:pPr>
+      <w:r>
+        <w:t xml:space="preserve">Step 3: Removing Warnings and Messages</w:t>
+      </w:r>
+    </w:p>
+    <w:p>
+      <w:pPr>
+        <w:pStyle w:val="FirstParagraph"/>
+      </w:pPr>
+      <w:r>
+        <w:t xml:space="preserve">When you load packages or run certain functions, R sometimes prints</w:t>
+      </w:r>
+      <w:r>
+        <w:t xml:space="preserve"> </w:t>
+      </w:r>
+      <w:r>
+        <w:t xml:space="preserve">extra warnings and messages that are not important to the reader. These</w:t>
+      </w:r>
+      <w:r>
+        <w:t xml:space="preserve"> </w:t>
+      </w:r>
+      <w:r>
+        <w:t xml:space="preserve">can make your report look messy. You can suppress them using the chunk</w:t>
+      </w:r>
+      <w:r>
+        <w:t xml:space="preserve"> </w:t>
+      </w:r>
+      <w:r>
+        <w:t xml:space="preserve">options</w:t>
+      </w:r>
+      <w:r>
+        <w:t xml:space="preserve"> </w:t>
+      </w:r>
+      <w:r>
+        <w:rPr>
+          <w:rStyle w:val="VerbatimChar"/>
+        </w:rPr>
+        <w:t xml:space="preserve">message=FALSE</w:t>
+      </w:r>
+      <w:r>
+        <w:t xml:space="preserve"> </w:t>
+      </w:r>
+      <w:r>
+        <w:t xml:space="preserve">and</w:t>
+      </w:r>
+      <w:r>
+        <w:t xml:space="preserve"> </w:t>
+      </w:r>
+      <w:r>
+        <w:rPr>
+          <w:rStyle w:val="VerbatimChar"/>
+        </w:rPr>
+        <w:t xml:space="preserve">warning=FALSE</w:t>
+      </w:r>
+      <w:r>
+        <w:t xml:space="preserve">.</w:t>
+      </w:r>
+    </w:p>
+    <w:bookmarkStart w:id="93" w:name="task-part-a-see-the-messages-first"/>
+    <w:p>
+      <w:pPr>
+        <w:pStyle w:val="Heading3"/>
+      </w:pPr>
+      <w:r>
+        <w:t xml:space="preserve">TASK: — Part A: See the messages first</w:t>
+      </w:r>
+    </w:p>
+    <w:p>
+      <w:pPr>
+        <w:pStyle w:val="FirstParagraph"/>
+      </w:pPr>
+      <w:r>
+        <w:t xml:space="preserve">Run the chunk below</w:t>
+      </w:r>
+      <w:r>
+        <w:t xml:space="preserve"> </w:t>
+      </w:r>
+      <w:r>
+        <w:rPr>
+          <w:b/>
+          <w:bCs/>
+        </w:rPr>
+        <w:t xml:space="preserve">without</w:t>
+      </w:r>
+      <w:r>
+        <w:t xml:space="preserve"> </w:t>
+      </w:r>
+      <w:r>
+        <w:t xml:space="preserve">any chunk options and Knit. Read through</w:t>
+      </w:r>
+      <w:r>
+        <w:t xml:space="preserve"> </w:t>
+      </w:r>
+      <w:r>
+        <w:t xml:space="preserve">the output carefully and write down any extra messages or warnings you</w:t>
+      </w:r>
+      <w:r>
+        <w:t xml:space="preserve"> </w:t>
+      </w:r>
+      <w:r>
+        <w:t xml:space="preserve">notice below.</w:t>
+      </w:r>
+    </w:p>
+    <w:p>
+      <w:pPr>
+        <w:pStyle w:val="SourceCode"/>
+      </w:pPr>
+      <w:r>
+        <w:rPr>
+          <w:rStyle w:val="FunctionTok"/>
+        </w:rPr>
+        <w:t xml:space="preserve">library</w:t>
+      </w:r>
+      <w:r>
+        <w:rPr>
+          <w:rStyle w:val="NormalTok"/>
+        </w:rPr>
+        <w:t xml:space="preserve">(tidyverse)</w:t>
+      </w:r>
+      <w:r>
+        <w:br/>
+      </w:r>
+      <w:r>
+        <w:rPr>
+          <w:rStyle w:val="FunctionTok"/>
+        </w:rPr>
+        <w:t xml:space="preserve">summary</w:t>
+      </w:r>
+      <w:r>
+        <w:rPr>
+          <w:rStyle w:val="NormalTok"/>
+        </w:rPr>
+        <w:t xml:space="preserve">(mtcars)</w:t>
+      </w:r>
+    </w:p>
+    <w:p>
+      <w:pPr>
+        <w:pStyle w:val="SourceCode"/>
+      </w:pPr>
+      <w:r>
+        <w:rPr>
+          <w:rStyle w:val="VerbatimChar"/>
+        </w:rPr>
+        <w:t xml:space="preserve">##       mpg             cyl             disp             hp       </w:t>
+      </w:r>
+      <w:r>
+        <w:br/>
+      </w:r>
+      <w:r>
+        <w:rPr>
+          <w:rStyle w:val="VerbatimChar"/>
+        </w:rPr>
+        <w:t xml:space="preserve">##  Min.   :10.40   Min.   :4.000   Min.   : 71.1   Min.   : 52.0  </w:t>
+      </w:r>
+      <w:r>
+        <w:br/>
+      </w:r>
+      <w:r>
+        <w:rPr>
+          <w:rStyle w:val="VerbatimChar"/>
+        </w:rPr>
+        <w:t xml:space="preserve">##  1st Qu.:15.43   1st Qu.:4.000   1st Qu.:120.8   1st Qu.: 96.5  </w:t>
+      </w:r>
+      <w:r>
+        <w:br/>
+      </w:r>
+      <w:r>
+        <w:rPr>
+          <w:rStyle w:val="VerbatimChar"/>
+        </w:rPr>
+        <w:t xml:space="preserve">##  Median :19.20   Median :6.000   Median :196.3   Median :123.0  </w:t>
+      </w:r>
+      <w:r>
+        <w:br/>
+      </w:r>
+      <w:r>
+        <w:rPr>
+          <w:rStyle w:val="VerbatimChar"/>
+        </w:rPr>
+        <w:t xml:space="preserve">##  Mean   :20.09   Mean   :6.188   Mean   :230.7   Mean   :146.7  </w:t>
+      </w:r>
+      <w:r>
+        <w:br/>
+      </w:r>
+      <w:r>
+        <w:rPr>
+          <w:rStyle w:val="VerbatimChar"/>
+        </w:rPr>
+        <w:t xml:space="preserve">##  3rd Qu.:22.80   3rd Qu.:8.000   3rd Qu.:326.0   3rd Qu.:180.0  </w:t>
+      </w:r>
+      <w:r>
+        <w:br/>
+      </w:r>
+      <w:r>
+        <w:rPr>
+          <w:rStyle w:val="VerbatimChar"/>
+        </w:rPr>
+        <w:t xml:space="preserve">##  Max.   :33.90   Max.   :8.000   Max.   :472.0   Max.   :335.0  </w:t>
+      </w:r>
+      <w:r>
+        <w:br/>
+      </w:r>
+      <w:r>
+        <w:rPr>
+          <w:rStyle w:val="VerbatimChar"/>
+        </w:rPr>
+        <w:t xml:space="preserve">##       drat             wt             qsec             vs        </w:t>
+      </w:r>
+      <w:r>
+        <w:br/>
+      </w:r>
+      <w:r>
+        <w:rPr>
+          <w:rStyle w:val="VerbatimChar"/>
+        </w:rPr>
+        <w:t xml:space="preserve">##  Min.   :2.760   Min.   :1.513   Min.   :14.50   Min.   :0.0000  </w:t>
+      </w:r>
+      <w:r>
+        <w:br/>
+      </w:r>
+      <w:r>
+        <w:rPr>
+          <w:rStyle w:val="VerbatimChar"/>
+        </w:rPr>
+        <w:t xml:space="preserve">##  1st Qu.:3.080   1st Qu.:2.581   1st Qu.:16.89   1st Qu.:0.0000  </w:t>
+      </w:r>
+      <w:r>
+        <w:br/>
+      </w:r>
+      <w:r>
+        <w:rPr>
+          <w:rStyle w:val="VerbatimChar"/>
+        </w:rPr>
+        <w:t xml:space="preserve">##  Median :3.695   Median :3.325   Median :17.71   Median :0.0000  </w:t>
+      </w:r>
+      <w:r>
+        <w:br/>
+      </w:r>
+      <w:r>
+        <w:rPr>
+          <w:rStyle w:val="VerbatimChar"/>
+        </w:rPr>
+        <w:t xml:space="preserve">##  Mean   :3.597   Mean   :3.217   Mean   :17.85   Mean   :0.4375  </w:t>
+      </w:r>
+      <w:r>
+        <w:br/>
+      </w:r>
+      <w:r>
+        <w:rPr>
+          <w:rStyle w:val="VerbatimChar"/>
+        </w:rPr>
+        <w:t xml:space="preserve">##  3rd Qu.:3.920   3rd Qu.:3.610   3rd Qu.:18.90   3rd Qu.:1.0000  </w:t>
+      </w:r>
+      <w:r>
+        <w:br/>
+      </w:r>
+      <w:r>
+        <w:rPr>
+          <w:rStyle w:val="VerbatimChar"/>
+        </w:rPr>
+        <w:t xml:space="preserve">##  Max.   :4.930   Max.   :5.424   Max.   :22.90   Max.   :1.0000  </w:t>
+      </w:r>
+      <w:r>
+        <w:br/>
+      </w:r>
+      <w:r>
+        <w:rPr>
+          <w:rStyle w:val="VerbatimChar"/>
+        </w:rPr>
+        <w:t xml:space="preserve">##        am              gear            carb         car_name        </w:t>
+      </w:r>
+      <w:r>
+        <w:br/>
+      </w:r>
+      <w:r>
+        <w:rPr>
+          <w:rStyle w:val="VerbatimChar"/>
+        </w:rPr>
+        <w:t xml:space="preserve">##  Min.   :0.0000   Min.   :3.000   Min.   :1.000   Length:32         </w:t>
+      </w:r>
+      <w:r>
+        <w:br/>
+      </w:r>
+      <w:r>
+        <w:rPr>
+          <w:rStyle w:val="VerbatimChar"/>
+        </w:rPr>
+        <w:t xml:space="preserve">##  1st Qu.:0.0000   1st Qu.:3.000   1st Qu.:2.000   Class :character  </w:t>
+      </w:r>
+      <w:r>
+        <w:br/>
+      </w:r>
+      <w:r>
+        <w:rPr>
+          <w:rStyle w:val="VerbatimChar"/>
+        </w:rPr>
+        <w:t xml:space="preserve">##  Median :0.0000   Median :4.000   Median :2.000   Mode  :character  </w:t>
+      </w:r>
+      <w:r>
+        <w:br/>
+      </w:r>
+      <w:r>
+        <w:rPr>
+          <w:rStyle w:val="VerbatimChar"/>
+        </w:rPr>
+        <w:t xml:space="preserve">##  Mean   :0.4062   Mean   :3.688   Mean   :2.812                     </w:t>
+      </w:r>
+      <w:r>
+        <w:br/>
+      </w:r>
+      <w:r>
+        <w:rPr>
+          <w:rStyle w:val="VerbatimChar"/>
+        </w:rPr>
+        <w:t xml:space="preserve">##  3rd Qu.:1.0000   3rd Qu.:4.000   3rd Qu.:4.000                     </w:t>
+      </w:r>
+      <w:r>
+        <w:br/>
+      </w:r>
+      <w:r>
+        <w:rPr>
+          <w:rStyle w:val="VerbatimChar"/>
+        </w:rPr>
+        <w:t xml:space="preserve">##  Max.   :1.0000   Max.   :5.000   Max.   :8.000</w:t>
+      </w:r>
+    </w:p>
+    <w:p>
+      <w:pPr>
+        <w:pStyle w:val="FirstParagraph"/>
+      </w:pPr>
+      <w:r>
+        <w:rPr>
+          <w:b/>
+          <w:bCs/>
+        </w:rPr>
+        <w:t xml:space="preserve">What messages or warnings did you see?</w:t>
+      </w:r>
+      <w:r>
+        <w:t xml:space="preserve"> </w:t>
+      </w:r>
+      <w:r>
+        <w:t xml:space="preserve">[it is a summary of the mtcars]</w:t>
+      </w:r>
+    </w:p>
+    <w:bookmarkEnd w:id="93"/>
+    <w:bookmarkStart w:id="94" w:name="task-part-b-suppress-the-messages"/>
+    <w:p>
+      <w:pPr>
+        <w:pStyle w:val="Heading3"/>
+      </w:pPr>
+      <w:r>
+        <w:t xml:space="preserve">TASK: — Part B: Suppress the messages</w:t>
+      </w:r>
+    </w:p>
+    <w:p>
+      <w:pPr>
+        <w:pStyle w:val="FirstParagraph"/>
+      </w:pPr>
+      <w:r>
+        <w:t xml:space="preserve">Now add</w:t>
+      </w:r>
+      <w:r>
+        <w:t xml:space="preserve"> </w:t>
+      </w:r>
+      <w:r>
+        <w:rPr>
+          <w:rStyle w:val="VerbatimChar"/>
+        </w:rPr>
+        <w:t xml:space="preserve">message=FALSE</w:t>
+      </w:r>
+      <w:r>
+        <w:t xml:space="preserve"> </w:t>
+      </w:r>
+      <w:r>
+        <w:t xml:space="preserve">and</w:t>
+      </w:r>
+      <w:r>
+        <w:t xml:space="preserve"> </w:t>
+      </w:r>
+      <w:r>
+        <w:rPr>
+          <w:rStyle w:val="VerbatimChar"/>
+        </w:rPr>
+        <w:t xml:space="preserve">warning=FALSE</w:t>
+      </w:r>
+      <w:r>
+        <w:t xml:space="preserve"> </w:t>
+      </w:r>
+      <w:r>
+        <w:t xml:space="preserve">to the chunk header above</w:t>
+      </w:r>
+      <w:r>
+        <w:t xml:space="preserve"> </w:t>
+      </w:r>
+      <w:r>
+        <w:t xml:space="preserve">and Knit again.</w:t>
+      </w:r>
+    </w:p>
+    <w:p>
+      <w:pPr>
+        <w:pStyle w:val="BodyText"/>
+      </w:pPr>
+      <w:r>
+        <w:rPr>
+          <w:b/>
+          <w:bCs/>
+        </w:rPr>
+        <w:t xml:space="preserve">Hint:</w:t>
+      </w:r>
+      <w:r>
+        <w:t xml:space="preserve"> </w:t>
+      </w:r>
+      <w:r>
+        <w:t xml:space="preserve">Your chunk header should look like this when you are done:</w:t>
+      </w:r>
+      <w:r>
+        <w:t xml:space="preserve"> </w:t>
+      </w:r>
+      <w:r>
+        <w:rPr>
+          <w:rStyle w:val="VerbatimChar"/>
+        </w:rPr>
+        <w:t xml:space="preserve">```{r message=FALSE, warning=FALSE}</w:t>
+      </w:r>
+    </w:p>
+    <w:bookmarkEnd w:id="94"/>
+    <w:bookmarkStart w:id="95" w:name="check-2"/>
+    <w:p>
+      <w:pPr>
+        <w:pStyle w:val="Heading3"/>
+      </w:pPr>
+      <w:r>
+        <w:t xml:space="preserve">Check</w:t>
+      </w:r>
+    </w:p>
+    <w:p>
+      <w:pPr>
+        <w:pStyle w:val="FirstParagraph"/>
+      </w:pPr>
+      <w:r>
+        <w:t xml:space="preserve">Did the extra messages disappear from your rendered output?</w:t>
+      </w:r>
+      <w:r>
+        <w:t xml:space="preserve"> </w:t>
+      </w:r>
+      <w:r>
+        <w:t xml:space="preserve">Yes.</w:t>
+      </w:r>
+    </w:p>
+    <w:p>
+      <w:pPr>
+        <w:pStyle w:val="BodyText"/>
+      </w:pPr>
+      <w:r>
+        <w:t xml:space="preserve">QUESTION: What is the difference between</w:t>
+      </w:r>
+      <w:r>
+        <w:t xml:space="preserve"> </w:t>
+      </w:r>
+      <w:r>
+        <w:rPr>
+          <w:rStyle w:val="VerbatimChar"/>
+        </w:rPr>
+        <w:t xml:space="preserve">message=FALSE</w:t>
+      </w:r>
+      <w:r>
+        <w:t xml:space="preserve"> </w:t>
+      </w:r>
+      <w:r>
+        <w:t xml:space="preserve">and</w:t>
+      </w:r>
+      <w:r>
+        <w:t xml:space="preserve"> </w:t>
+      </w:r>
+      <w:r>
+        <w:rPr>
+          <w:rStyle w:val="VerbatimChar"/>
+        </w:rPr>
+        <w:t xml:space="preserve">warning=FALSE</w:t>
+      </w:r>
+      <w:r>
+        <w:t xml:space="preserve">?</w:t>
+      </w:r>
+      <w:r>
+        <w:t xml:space="preserve"> </w:t>
+      </w:r>
+      <w:r>
+        <w:t xml:space="preserve">When might you need to use both at the same time?</w:t>
+      </w:r>
+      <w:r>
+        <w:t xml:space="preserve"> </w:t>
+      </w:r>
+      <w:r>
+        <w:t xml:space="preserve">ANSWER: Message is to hide the messages from the functions that make graphs or datasets. While warning hides the warnings.</w:t>
+      </w:r>
+    </w:p>
+    <w:p>
+      <w:pPr>
+        <w:pStyle w:val="BodyText"/>
+      </w:pPr>
+      <w:r>
+        <w:t xml:space="preserve">QUESTION: Is it always a good idea to suppress warnings? Can you think of a case</w:t>
+      </w:r>
+      <w:r>
+        <w:t xml:space="preserve"> </w:t>
+      </w:r>
+      <w:r>
+        <w:t xml:space="preserve">where seeing a warning might actually be important?</w:t>
+      </w:r>
+      <w:r>
+        <w:t xml:space="preserve"> </w:t>
+      </w:r>
+      <w:r>
+        <w:t xml:space="preserve">ANSWER: I imagine it’s not a great idea all the time due to how quickly code can break. A case where it would be important to have the warning is when a datapoint is missing or a function no longer working due to a dataframe name chaning.</w:t>
+      </w:r>
+    </w:p>
+    <w:bookmarkEnd w:id="95"/>
+    <w:bookmarkStart w:id="96" w:name="why-this-matters-1"/>
+    <w:p>
+      <w:pPr>
+        <w:pStyle w:val="Heading3"/>
+      </w:pPr>
+      <w:r>
+        <w:t xml:space="preserve">Why This Matters</w:t>
+      </w:r>
+    </w:p>
+    <w:p>
+      <w:pPr>
+        <w:pStyle w:val="FirstParagraph"/>
+      </w:pPr>
+      <w:r>
+        <w:t xml:space="preserve">Hiding unnecessary messages keeps your report clean and professional,</w:t>
+      </w:r>
+      <w:r>
+        <w:t xml:space="preserve"> </w:t>
+      </w:r>
+      <w:r>
+        <w:t xml:space="preserve">especially when sharing results with someone who does not need to see</w:t>
+      </w:r>
+      <w:r>
+        <w:t xml:space="preserve"> </w:t>
+      </w:r>
+      <w:r>
+        <w:t xml:space="preserve">behind-the-scenes R output. However, always make sure you understand</w:t>
+      </w:r>
+      <w:r>
+        <w:t xml:space="preserve"> </w:t>
+      </w:r>
+      <w:r>
+        <w:t xml:space="preserve">what a warning means before choosing to hide it.</w:t>
+      </w:r>
+    </w:p>
+    <w:p>
+      <w:r>
+        <w:pict>
+          <v:rect style="width:0;height:1.5pt" o:hralign="center" o:hrstd="t" o:hr="t"/>
+        </w:pict>
+      </w:r>
+    </w:p>
+    <w:bookmarkEnd w:id="96"/>
+    <w:bookmarkEnd w:id="97"/>
+    <w:bookmarkStart w:id="102" w:name="X4509377fb6cd8cebb17b9dc17293d8af48679fc"/>
+    <w:p>
+      <w:pPr>
+        <w:pStyle w:val="Heading2"/>
+      </w:pPr>
+      <w:r>
+        <w:t xml:space="preserve">Step 4: Hiding Code AND Output with</w:t>
+      </w:r>
+      <w:r>
+        <w:t xml:space="preserve"> </w:t>
+      </w:r>
+      <w:r>
+        <w:rPr>
+          <w:rStyle w:val="VerbatimChar"/>
+        </w:rPr>
+        <w:t xml:space="preserve">include=FALSE</w:t>
+      </w:r>
+    </w:p>
+    <w:p>
+      <w:pPr>
+        <w:pStyle w:val="FirstParagraph"/>
+      </w:pPr>
+      <w:r>
+        <w:t xml:space="preserve">In Step 2, you learned that</w:t>
+      </w:r>
+      <w:r>
+        <w:t xml:space="preserve"> </w:t>
+      </w:r>
+      <w:r>
+        <w:rPr>
+          <w:rStyle w:val="VerbatimChar"/>
+        </w:rPr>
+        <w:t xml:space="preserve">echo=FALSE</w:t>
+      </w:r>
+      <w:r>
+        <w:t xml:space="preserve"> </w:t>
+      </w:r>
+      <w:r>
+        <w:t xml:space="preserve">hides the code but still shows</w:t>
+      </w:r>
+      <w:r>
+        <w:t xml:space="preserve"> </w:t>
+      </w:r>
+      <w:r>
+        <w:t xml:space="preserve">the output. Sometimes you may want to run a chunk silently — hiding both</w:t>
+      </w:r>
+      <w:r>
+        <w:t xml:space="preserve"> </w:t>
+      </w:r>
+      <w:r>
+        <w:t xml:space="preserve">the code and the output entirely. This is done with</w:t>
+      </w:r>
+      <w:r>
+        <w:t xml:space="preserve"> </w:t>
+      </w:r>
+      <w:r>
+        <w:rPr>
+          <w:rStyle w:val="VerbatimChar"/>
+        </w:rPr>
+        <w:t xml:space="preserve">include=FALSE</w:t>
+      </w:r>
+      <w:r>
+        <w:t xml:space="preserve">.</w:t>
+      </w:r>
+    </w:p>
+    <w:p>
+      <w:pPr>
+        <w:pStyle w:val="BodyText"/>
+      </w:pPr>
+      <w:r>
+        <w:t xml:space="preserve">This is useful for setup steps like loading libraries or defining</w:t>
+      </w:r>
+      <w:r>
+        <w:t xml:space="preserve"> </w:t>
+      </w:r>
+      <w:r>
+        <w:t xml:space="preserve">variables that need to run but do not need to appear in the report.</w:t>
+      </w:r>
+    </w:p>
+    <w:bookmarkStart w:id="98" w:name="task-10"/>
+    <w:p>
+      <w:pPr>
+        <w:pStyle w:val="Heading3"/>
+      </w:pPr>
+      <w:r>
+        <w:t xml:space="preserve">TASK:</w:t>
+      </w:r>
+    </w:p>
+    <w:p>
+      <w:pPr>
+        <w:pStyle w:val="FirstParagraph"/>
+      </w:pPr>
+      <w:r>
+        <w:t xml:space="preserve">Run the chunk below as-is and Knit. Note what appears in the output.</w:t>
+      </w:r>
+      <w:r>
+        <w:t xml:space="preserve"> </w:t>
+      </w:r>
+      <w:r>
+        <w:t xml:space="preserve">Then change the chunk option from</w:t>
+      </w:r>
+      <w:r>
+        <w:t xml:space="preserve"> </w:t>
+      </w:r>
+      <w:r>
+        <w:rPr>
+          <w:rStyle w:val="VerbatimChar"/>
+        </w:rPr>
+        <w:t xml:space="preserve">echo=FALSE</w:t>
+      </w:r>
+      <w:r>
+        <w:t xml:space="preserve"> </w:t>
+      </w:r>
+      <w:r>
+        <w:t xml:space="preserve">to</w:t>
+      </w:r>
+      <w:r>
+        <w:t xml:space="preserve"> </w:t>
+      </w:r>
+      <w:r>
+        <w:rPr>
+          <w:rStyle w:val="VerbatimChar"/>
+        </w:rPr>
+        <w:t xml:space="preserve">include=FALSE</w:t>
+      </w:r>
+      <w:r>
+        <w:t xml:space="preserve"> </w:t>
+      </w:r>
+      <w:r>
+        <w:t xml:space="preserve">and</w:t>
+      </w:r>
+      <w:r>
+        <w:t xml:space="preserve"> </w:t>
+      </w:r>
+      <w:r>
+        <w:t xml:space="preserve">Knit again.</w:t>
+      </w:r>
+    </w:p>
+    <w:p>
+      <w:pPr>
+        <w:pStyle w:val="BodyText"/>
+      </w:pPr>
+      <w:r>
+        <w:rPr>
+          <w:b/>
+          <w:bCs/>
+        </w:rPr>
+        <w:t xml:space="preserve">Hint:</w:t>
+      </w:r>
+      <w:r>
+        <w:t xml:space="preserve"> </w:t>
+      </w:r>
+      <w:r>
+        <w:t xml:space="preserve">Your chunk header should look like this when you are done:</w:t>
+      </w:r>
+      <w:r>
+        <w:t xml:space="preserve"> </w:t>
+      </w:r>
+      <w:r>
+        <w:rPr>
+          <w:rStyle w:val="VerbatimChar"/>
+        </w:rPr>
+        <w:t xml:space="preserve">```{r include=FALSE}</w:t>
+      </w:r>
+    </w:p>
     <w:bookmarkEnd w:id="98"/>
+    <w:bookmarkStart w:id="99" w:name="check-3"/>
+    <w:p>
+      <w:pPr>
+        <w:pStyle w:val="Heading3"/>
+      </w:pPr>
+      <w:r>
+        <w:t xml:space="preserve">Check</w:t>
+      </w:r>
+    </w:p>
+    <w:p>
+      <w:pPr>
+        <w:pStyle w:val="FirstParagraph"/>
+      </w:pPr>
+      <w:r>
+        <w:t xml:space="preserve">When using</w:t>
+      </w:r>
+      <w:r>
+        <w:t xml:space="preserve"> </w:t>
+      </w:r>
+      <w:r>
+        <w:rPr>
+          <w:rStyle w:val="VerbatimChar"/>
+        </w:rPr>
+        <w:t xml:space="preserve">include=FALSE</w:t>
+      </w:r>
+      <w:r>
+        <w:t xml:space="preserve">, does anything from this chunk appear in the</w:t>
+      </w:r>
+      <w:r>
+        <w:t xml:space="preserve"> </w:t>
+      </w:r>
+      <w:r>
+        <w:t xml:space="preserve">rendered output?</w:t>
+      </w:r>
+      <w:r>
+        <w:t xml:space="preserve"> </w:t>
+      </w:r>
+      <w:r>
+        <w:t xml:space="preserve">I believe it doesn’t, atleast I didn’t see anything</w:t>
+      </w:r>
+    </w:p>
+    <w:p>
+      <w:pPr>
+        <w:pStyle w:val="BodyText"/>
+      </w:pPr>
+      <w:r>
+        <w:t xml:space="preserve">QUESTION: What is the difference between</w:t>
+      </w:r>
+      <w:r>
+        <w:t xml:space="preserve"> </w:t>
+      </w:r>
+      <w:r>
+        <w:rPr>
+          <w:rStyle w:val="VerbatimChar"/>
+        </w:rPr>
+        <w:t xml:space="preserve">echo=FALSE</w:t>
+      </w:r>
+      <w:r>
+        <w:t xml:space="preserve"> </w:t>
+      </w:r>
+      <w:r>
+        <w:t xml:space="preserve">and</w:t>
+      </w:r>
+      <w:r>
+        <w:t xml:space="preserve"> </w:t>
+      </w:r>
+      <w:r>
+        <w:rPr>
+          <w:rStyle w:val="VerbatimChar"/>
+        </w:rPr>
+        <w:t xml:space="preserve">include=FALSE</w:t>
+      </w:r>
+      <w:r>
+        <w:t xml:space="preserve">?</w:t>
+      </w:r>
+      <w:r>
+        <w:t xml:space="preserve"> </w:t>
+      </w:r>
+      <w:r>
+        <w:t xml:space="preserve">ANSWER: I think Echo, allows a graph to appear but all the code is hidden. Include looks like it just hides everything.</w:t>
+      </w:r>
+    </w:p>
+    <w:p>
+      <w:pPr>
+        <w:pStyle w:val="BodyText"/>
+      </w:pPr>
+      <w:r>
+        <w:t xml:space="preserve">QUESTION: Give an example of when you would use</w:t>
+      </w:r>
+      <w:r>
+        <w:t xml:space="preserve"> </w:t>
+      </w:r>
+      <w:r>
+        <w:rPr>
+          <w:rStyle w:val="VerbatimChar"/>
+        </w:rPr>
+        <w:t xml:space="preserve">include=FALSE</w:t>
+      </w:r>
+      <w:r>
+        <w:t xml:space="preserve"> </w:t>
+      </w:r>
+      <w:r>
+        <w:t xml:space="preserve">in a real report.</w:t>
+      </w:r>
+      <w:r>
+        <w:t xml:space="preserve"> </w:t>
+      </w:r>
+      <w:r>
+        <w:t xml:space="preserve">ANSWER: I think include can be used when tidying dataframes and do not want that to take up 3-6 pages of the report.</w:t>
+      </w:r>
+    </w:p>
     <w:bookmarkEnd w:id="99"/>
-    <w:bookmarkStart w:id="102" w:name="step-8-writing-a-strong-conclusion"/>
+    <w:bookmarkStart w:id="100" w:name="task-11"/>
+    <w:p>
+      <w:pPr>
+        <w:pStyle w:val="Heading3"/>
+      </w:pPr>
+      <w:r>
+        <w:t xml:space="preserve">TASK:</w:t>
+      </w:r>
+    </w:p>
+    <w:p>
+      <w:pPr>
+        <w:pStyle w:val="FirstParagraph"/>
+      </w:pPr>
+      <w:r>
+        <w:t xml:space="preserve">Now use the</w:t>
+      </w:r>
+      <w:r>
+        <w:t xml:space="preserve"> </w:t>
+      </w:r>
+      <w:r>
+        <w:rPr>
+          <w:rStyle w:val="VerbatimChar"/>
+        </w:rPr>
+        <w:t xml:space="preserve">my_summary</w:t>
+      </w:r>
+      <w:r>
+        <w:t xml:space="preserve"> </w:t>
+      </w:r>
+      <w:r>
+        <w:t xml:space="preserve">object created in the chunk above inside an</w:t>
+      </w:r>
+      <w:r>
+        <w:t xml:space="preserve"> </w:t>
+      </w:r>
+      <w:r>
+        <w:t xml:space="preserve">inline R code sentence below. Even though the chunk is hidden, the</w:t>
+      </w:r>
+      <w:r>
+        <w:t xml:space="preserve"> </w:t>
+      </w:r>
+      <w:r>
+        <w:t xml:space="preserve">object is still available to use. Copy and paste the lines below</w:t>
+      </w:r>
+      <w:r>
+        <w:t xml:space="preserve"> </w:t>
+      </w:r>
+      <w:r>
+        <w:rPr>
+          <w:b/>
+          <w:bCs/>
+        </w:rPr>
+        <w:t xml:space="preserve">outside</w:t>
+      </w:r>
+      <w:r>
+        <w:t xml:space="preserve"> </w:t>
+      </w:r>
+      <w:r>
+        <w:t xml:space="preserve">of a code chunk and Knit to confirm the values appear.</w:t>
+      </w:r>
+    </w:p>
+    <w:p>
+      <w:pPr>
+        <w:pStyle w:val="SourceCode"/>
+      </w:pPr>
+      <w:r>
+        <w:rPr>
+          <w:rStyle w:val="VerbatimChar"/>
+        </w:rPr>
+        <w:t xml:space="preserve">The average miles per gallon across all cars is 20.09 and the most powerful engine produces 335 horsepower.</w:t>
+      </w:r>
+    </w:p>
+    <w:bookmarkEnd w:id="100"/>
+    <w:bookmarkStart w:id="101" w:name="check-4"/>
+    <w:p>
+      <w:pPr>
+        <w:pStyle w:val="Heading3"/>
+      </w:pPr>
+      <w:r>
+        <w:t xml:space="preserve">Check</w:t>
+      </w:r>
+    </w:p>
+    <w:p>
+      <w:pPr>
+        <w:pStyle w:val="FirstParagraph"/>
+      </w:pPr>
+      <w:r>
+        <w:t xml:space="preserve">Did the inline values populate correctly even though the chunk that</w:t>
+      </w:r>
+      <w:r>
+        <w:t xml:space="preserve"> </w:t>
+      </w:r>
+      <w:r>
+        <w:t xml:space="preserve">created them was hidden?</w:t>
+      </w:r>
+    </w:p>
+    <w:p>
+      <w:r>
+        <w:pict>
+          <v:rect style="width:0;height:1.5pt" o:hralign="center" o:hrstd="t" o:hr="t"/>
+        </w:pict>
+      </w:r>
+    </w:p>
+    <w:bookmarkEnd w:id="101"/>
+    <w:bookmarkEnd w:id="102"/>
+    <w:bookmarkStart w:id="110" w:name="step-5-controlling-figure-size"/>
     <w:p>
       <w:pPr>
         <w:pStyle w:val="Heading2"/>
       </w:pPr>
       <w:r>
+        <w:t xml:space="preserve">Step 5: Controlling Figure Size</w:t>
+      </w:r>
+    </w:p>
+    <w:p>
+      <w:pPr>
+        <w:pStyle w:val="FirstParagraph"/>
+      </w:pPr>
+      <w:r>
+        <w:t xml:space="preserve">When creating plots in R Markdown, you can control the size of your</w:t>
+      </w:r>
+      <w:r>
+        <w:t xml:space="preserve"> </w:t>
+      </w:r>
+      <w:r>
+        <w:t xml:space="preserve">figures directly in the chunk header using</w:t>
+      </w:r>
+      <w:r>
+        <w:t xml:space="preserve"> </w:t>
+      </w:r>
+      <w:r>
+        <w:rPr>
+          <w:rStyle w:val="VerbatimChar"/>
+        </w:rPr>
+        <w:t xml:space="preserve">fig.width</w:t>
+      </w:r>
+      <w:r>
+        <w:t xml:space="preserve"> </w:t>
+      </w:r>
+      <w:r>
+        <w:t xml:space="preserve">and</w:t>
+      </w:r>
+      <w:r>
+        <w:t xml:space="preserve"> </w:t>
+      </w:r>
+      <w:r>
+        <w:rPr>
+          <w:rStyle w:val="VerbatimChar"/>
+        </w:rPr>
+        <w:t xml:space="preserve">fig.height</w:t>
+      </w:r>
+      <w:r>
+        <w:t xml:space="preserve">.</w:t>
+      </w:r>
+      <w:r>
+        <w:t xml:space="preserve"> </w:t>
+      </w:r>
+      <w:r>
+        <w:t xml:space="preserve">This helps make your report look clean and consistent.</w:t>
+      </w:r>
+    </w:p>
+    <w:bookmarkStart w:id="106" w:name="task-12"/>
+    <w:p>
+      <w:pPr>
+        <w:pStyle w:val="Heading3"/>
+      </w:pPr>
+      <w:r>
+        <w:t xml:space="preserve">TASK:</w:t>
+      </w:r>
+    </w:p>
+    <w:p>
+      <w:pPr>
+        <w:pStyle w:val="FirstParagraph"/>
+      </w:pPr>
+      <w:r>
+        <w:t xml:space="preserve">Run the chunk below and Knit to see the default figure size.</w:t>
+      </w:r>
+    </w:p>
+    <w:p>
+      <w:pPr>
+        <w:pStyle w:val="SourceCode"/>
+      </w:pPr>
+      <w:r>
+        <w:rPr>
+          <w:rStyle w:val="FunctionTok"/>
+        </w:rPr>
+        <w:t xml:space="preserve">ggplot</w:t>
+      </w:r>
+      <w:r>
+        <w:rPr>
+          <w:rStyle w:val="NormalTok"/>
+        </w:rPr>
+        <w:t xml:space="preserve">(mtcars, </w:t>
+      </w:r>
+      <w:r>
+        <w:rPr>
+          <w:rStyle w:val="FunctionTok"/>
+        </w:rPr>
+        <w:t xml:space="preserve">aes</w:t>
+      </w:r>
+      <w:r>
+        <w:rPr>
+          <w:rStyle w:val="NormalTok"/>
+        </w:rPr>
+        <w:t xml:space="preserve">(</w:t>
+      </w:r>
+      <w:r>
+        <w:rPr>
+          <w:rStyle w:val="AttributeTok"/>
+        </w:rPr>
+        <w:t xml:space="preserve">x =</w:t>
+      </w:r>
+      <w:r>
+        <w:rPr>
+          <w:rStyle w:val="NormalTok"/>
+        </w:rPr>
+        <w:t xml:space="preserve"> wt, </w:t>
+      </w:r>
+      <w:r>
+        <w:rPr>
+          <w:rStyle w:val="AttributeTok"/>
+        </w:rPr>
+        <w:t xml:space="preserve">y =</w:t>
+      </w:r>
+      <w:r>
+        <w:rPr>
+          <w:rStyle w:val="NormalTok"/>
+        </w:rPr>
+        <w:t xml:space="preserve"> mpg)) </w:t>
+      </w:r>
+      <w:r>
+        <w:rPr>
+          <w:rStyle w:val="SpecialCharTok"/>
+        </w:rPr>
+        <w:t xml:space="preserve">+</w:t>
+      </w:r>
+      <w:r>
+        <w:br/>
+      </w:r>
+      <w:r>
+        <w:rPr>
+          <w:rStyle w:val="NormalTok"/>
+        </w:rPr>
+        <w:t xml:space="preserve">  </w:t>
+      </w:r>
+      <w:r>
+        <w:rPr>
+          <w:rStyle w:val="FunctionTok"/>
+        </w:rPr>
+        <w:t xml:space="preserve">geom_point</w:t>
+      </w:r>
+      <w:r>
+        <w:rPr>
+          <w:rStyle w:val="NormalTok"/>
+        </w:rPr>
+        <w:t xml:space="preserve">(</w:t>
+      </w:r>
+      <w:r>
+        <w:rPr>
+          <w:rStyle w:val="AttributeTok"/>
+        </w:rPr>
+        <w:t xml:space="preserve">color =</w:t>
+      </w:r>
+      <w:r>
+        <w:rPr>
+          <w:rStyle w:val="NormalTok"/>
+        </w:rPr>
+        <w:t xml:space="preserve"> </w:t>
+      </w:r>
+      <w:r>
+        <w:rPr>
+          <w:rStyle w:val="StringTok"/>
+        </w:rPr>
+        <w:t xml:space="preserve">"steelblue"</w:t>
+      </w:r>
+      <w:r>
+        <w:rPr>
+          <w:rStyle w:val="NormalTok"/>
+        </w:rPr>
+        <w:t xml:space="preserve">) </w:t>
+      </w:r>
+      <w:r>
+        <w:rPr>
+          <w:rStyle w:val="SpecialCharTok"/>
+        </w:rPr>
+        <w:t xml:space="preserve">+</w:t>
+      </w:r>
+      <w:r>
+        <w:br/>
+      </w:r>
+      <w:r>
+        <w:rPr>
+          <w:rStyle w:val="NormalTok"/>
+        </w:rPr>
+        <w:t xml:space="preserve">  </w:t>
+      </w:r>
+      <w:r>
+        <w:rPr>
+          <w:rStyle w:val="FunctionTok"/>
+        </w:rPr>
+        <w:t xml:space="preserve">labs</w:t>
+      </w:r>
+      <w:r>
+        <w:rPr>
+          <w:rStyle w:val="NormalTok"/>
+        </w:rPr>
+        <w:t xml:space="preserve">(</w:t>
+      </w:r>
+      <w:r>
+        <w:rPr>
+          <w:rStyle w:val="AttributeTok"/>
+        </w:rPr>
+        <w:t xml:space="preserve">title =</w:t>
+      </w:r>
+      <w:r>
+        <w:rPr>
+          <w:rStyle w:val="NormalTok"/>
+        </w:rPr>
+        <w:t xml:space="preserve"> </w:t>
+      </w:r>
+      <w:r>
+        <w:rPr>
+          <w:rStyle w:val="StringTok"/>
+        </w:rPr>
+        <w:t xml:space="preserve">"Weight vs Fuel Efficiency"</w:t>
+      </w:r>
+      <w:r>
+        <w:rPr>
+          <w:rStyle w:val="NormalTok"/>
+        </w:rPr>
+        <w:t xml:space="preserve">,</w:t>
+      </w:r>
+      <w:r>
+        <w:br/>
+      </w:r>
+      <w:r>
+        <w:rPr>
+          <w:rStyle w:val="NormalTok"/>
+        </w:rPr>
+        <w:t xml:space="preserve">       </w:t>
+      </w:r>
+      <w:r>
+        <w:rPr>
+          <w:rStyle w:val="AttributeTok"/>
+        </w:rPr>
+        <w:t xml:space="preserve">x =</w:t>
+      </w:r>
+      <w:r>
+        <w:rPr>
+          <w:rStyle w:val="NormalTok"/>
+        </w:rPr>
+        <w:t xml:space="preserve"> </w:t>
+      </w:r>
+      <w:r>
+        <w:rPr>
+          <w:rStyle w:val="StringTok"/>
+        </w:rPr>
+        <w:t xml:space="preserve">"Weight (1000 lbs)"</w:t>
+      </w:r>
+      <w:r>
+        <w:rPr>
+          <w:rStyle w:val="NormalTok"/>
+        </w:rPr>
+        <w:t xml:space="preserve">,</w:t>
+      </w:r>
+      <w:r>
+        <w:br/>
+      </w:r>
+      <w:r>
+        <w:rPr>
+          <w:rStyle w:val="NormalTok"/>
+        </w:rPr>
+        <w:t xml:space="preserve">       </w:t>
+      </w:r>
+      <w:r>
+        <w:rPr>
+          <w:rStyle w:val="AttributeTok"/>
+        </w:rPr>
+        <w:t xml:space="preserve">y =</w:t>
+      </w:r>
+      <w:r>
+        <w:rPr>
+          <w:rStyle w:val="NormalTok"/>
+        </w:rPr>
+        <w:t xml:space="preserve"> </w:t>
+      </w:r>
+      <w:r>
+        <w:rPr>
+          <w:rStyle w:val="StringTok"/>
+        </w:rPr>
+        <w:t xml:space="preserve">"Miles Per Gallon"</w:t>
+      </w:r>
+      <w:r>
+        <w:rPr>
+          <w:rStyle w:val="NormalTok"/>
+        </w:rPr>
+        <w:t xml:space="preserve">) </w:t>
+      </w:r>
+      <w:r>
+        <w:rPr>
+          <w:rStyle w:val="SpecialCharTok"/>
+        </w:rPr>
+        <w:t xml:space="preserve">+</w:t>
+      </w:r>
+      <w:r>
+        <w:br/>
+      </w:r>
+      <w:r>
+        <w:rPr>
+          <w:rStyle w:val="NormalTok"/>
+        </w:rPr>
+        <w:t xml:space="preserve">  </w:t>
+      </w:r>
+      <w:r>
+        <w:rPr>
+          <w:rStyle w:val="FunctionTok"/>
+        </w:rPr>
+        <w:t xml:space="preserve">theme_bw</w:t>
+      </w:r>
+      <w:r>
+        <w:rPr>
+          <w:rStyle w:val="NormalTok"/>
+        </w:rPr>
+        <w:t xml:space="preserve">()</w:t>
+      </w:r>
+    </w:p>
+    <w:p>
+      <w:pPr>
+        <w:pStyle w:val="FirstParagraph"/>
+      </w:pPr>
+      <w:r>
+        <w:drawing>
+          <wp:inline>
+            <wp:extent cx="5334000" cy="4267200"/>
+            <wp:effectExtent b="0" l="0" r="0" t="0"/>
+            <wp:docPr descr="" title="" id="104" name="Picture"/>
+            <a:graphic>
+              <a:graphicData uri="http://schemas.openxmlformats.org/drawingml/2006/picture">
+                <pic:pic>
+                  <pic:nvPicPr>
+                    <pic:cNvPr descr="12_markdown_files/12_markdown_files/figure-docx/unnamed-chunk-18-1.png" id="105" name="Picture"/>
+                    <pic:cNvPicPr>
+                      <a:picLocks noChangeArrowheads="1" noChangeAspect="1"/>
+                    </pic:cNvPicPr>
+                  </pic:nvPicPr>
+                  <pic:blipFill>
+                    <a:blip r:embed="rId103"/>
+                    <a:stretch>
+                      <a:fillRect/>
+                    </a:stretch>
+                  </pic:blipFill>
+                  <pic:spPr bwMode="auto">
+                    <a:xfrm>
+                      <a:off x="0" y="0"/>
+                      <a:ext cx="5334000" cy="4267200"/>
+                    </a:xfrm>
+                    <a:prstGeom prst="rect">
+                      <a:avLst/>
+                    </a:prstGeom>
+                    <a:noFill/>
+                    <a:ln w="9525">
+                      <a:noFill/>
+                      <a:headEnd/>
+                      <a:tailEnd/>
+                    </a:ln>
+                  </pic:spPr>
+                </pic:pic>
+              </a:graphicData>
+            </a:graphic>
+          </wp:inline>
+        </w:drawing>
+      </w:r>
+    </w:p>
+    <w:bookmarkEnd w:id="106"/>
+    <w:bookmarkStart w:id="107" w:name="task-13"/>
+    <w:p>
+      <w:pPr>
+        <w:pStyle w:val="Heading3"/>
+      </w:pPr>
+      <w:r>
+        <w:t xml:space="preserve">TASK:</w:t>
+      </w:r>
+    </w:p>
+    <w:p>
+      <w:pPr>
+        <w:pStyle w:val="FirstParagraph"/>
+      </w:pPr>
+      <w:r>
+        <w:t xml:space="preserve">Now add</w:t>
+      </w:r>
+      <w:r>
+        <w:t xml:space="preserve"> </w:t>
+      </w:r>
+      <w:r>
+        <w:rPr>
+          <w:rStyle w:val="VerbatimChar"/>
+        </w:rPr>
+        <w:t xml:space="preserve">fig.width=8</w:t>
+      </w:r>
+      <w:r>
+        <w:t xml:space="preserve"> </w:t>
+      </w:r>
+      <w:r>
+        <w:t xml:space="preserve">and</w:t>
+      </w:r>
+      <w:r>
+        <w:t xml:space="preserve"> </w:t>
+      </w:r>
+      <w:r>
+        <w:rPr>
+          <w:rStyle w:val="VerbatimChar"/>
+        </w:rPr>
+        <w:t xml:space="preserve">fig.height=4</w:t>
+      </w:r>
+      <w:r>
+        <w:t xml:space="preserve"> </w:t>
+      </w:r>
+      <w:r>
+        <w:t xml:space="preserve">to the chunk header and Knit</w:t>
+      </w:r>
+      <w:r>
+        <w:t xml:space="preserve"> </w:t>
+      </w:r>
+      <w:r>
+        <w:t xml:space="preserve">again.</w:t>
+      </w:r>
+    </w:p>
+    <w:p>
+      <w:pPr>
+        <w:pStyle w:val="BodyText"/>
+      </w:pPr>
+      <w:r>
+        <w:rPr>
+          <w:b/>
+          <w:bCs/>
+        </w:rPr>
+        <w:t xml:space="preserve">Hint:</w:t>
+      </w:r>
+      <w:r>
+        <w:t xml:space="preserve"> </w:t>
+      </w:r>
+      <w:r>
+        <w:t xml:space="preserve">Your chunk header should look like this when you are done:</w:t>
+      </w:r>
+      <w:r>
+        <w:t xml:space="preserve"> </w:t>
+      </w:r>
+      <w:r>
+        <w:rPr>
+          <w:rStyle w:val="VerbatimChar"/>
+        </w:rPr>
+        <w:t xml:space="preserve">```{r fig.width=8, fig.height=4}</w:t>
+      </w:r>
+    </w:p>
+    <w:bookmarkEnd w:id="107"/>
+    <w:bookmarkStart w:id="108" w:name="check-5"/>
+    <w:p>
+      <w:pPr>
+        <w:pStyle w:val="Heading3"/>
+      </w:pPr>
+      <w:r>
+        <w:t xml:space="preserve">Check</w:t>
+      </w:r>
+    </w:p>
+    <w:p>
+      <w:pPr>
+        <w:pStyle w:val="FirstParagraph"/>
+      </w:pPr>
+      <w:r>
+        <w:t xml:space="preserve">Did the shape of the plot change in your rendered output?</w:t>
+      </w:r>
+    </w:p>
+    <w:p>
+      <w:pPr>
+        <w:pStyle w:val="BodyText"/>
+      </w:pPr>
+      <w:r>
+        <w:t xml:space="preserve">QUESTION: How did changing</w:t>
+      </w:r>
+      <w:r>
+        <w:t xml:space="preserve"> </w:t>
+      </w:r>
+      <w:r>
+        <w:rPr>
+          <w:rStyle w:val="VerbatimChar"/>
+        </w:rPr>
+        <w:t xml:space="preserve">fig.width</w:t>
+      </w:r>
+      <w:r>
+        <w:t xml:space="preserve"> </w:t>
+      </w:r>
+      <w:r>
+        <w:t xml:space="preserve">and</w:t>
+      </w:r>
+      <w:r>
+        <w:t xml:space="preserve"> </w:t>
+      </w:r>
+      <w:r>
+        <w:rPr>
+          <w:rStyle w:val="VerbatimChar"/>
+        </w:rPr>
+        <w:t xml:space="preserve">fig.height</w:t>
+      </w:r>
+      <w:r>
+        <w:t xml:space="preserve"> </w:t>
+      </w:r>
+      <w:r>
+        <w:t xml:space="preserve">affect the appearance of</w:t>
+      </w:r>
+      <w:r>
+        <w:t xml:space="preserve"> </w:t>
+      </w:r>
+      <w:r>
+        <w:t xml:space="preserve">your plot?</w:t>
+      </w:r>
+      <w:r>
+        <w:t xml:space="preserve"> </w:t>
+      </w:r>
+      <w:r>
+        <w:t xml:space="preserve">ANSWER:</w:t>
+      </w:r>
+    </w:p>
+    <w:p>
+      <w:pPr>
+        <w:pStyle w:val="BodyText"/>
+      </w:pPr>
+      <w:r>
+        <w:t xml:space="preserve">QUESTION: Why might consistent figure sizing matter in a professional or academic</w:t>
+      </w:r>
+      <w:r>
+        <w:t xml:space="preserve"> </w:t>
+      </w:r>
+      <w:r>
+        <w:t xml:space="preserve">report?</w:t>
+      </w:r>
+      <w:r>
+        <w:t xml:space="preserve"> </w:t>
+      </w:r>
+      <w:r>
+        <w:t xml:space="preserve">ANSWER:</w:t>
+      </w:r>
+    </w:p>
+    <w:bookmarkEnd w:id="108"/>
+    <w:bookmarkStart w:id="109" w:name="task-14"/>
+    <w:p>
+      <w:pPr>
+        <w:pStyle w:val="Heading3"/>
+      </w:pPr>
+      <w:r>
+        <w:t xml:space="preserve">TASK:</w:t>
+      </w:r>
+    </w:p>
+    <w:p>
+      <w:pPr>
+        <w:pStyle w:val="FirstParagraph"/>
+      </w:pPr>
+      <w:r>
+        <w:t xml:space="preserve">Try setting</w:t>
+      </w:r>
+      <w:r>
+        <w:t xml:space="preserve"> </w:t>
+      </w:r>
+      <w:r>
+        <w:rPr>
+          <w:rStyle w:val="VerbatimChar"/>
+        </w:rPr>
+        <w:t xml:space="preserve">fig.width=4</w:t>
+      </w:r>
+      <w:r>
+        <w:t xml:space="preserve"> </w:t>
+      </w:r>
+      <w:r>
+        <w:t xml:space="preserve">and</w:t>
+      </w:r>
+      <w:r>
+        <w:t xml:space="preserve"> </w:t>
+      </w:r>
+      <w:r>
+        <w:rPr>
+          <w:rStyle w:val="VerbatimChar"/>
+        </w:rPr>
+        <w:t xml:space="preserve">fig.height=6</w:t>
+      </w:r>
+      <w:r>
+        <w:t xml:space="preserve"> </w:t>
+      </w:r>
+      <w:r>
+        <w:t xml:space="preserve">on the same chunk. Knit</w:t>
+      </w:r>
+      <w:r>
+        <w:t xml:space="preserve"> </w:t>
+      </w:r>
+      <w:r>
+        <w:t xml:space="preserve">and observe how the plot changes. Describe what you notice below.</w:t>
+      </w:r>
+    </w:p>
+    <w:p>
+      <w:pPr>
+        <w:pStyle w:val="BodyText"/>
+      </w:pPr>
+      <w:r>
+        <w:rPr>
+          <w:b/>
+          <w:bCs/>
+        </w:rPr>
+        <w:t xml:space="preserve">Observation:</w:t>
+      </w:r>
+      <w:r>
+        <w:t xml:space="preserve"> </w:t>
+      </w:r>
+      <w:r>
+        <w:t xml:space="preserve">[Write your response here.]</w:t>
+      </w:r>
+    </w:p>
+    <w:p>
+      <w:r>
+        <w:pict>
+          <v:rect style="width:0;height:1.5pt" o:hralign="center" o:hrstd="t" o:hr="t"/>
+        </w:pict>
+      </w:r>
+    </w:p>
+    <w:bookmarkEnd w:id="109"/>
+    <w:bookmarkEnd w:id="110"/>
+    <w:bookmarkStart w:id="113" w:name="step-6-adding-a-table-of-contents"/>
+    <w:p>
+      <w:pPr>
+        <w:pStyle w:val="Heading2"/>
+      </w:pPr>
+      <w:r>
+        <w:t xml:space="preserve">Step 6: Adding a Table of Contents</w:t>
+      </w:r>
+    </w:p>
+    <w:p>
+      <w:pPr>
+        <w:pStyle w:val="FirstParagraph"/>
+      </w:pPr>
+      <w:r>
+        <w:t xml:space="preserve">A table of contents makes it easier to navigate your report, especially</w:t>
+      </w:r>
+      <w:r>
+        <w:t xml:space="preserve"> </w:t>
+      </w:r>
+      <w:r>
+        <w:t xml:space="preserve">as it gets longer. You can add one by modifying the YAML header at the</w:t>
+      </w:r>
+      <w:r>
+        <w:t xml:space="preserve"> </w:t>
+      </w:r>
+      <w:r>
+        <w:t xml:space="preserve">very top of your</w:t>
+      </w:r>
+      <w:r>
+        <w:t xml:space="preserve"> </w:t>
+      </w:r>
+      <w:r>
+        <w:rPr>
+          <w:rStyle w:val="VerbatimChar"/>
+        </w:rPr>
+        <w:t xml:space="preserve">.Rmd</w:t>
+      </w:r>
+      <w:r>
+        <w:t xml:space="preserve"> </w:t>
+      </w:r>
+      <w:r>
+        <w:t xml:space="preserve">file.</w:t>
+      </w:r>
+    </w:p>
+    <w:bookmarkStart w:id="111" w:name="task-15"/>
+    <w:p>
+      <w:pPr>
+        <w:pStyle w:val="Heading3"/>
+      </w:pPr>
+      <w:r>
+        <w:t xml:space="preserve">TASK:</w:t>
+      </w:r>
+    </w:p>
+    <w:p>
+      <w:pPr>
+        <w:pStyle w:val="FirstParagraph"/>
+      </w:pPr>
+      <w:r>
+        <w:t xml:space="preserve">Make sure the YAML header at the very top of your document looks like</w:t>
+      </w:r>
+      <w:r>
+        <w:t xml:space="preserve"> </w:t>
+      </w:r>
+      <w:r>
+        <w:t xml:space="preserve">this, then Knit:</w:t>
+      </w:r>
+    </w:p>
+    <w:p>
+      <w:pPr>
+        <w:pStyle w:val="SourceCode"/>
+      </w:pPr>
+      <w:r>
+        <w:rPr>
+          <w:rStyle w:val="PreprocessorTok"/>
+        </w:rPr>
+        <w:t xml:space="preserve">---</w:t>
+      </w:r>
+      <w:r>
+        <w:br/>
+      </w:r>
+      <w:r>
+        <w:rPr>
+          <w:rStyle w:val="FunctionTok"/>
+        </w:rPr>
+        <w:t xml:space="preserve">title</w:t>
+      </w:r>
+      <w:r>
+        <w:rPr>
+          <w:rStyle w:val="KeywordTok"/>
+        </w:rPr>
+        <w:t xml:space="preserve">:</w:t>
+      </w:r>
+      <w:r>
+        <w:rPr>
+          <w:rStyle w:val="AttributeTok"/>
+        </w:rPr>
+        <w:t xml:space="preserve"> </w:t>
+      </w:r>
+      <w:r>
+        <w:rPr>
+          <w:rStyle w:val="StringTok"/>
+        </w:rPr>
+        <w:t xml:space="preserve">"Group5_RMarkdown"</w:t>
+      </w:r>
+      <w:r>
+        <w:br/>
+      </w:r>
+      <w:r>
+        <w:rPr>
+          <w:rStyle w:val="FunctionTok"/>
+        </w:rPr>
+        <w:t xml:space="preserve">author</w:t>
+      </w:r>
+      <w:r>
+        <w:rPr>
+          <w:rStyle w:val="KeywordTok"/>
+        </w:rPr>
+        <w:t xml:space="preserve">:</w:t>
+      </w:r>
+      <w:r>
+        <w:rPr>
+          <w:rStyle w:val="AttributeTok"/>
+        </w:rPr>
+        <w:t xml:space="preserve"> </w:t>
+      </w:r>
+      <w:r>
+        <w:rPr>
+          <w:rStyle w:val="StringTok"/>
+        </w:rPr>
+        <w:t xml:space="preserve">"Arnav Pandey, Themesha Parker, Michelle Bautista Canuto, Dhanush Devanand"</w:t>
+      </w:r>
+      <w:r>
+        <w:br/>
+      </w:r>
+      <w:r>
+        <w:rPr>
+          <w:rStyle w:val="FunctionTok"/>
+        </w:rPr>
+        <w:t xml:space="preserve">date</w:t>
+      </w:r>
+      <w:r>
+        <w:rPr>
+          <w:rStyle w:val="KeywordTok"/>
+        </w:rPr>
+        <w:t xml:space="preserve">:</w:t>
+      </w:r>
+      <w:r>
+        <w:rPr>
+          <w:rStyle w:val="AttributeTok"/>
+        </w:rPr>
+        <w:t xml:space="preserve"> </w:t>
+      </w:r>
+      <w:r>
+        <w:rPr>
+          <w:rStyle w:val="StringTok"/>
+        </w:rPr>
+        <w:t xml:space="preserve">"2026-04-26"</w:t>
+      </w:r>
+      <w:r>
+        <w:br/>
+      </w:r>
+      <w:r>
+        <w:rPr>
+          <w:rStyle w:val="FunctionTok"/>
+        </w:rPr>
+        <w:t xml:space="preserve">output</w:t>
+      </w:r>
+      <w:r>
+        <w:rPr>
+          <w:rStyle w:val="KeywordTok"/>
+        </w:rPr>
+        <w:t xml:space="preserve">:</w:t>
+      </w:r>
+      <w:r>
+        <w:br/>
+      </w:r>
+      <w:r>
+        <w:rPr>
+          <w:rStyle w:val="AttributeTok"/>
+        </w:rPr>
+        <w:t xml:space="preserve">  </w:t>
+      </w:r>
+      <w:r>
+        <w:rPr>
+          <w:rStyle w:val="FunctionTok"/>
+        </w:rPr>
+        <w:t xml:space="preserve">html_document</w:t>
+      </w:r>
+      <w:r>
+        <w:rPr>
+          <w:rStyle w:val="KeywordTok"/>
+        </w:rPr>
+        <w:t xml:space="preserve">:</w:t>
+      </w:r>
+      <w:r>
+        <w:br/>
+      </w:r>
+      <w:r>
+        <w:rPr>
+          <w:rStyle w:val="AttributeTok"/>
+        </w:rPr>
+        <w:t xml:space="preserve">    </w:t>
+      </w:r>
+      <w:r>
+        <w:rPr>
+          <w:rStyle w:val="FunctionTok"/>
+        </w:rPr>
+        <w:t xml:space="preserve">toc</w:t>
+      </w:r>
+      <w:r>
+        <w:rPr>
+          <w:rStyle w:val="KeywordTok"/>
+        </w:rPr>
+        <w:t xml:space="preserve">:</w:t>
+      </w:r>
+      <w:r>
+        <w:rPr>
+          <w:rStyle w:val="AttributeTok"/>
+        </w:rPr>
+        <w:t xml:space="preserve"> </w:t>
+      </w:r>
+      <w:r>
+        <w:rPr>
+          <w:rStyle w:val="CharTok"/>
+        </w:rPr>
+        <w:t xml:space="preserve">true</w:t>
+      </w:r>
+      <w:r>
+        <w:br/>
+      </w:r>
+      <w:r>
+        <w:rPr>
+          <w:rStyle w:val="PreprocessorTok"/>
+        </w:rPr>
+        <w:t xml:space="preserve">---</w:t>
+      </w:r>
+    </w:p>
+    <w:bookmarkEnd w:id="111"/>
+    <w:bookmarkStart w:id="112" w:name="check-6"/>
+    <w:p>
+      <w:pPr>
+        <w:pStyle w:val="Heading3"/>
+      </w:pPr>
+      <w:r>
+        <w:t xml:space="preserve">Check</w:t>
+      </w:r>
+    </w:p>
+    <w:p>
+      <w:pPr>
+        <w:pStyle w:val="FirstParagraph"/>
+      </w:pPr>
+      <w:r>
+        <w:t xml:space="preserve">Do you now see a table of contents at the top of your rendered HTML</w:t>
+      </w:r>
+      <w:r>
+        <w:t xml:space="preserve"> </w:t>
+      </w:r>
+      <w:r>
+        <w:t xml:space="preserve">document?</w:t>
+      </w:r>
+    </w:p>
+    <w:p>
+      <w:pPr>
+        <w:pStyle w:val="BodyText"/>
+      </w:pPr>
+      <w:r>
+        <w:t xml:space="preserve">QUESTION: How does a table of contents improve the readability of a long report?</w:t>
+      </w:r>
+      <w:r>
+        <w:t xml:space="preserve"> </w:t>
+      </w:r>
+      <w:r>
+        <w:t xml:space="preserve">ANSWER:</w:t>
+      </w:r>
+    </w:p>
+    <w:p>
+      <w:pPr>
+        <w:pStyle w:val="BodyText"/>
+      </w:pPr>
+      <w:r>
+        <w:t xml:space="preserve">QUESTION: The table of contents is automatically generated from your headings.</w:t>
+      </w:r>
+      <w:r>
+        <w:t xml:space="preserve"> </w:t>
+      </w:r>
+      <w:r>
+        <w:t xml:space="preserve">What does this tell you about the importance of using proper heading</w:t>
+      </w:r>
+      <w:r>
+        <w:t xml:space="preserve"> </w:t>
+      </w:r>
+      <w:r>
+        <w:t xml:space="preserve">levels (</w:t>
+      </w:r>
+      <w:r>
+        <w:rPr>
+          <w:rStyle w:val="VerbatimChar"/>
+        </w:rPr>
+        <w:t xml:space="preserve">#</w:t>
+      </w:r>
+      <w:r>
+        <w:t xml:space="preserve">,</w:t>
+      </w:r>
+      <w:r>
+        <w:t xml:space="preserve"> </w:t>
+      </w:r>
+      <w:r>
+        <w:rPr>
+          <w:rStyle w:val="VerbatimChar"/>
+        </w:rPr>
+        <w:t xml:space="preserve">##</w:t>
+      </w:r>
+      <w:r>
+        <w:t xml:space="preserve">,</w:t>
+      </w:r>
+      <w:r>
+        <w:t xml:space="preserve"> </w:t>
+      </w:r>
+      <w:r>
+        <w:rPr>
+          <w:rStyle w:val="VerbatimChar"/>
+        </w:rPr>
+        <w:t xml:space="preserve">###</w:t>
+      </w:r>
+      <w:r>
+        <w:t xml:space="preserve">) throughout your document?</w:t>
+      </w:r>
+      <w:r>
+        <w:t xml:space="preserve"> </w:t>
+      </w:r>
+      <w:r>
+        <w:t xml:space="preserve">ANSWER:</w:t>
+      </w:r>
+    </w:p>
+    <w:p>
+      <w:r>
+        <w:pict>
+          <v:rect style="width:0;height:1.5pt" o:hralign="center" o:hrstd="t" o:hr="t"/>
+        </w:pict>
+      </w:r>
+    </w:p>
+    <w:bookmarkEnd w:id="112"/>
+    <w:bookmarkEnd w:id="113"/>
+    <w:bookmarkStart w:id="117" w:name="step-7-adding-hyperlinks"/>
+    <w:p>
+      <w:pPr>
+        <w:pStyle w:val="Heading2"/>
+      </w:pPr>
+      <w:r>
+        <w:t xml:space="preserve">Step 7: Adding Hyperlinks</w:t>
+      </w:r>
+    </w:p>
+    <w:p>
+      <w:pPr>
+        <w:pStyle w:val="FirstParagraph"/>
+      </w:pPr>
+      <w:r>
+        <w:t xml:space="preserve">You can include clickable links in your report to point readers to</w:t>
+      </w:r>
+      <w:r>
+        <w:t xml:space="preserve"> </w:t>
+      </w:r>
+      <w:r>
+        <w:t xml:space="preserve">additional resources. The syntax is</w:t>
+      </w:r>
+      <w:r>
+        <w:t xml:space="preserve"> </w:t>
+      </w:r>
+      <w:r>
+        <w:rPr>
+          <w:rStyle w:val="VerbatimChar"/>
+        </w:rPr>
+        <w:t xml:space="preserve">[link text](URL)</w:t>
+      </w:r>
+      <w:r>
+        <w:t xml:space="preserve">.</w:t>
+      </w:r>
+    </w:p>
+    <w:bookmarkStart w:id="114" w:name="task-16"/>
+    <w:p>
+      <w:pPr>
+        <w:pStyle w:val="Heading3"/>
+      </w:pPr>
+      <w:r>
+        <w:t xml:space="preserve">TASK:</w:t>
+      </w:r>
+    </w:p>
+    <w:p>
+      <w:pPr>
+        <w:pStyle w:val="FirstParagraph"/>
+      </w:pPr>
+      <w:r>
+        <w:t xml:space="preserve">Add the following clickable link somewhere in your document and Knit:</w:t>
+      </w:r>
+    </w:p>
+    <w:p>
+      <w:pPr>
+        <w:pStyle w:val="BodyText"/>
+      </w:pPr>
+      <w:r>
+        <w:rPr>
+          <w:rStyle w:val="VerbatimChar"/>
+        </w:rPr>
+        <w:t xml:space="preserve">[R Markdown documentation](https://rmarkdown.rstudio.com)</w:t>
+      </w:r>
+    </w:p>
+    <w:bookmarkEnd w:id="114"/>
+    <w:bookmarkStart w:id="115" w:name="check-7"/>
+    <w:p>
+      <w:pPr>
+        <w:pStyle w:val="Heading3"/>
+      </w:pPr>
+      <w:r>
+        <w:t xml:space="preserve">Check</w:t>
+      </w:r>
+    </w:p>
+    <w:p>
+      <w:pPr>
+        <w:pStyle w:val="FirstParagraph"/>
+      </w:pPr>
+      <w:r>
+        <w:t xml:space="preserve">Does the link appear clickable after knitting?</w:t>
+      </w:r>
+    </w:p>
+    <w:bookmarkEnd w:id="115"/>
+    <w:bookmarkStart w:id="116" w:name="task-17"/>
+    <w:p>
+      <w:pPr>
+        <w:pStyle w:val="Heading3"/>
+      </w:pPr>
+      <w:r>
+        <w:t xml:space="preserve">TASK:</w:t>
+      </w:r>
+    </w:p>
+    <w:p>
+      <w:pPr>
+        <w:pStyle w:val="FirstParagraph"/>
+      </w:pPr>
+      <w:r>
+        <w:t xml:space="preserve">Now add a second hyperlink of your own. Find a webpage related to</w:t>
+      </w:r>
+      <w:r>
+        <w:t xml:space="preserve"> </w:t>
+      </w:r>
+      <w:r>
+        <w:t xml:space="preserve">something covered in this assignment — for example, the mtcars dataset,</w:t>
+      </w:r>
+      <w:r>
+        <w:t xml:space="preserve"> </w:t>
+      </w:r>
+      <w:r>
+        <w:t xml:space="preserve">ggplot2, or R Markdown chunk options — and add it below using the same</w:t>
+      </w:r>
+      <w:r>
+        <w:t xml:space="preserve"> </w:t>
+      </w:r>
+      <w:r>
+        <w:t xml:space="preserve">syntax.</w:t>
+      </w:r>
+    </w:p>
+    <w:p>
+      <w:pPr>
+        <w:pStyle w:val="BodyText"/>
+      </w:pPr>
+      <w:r>
+        <w:rPr>
+          <w:b/>
+          <w:bCs/>
+        </w:rPr>
+        <w:t xml:space="preserve">Your hyperlink:</w:t>
+      </w:r>
+      <w:r>
+        <w:t xml:space="preserve"> </w:t>
+      </w:r>
+      <w:r>
+        <w:t xml:space="preserve">[Write your hyperlink here.]</w:t>
+      </w:r>
+    </w:p>
+    <w:p>
+      <w:pPr>
+        <w:pStyle w:val="BodyText"/>
+      </w:pPr>
+      <w:r>
+        <w:t xml:space="preserve">QUESTION: When might adding a hyperlink be useful in a data report?</w:t>
+      </w:r>
+      <w:r>
+        <w:t xml:space="preserve"> </w:t>
+      </w:r>
+      <w:r>
+        <w:t xml:space="preserve">ANSWER:</w:t>
+      </w:r>
+    </w:p>
+    <w:p>
+      <w:r>
+        <w:pict>
+          <v:rect style="width:0;height:1.5pt" o:hralign="center" o:hrstd="t" o:hr="t"/>
+        </w:pict>
+      </w:r>
+    </w:p>
+    <w:bookmarkEnd w:id="116"/>
+    <w:bookmarkEnd w:id="117"/>
+    <w:bookmarkStart w:id="120" w:name="step-8-writing-a-strong-conclusion"/>
+    <w:p>
+      <w:pPr>
+        <w:pStyle w:val="Heading2"/>
+      </w:pPr>
+      <w:r>
         <w:t xml:space="preserve">Step 8: Writing a Strong Conclusion</w:t>
       </w:r>
     </w:p>
@@ -8962,7 +10016,7 @@
         <w:t xml:space="preserve">done and what was found.</w:t>
       </w:r>
     </w:p>
-    <w:bookmarkStart w:id="100" w:name="task-18"/>
+    <w:bookmarkStart w:id="118" w:name="task-18"/>
     <w:p>
       <w:pPr>
         <w:pStyle w:val="Heading3"/>
@@ -9051,8 +10105,8 @@
         <w:t xml:space="preserve">[Write your response here.]</w:t>
       </w:r>
     </w:p>
-    <w:bookmarkEnd w:id="100"/>
-    <w:bookmarkStart w:id="101" w:name="task-19"/>
+    <w:bookmarkEnd w:id="118"/>
+    <w:bookmarkStart w:id="119" w:name="task-19"/>
     <w:p>
       <w:pPr>
         <w:pStyle w:val="Heading3"/>
@@ -9139,9 +10193,9 @@
         </w:pict>
       </w:r>
     </w:p>
-    <w:bookmarkEnd w:id="101"/>
-    <w:bookmarkEnd w:id="102"/>
-    <w:bookmarkStart w:id="103" w:name="step-9-final-check-and-knit"/>
+    <w:bookmarkEnd w:id="119"/>
+    <w:bookmarkEnd w:id="120"/>
+    <w:bookmarkStart w:id="121" w:name="step-9-final-check-and-knit"/>
     <w:p>
       <w:pPr>
         <w:pStyle w:val="Heading2"/>
@@ -9398,8 +10452,8 @@
         <w:t xml:space="preserve">your completed report.</w:t>
       </w:r>
     </w:p>
-    <w:bookmarkEnd w:id="103"/>
-    <w:bookmarkEnd w:id="104"/>
+    <w:bookmarkEnd w:id="121"/>
+    <w:bookmarkEnd w:id="122"/>
     <w:sectPr>
       <w:footnotePr>
         <w:numRestart w:val="eachSect"/>
